--- a/python/python6_matplotlib_essentials.docx
+++ b/python/python6_matplotlib_essentials.docx
@@ -9,17 +9,17 @@
           <w:rFonts w:ascii="Calibri" w:hAnsi="Calibri" w:cs="Calibri"/>
           <w:b/>
           <w:bCs/>
-          <w:sz w:val="44"/>
-          <w:szCs w:val="44"/>
-        </w:rPr>
-      </w:pPr>
-      <w:r>
-        <w:rPr>
-          <w:rFonts w:ascii="Calibri" w:hAnsi="Calibri" w:cs="Calibri"/>
-          <w:b/>
-          <w:bCs/>
-          <w:sz w:val="44"/>
-          <w:szCs w:val="44"/>
+          <w:sz w:val="42"/>
+          <w:szCs w:val="42"/>
+        </w:rPr>
+      </w:pPr>
+      <w:r>
+        <w:rPr>
+          <w:rFonts w:ascii="Calibri" w:hAnsi="Calibri" w:cs="Calibri"/>
+          <w:b/>
+          <w:bCs/>
+          <w:sz w:val="42"/>
+          <w:szCs w:val="42"/>
         </w:rPr>
         <w:t>INDEX</w:t>
       </w:r>
@@ -28,15 +28,19 @@
       <w:pPr>
         <w:rPr>
           <w:rFonts w:ascii="Calibri" w:hAnsi="Calibri" w:cs="Calibri"/>
-          <w:sz w:val="32"/>
-          <w:szCs w:val="32"/>
-        </w:rPr>
-      </w:pPr>
-      <w:r>
-        <w:rPr>
-          <w:rFonts w:ascii="Calibri" w:hAnsi="Calibri" w:cs="Calibri"/>
-          <w:sz w:val="32"/>
-          <w:szCs w:val="32"/>
+          <w:b/>
+          <w:bCs/>
+          <w:sz w:val="34"/>
+          <w:szCs w:val="34"/>
+        </w:rPr>
+      </w:pPr>
+      <w:r>
+        <w:rPr>
+          <w:rFonts w:ascii="Calibri" w:hAnsi="Calibri" w:cs="Calibri"/>
+          <w:b/>
+          <w:bCs/>
+          <w:sz w:val="34"/>
+          <w:szCs w:val="34"/>
         </w:rPr>
         <w:br w:type="page"/>
       </w:r>
@@ -48,17 +52,17 @@
           <w:rFonts w:ascii="Calibri" w:hAnsi="Calibri" w:cs="Calibri"/>
           <w:b/>
           <w:bCs/>
-          <w:sz w:val="36"/>
-          <w:szCs w:val="36"/>
-        </w:rPr>
-      </w:pPr>
-      <w:r>
-        <w:rPr>
-          <w:rFonts w:ascii="Calibri" w:hAnsi="Calibri" w:cs="Calibri"/>
-          <w:b/>
-          <w:bCs/>
-          <w:sz w:val="36"/>
-          <w:szCs w:val="36"/>
+          <w:sz w:val="34"/>
+          <w:szCs w:val="34"/>
+        </w:rPr>
+      </w:pPr>
+      <w:r>
+        <w:rPr>
+          <w:rFonts w:ascii="Calibri" w:hAnsi="Calibri" w:cs="Calibri"/>
+          <w:b/>
+          <w:bCs/>
+          <w:sz w:val="34"/>
+          <w:szCs w:val="34"/>
         </w:rPr>
         <w:lastRenderedPageBreak/>
         <w:t>Matpotlib Essentials:</w:t>
@@ -69,15 +73,15 @@
         <w:jc w:val="both"/>
         <w:rPr>
           <w:rFonts w:ascii="Calibri" w:hAnsi="Calibri" w:cs="Calibri"/>
-          <w:sz w:val="36"/>
-          <w:szCs w:val="36"/>
-        </w:rPr>
-      </w:pPr>
-      <w:r>
-        <w:rPr>
-          <w:rFonts w:ascii="Calibri" w:hAnsi="Calibri" w:cs="Calibri"/>
-          <w:sz w:val="36"/>
-          <w:szCs w:val="36"/>
+          <w:sz w:val="34"/>
+          <w:szCs w:val="34"/>
+        </w:rPr>
+      </w:pPr>
+      <w:r>
+        <w:rPr>
+          <w:rFonts w:ascii="Calibri" w:hAnsi="Calibri" w:cs="Calibri"/>
+          <w:sz w:val="34"/>
+          <w:szCs w:val="34"/>
         </w:rPr>
         <w:t># Matplotlib is a powerful Python library used for data visualization, meaning, it helps us plot data in many different ways such as:</w:t>
       </w:r>
@@ -92,23 +96,23 @@
         <w:jc w:val="both"/>
         <w:rPr>
           <w:rFonts w:ascii="Calibri" w:hAnsi="Calibri" w:cs="Calibri"/>
-          <w:sz w:val="36"/>
-          <w:szCs w:val="36"/>
-        </w:rPr>
-      </w:pPr>
-      <w:r>
-        <w:rPr>
-          <w:rFonts w:ascii="Calibri" w:hAnsi="Calibri" w:cs="Calibri"/>
-          <w:sz w:val="36"/>
-          <w:szCs w:val="36"/>
+          <w:sz w:val="34"/>
+          <w:szCs w:val="34"/>
+        </w:rPr>
+      </w:pPr>
+      <w:r>
+        <w:rPr>
+          <w:rFonts w:ascii="Calibri" w:hAnsi="Calibri" w:cs="Calibri"/>
+          <w:sz w:val="34"/>
+          <w:szCs w:val="34"/>
         </w:rPr>
         <w:t xml:space="preserve">Line plots </w:t>
       </w:r>
       <w:r>
         <w:rPr>
           <w:rFonts w:ascii="Segoe UI Emoji" w:hAnsi="Segoe UI Emoji" w:cs="Segoe UI Emoji"/>
-          <w:sz w:val="36"/>
-          <w:szCs w:val="36"/>
+          <w:sz w:val="34"/>
+          <w:szCs w:val="34"/>
         </w:rPr>
         <w:t>📈</w:t>
       </w:r>
@@ -123,23 +127,23 @@
         <w:jc w:val="both"/>
         <w:rPr>
           <w:rFonts w:ascii="Calibri" w:hAnsi="Calibri" w:cs="Calibri"/>
-          <w:sz w:val="36"/>
-          <w:szCs w:val="36"/>
-        </w:rPr>
-      </w:pPr>
-      <w:r>
-        <w:rPr>
-          <w:rFonts w:ascii="Calibri" w:hAnsi="Calibri" w:cs="Calibri"/>
-          <w:sz w:val="36"/>
-          <w:szCs w:val="36"/>
+          <w:sz w:val="34"/>
+          <w:szCs w:val="34"/>
+        </w:rPr>
+      </w:pPr>
+      <w:r>
+        <w:rPr>
+          <w:rFonts w:ascii="Calibri" w:hAnsi="Calibri" w:cs="Calibri"/>
+          <w:sz w:val="34"/>
+          <w:szCs w:val="34"/>
         </w:rPr>
         <w:t xml:space="preserve">Scatter plots </w:t>
       </w:r>
       <w:r>
         <w:rPr>
           <w:rFonts w:ascii="Segoe UI Emoji" w:hAnsi="Segoe UI Emoji" w:cs="Segoe UI Emoji"/>
-          <w:sz w:val="36"/>
-          <w:szCs w:val="36"/>
+          <w:sz w:val="34"/>
+          <w:szCs w:val="34"/>
         </w:rPr>
         <w:t>⚫</w:t>
       </w:r>
@@ -154,23 +158,23 @@
         <w:jc w:val="both"/>
         <w:rPr>
           <w:rFonts w:ascii="Calibri" w:hAnsi="Calibri" w:cs="Calibri"/>
-          <w:sz w:val="36"/>
-          <w:szCs w:val="36"/>
-        </w:rPr>
-      </w:pPr>
-      <w:r>
-        <w:rPr>
-          <w:rFonts w:ascii="Calibri" w:hAnsi="Calibri" w:cs="Calibri"/>
-          <w:sz w:val="36"/>
-          <w:szCs w:val="36"/>
+          <w:sz w:val="34"/>
+          <w:szCs w:val="34"/>
+        </w:rPr>
+      </w:pPr>
+      <w:r>
+        <w:rPr>
+          <w:rFonts w:ascii="Calibri" w:hAnsi="Calibri" w:cs="Calibri"/>
+          <w:sz w:val="34"/>
+          <w:szCs w:val="34"/>
         </w:rPr>
         <w:t xml:space="preserve">Bar charts </w:t>
       </w:r>
       <w:r>
         <w:rPr>
           <w:rFonts w:ascii="Segoe UI Emoji" w:hAnsi="Segoe UI Emoji" w:cs="Segoe UI Emoji"/>
-          <w:sz w:val="36"/>
-          <w:szCs w:val="36"/>
+          <w:sz w:val="34"/>
+          <w:szCs w:val="34"/>
         </w:rPr>
         <w:t>📊</w:t>
       </w:r>
@@ -185,23 +189,23 @@
         <w:jc w:val="both"/>
         <w:rPr>
           <w:rFonts w:ascii="Calibri" w:hAnsi="Calibri" w:cs="Calibri"/>
-          <w:sz w:val="36"/>
-          <w:szCs w:val="36"/>
-        </w:rPr>
-      </w:pPr>
-      <w:r>
-        <w:rPr>
-          <w:rFonts w:ascii="Calibri" w:hAnsi="Calibri" w:cs="Calibri"/>
-          <w:sz w:val="36"/>
-          <w:szCs w:val="36"/>
+          <w:sz w:val="34"/>
+          <w:szCs w:val="34"/>
+        </w:rPr>
+      </w:pPr>
+      <w:r>
+        <w:rPr>
+          <w:rFonts w:ascii="Calibri" w:hAnsi="Calibri" w:cs="Calibri"/>
+          <w:sz w:val="34"/>
+          <w:szCs w:val="34"/>
         </w:rPr>
         <w:t xml:space="preserve">Histograms </w:t>
       </w:r>
       <w:r>
         <w:rPr>
           <w:rFonts w:ascii="Segoe UI Emoji" w:hAnsi="Segoe UI Emoji" w:cs="Segoe UI Emoji"/>
-          <w:sz w:val="36"/>
-          <w:szCs w:val="36"/>
+          <w:sz w:val="34"/>
+          <w:szCs w:val="34"/>
         </w:rPr>
         <w:t>📉</w:t>
       </w:r>
@@ -216,23 +220,23 @@
         <w:jc w:val="both"/>
         <w:rPr>
           <w:rFonts w:ascii="Calibri" w:hAnsi="Calibri" w:cs="Calibri"/>
-          <w:sz w:val="36"/>
-          <w:szCs w:val="36"/>
-        </w:rPr>
-      </w:pPr>
-      <w:r>
-        <w:rPr>
-          <w:rFonts w:ascii="Calibri" w:hAnsi="Calibri" w:cs="Calibri"/>
-          <w:sz w:val="36"/>
-          <w:szCs w:val="36"/>
+          <w:sz w:val="34"/>
+          <w:szCs w:val="34"/>
+        </w:rPr>
+      </w:pPr>
+      <w:r>
+        <w:rPr>
+          <w:rFonts w:ascii="Calibri" w:hAnsi="Calibri" w:cs="Calibri"/>
+          <w:sz w:val="34"/>
+          <w:szCs w:val="34"/>
         </w:rPr>
         <w:t xml:space="preserve">Pie charts </w:t>
       </w:r>
       <w:r>
         <w:rPr>
           <w:rFonts w:ascii="Segoe UI Emoji" w:hAnsi="Segoe UI Emoji" w:cs="Segoe UI Emoji"/>
-          <w:sz w:val="36"/>
-          <w:szCs w:val="36"/>
+          <w:sz w:val="34"/>
+          <w:szCs w:val="34"/>
         </w:rPr>
         <w:t>🥧</w:t>
       </w:r>
@@ -247,15 +251,15 @@
         <w:jc w:val="both"/>
         <w:rPr>
           <w:rFonts w:ascii="Calibri" w:hAnsi="Calibri" w:cs="Calibri"/>
-          <w:sz w:val="36"/>
-          <w:szCs w:val="36"/>
-        </w:rPr>
-      </w:pPr>
-      <w:r>
-        <w:rPr>
-          <w:rFonts w:ascii="Calibri" w:hAnsi="Calibri" w:cs="Calibri"/>
-          <w:sz w:val="36"/>
-          <w:szCs w:val="36"/>
+          <w:sz w:val="34"/>
+          <w:szCs w:val="34"/>
+        </w:rPr>
+      </w:pPr>
+      <w:r>
+        <w:rPr>
+          <w:rFonts w:ascii="Calibri" w:hAnsi="Calibri" w:cs="Calibri"/>
+          <w:sz w:val="34"/>
+          <w:szCs w:val="34"/>
         </w:rPr>
         <w:t>And more!</w:t>
       </w:r>
@@ -265,15 +269,15 @@
         <w:jc w:val="both"/>
         <w:rPr>
           <w:rFonts w:ascii="Calibri" w:hAnsi="Calibri" w:cs="Calibri"/>
-          <w:sz w:val="36"/>
-          <w:szCs w:val="36"/>
-        </w:rPr>
-      </w:pPr>
-      <w:r>
-        <w:rPr>
-          <w:rFonts w:ascii="Calibri" w:hAnsi="Calibri" w:cs="Calibri"/>
-          <w:sz w:val="36"/>
-          <w:szCs w:val="36"/>
+          <w:sz w:val="34"/>
+          <w:szCs w:val="34"/>
+        </w:rPr>
+      </w:pPr>
+      <w:r>
+        <w:rPr>
+          <w:rFonts w:ascii="Calibri" w:hAnsi="Calibri" w:cs="Calibri"/>
+          <w:sz w:val="34"/>
+          <w:szCs w:val="34"/>
         </w:rPr>
         <w:t>#</w:t>
       </w:r>
@@ -282,16 +286,16 @@
           <w:rFonts w:ascii="Calibri" w:hAnsi="Calibri" w:cs="Calibri"/>
           <w:b/>
           <w:bCs/>
-          <w:sz w:val="36"/>
-          <w:szCs w:val="36"/>
+          <w:sz w:val="34"/>
+          <w:szCs w:val="34"/>
         </w:rPr>
         <w:t xml:space="preserve"> pyplot </w:t>
       </w:r>
       <w:r>
         <w:rPr>
           <w:rFonts w:ascii="Calibri" w:hAnsi="Calibri" w:cs="Calibri"/>
-          <w:sz w:val="36"/>
-          <w:szCs w:val="36"/>
+          <w:sz w:val="34"/>
+          <w:szCs w:val="34"/>
         </w:rPr>
         <w:t xml:space="preserve">is a sub-module in </w:t>
       </w:r>
@@ -300,16 +304,16 @@
           <w:rFonts w:ascii="Calibri" w:hAnsi="Calibri" w:cs="Calibri"/>
           <w:b/>
           <w:bCs/>
-          <w:sz w:val="36"/>
-          <w:szCs w:val="36"/>
+          <w:sz w:val="34"/>
+          <w:szCs w:val="34"/>
         </w:rPr>
         <w:t>Matplotlib</w:t>
       </w:r>
       <w:r>
         <w:rPr>
           <w:rFonts w:ascii="Calibri" w:hAnsi="Calibri" w:cs="Calibri"/>
-          <w:sz w:val="36"/>
-          <w:szCs w:val="36"/>
+          <w:sz w:val="34"/>
+          <w:szCs w:val="34"/>
         </w:rPr>
         <w:t xml:space="preserve"> that provides simple functions for creating plots (like </w:t>
       </w:r>
@@ -318,16 +322,16 @@
           <w:rFonts w:ascii="Calibri" w:hAnsi="Calibri" w:cs="Calibri"/>
           <w:b/>
           <w:bCs/>
-          <w:sz w:val="36"/>
-          <w:szCs w:val="36"/>
+          <w:sz w:val="34"/>
+          <w:szCs w:val="34"/>
         </w:rPr>
         <w:t>plt.plot()</w:t>
       </w:r>
       <w:r>
         <w:rPr>
           <w:rFonts w:ascii="Calibri" w:hAnsi="Calibri" w:cs="Calibri"/>
-          <w:sz w:val="36"/>
-          <w:szCs w:val="36"/>
+          <w:sz w:val="34"/>
+          <w:szCs w:val="34"/>
         </w:rPr>
         <w:t xml:space="preserve">, </w:t>
       </w:r>
@@ -336,16 +340,16 @@
           <w:rFonts w:ascii="Calibri" w:hAnsi="Calibri" w:cs="Calibri"/>
           <w:b/>
           <w:bCs/>
-          <w:sz w:val="36"/>
-          <w:szCs w:val="36"/>
+          <w:sz w:val="34"/>
+          <w:szCs w:val="34"/>
         </w:rPr>
         <w:t>plt.scatter()</w:t>
       </w:r>
       <w:r>
         <w:rPr>
           <w:rFonts w:ascii="Calibri" w:hAnsi="Calibri" w:cs="Calibri"/>
-          <w:sz w:val="36"/>
-          <w:szCs w:val="36"/>
+          <w:sz w:val="34"/>
+          <w:szCs w:val="34"/>
         </w:rPr>
         <w:t>, etc.).</w:t>
       </w:r>
@@ -355,29 +359,29 @@
         <w:jc w:val="both"/>
         <w:rPr>
           <w:rFonts w:ascii="Calibri" w:hAnsi="Calibri" w:cs="Calibri"/>
-          <w:sz w:val="36"/>
-          <w:szCs w:val="36"/>
-        </w:rPr>
-      </w:pPr>
-    </w:p>
-    <w:p>
-      <w:pPr>
-        <w:jc w:val="both"/>
-        <w:rPr>
-          <w:rFonts w:ascii="Calibri" w:hAnsi="Calibri" w:cs="Calibri"/>
-          <w:b/>
-          <w:bCs/>
-          <w:sz w:val="36"/>
-          <w:szCs w:val="36"/>
-        </w:rPr>
-      </w:pPr>
-      <w:r>
-        <w:rPr>
-          <w:rFonts w:ascii="Calibri" w:hAnsi="Calibri" w:cs="Calibri"/>
-          <w:b/>
-          <w:bCs/>
-          <w:sz w:val="36"/>
-          <w:szCs w:val="36"/>
+          <w:sz w:val="34"/>
+          <w:szCs w:val="34"/>
+        </w:rPr>
+      </w:pPr>
+    </w:p>
+    <w:p>
+      <w:pPr>
+        <w:jc w:val="both"/>
+        <w:rPr>
+          <w:rFonts w:ascii="Calibri" w:hAnsi="Calibri" w:cs="Calibri"/>
+          <w:b/>
+          <w:bCs/>
+          <w:sz w:val="34"/>
+          <w:szCs w:val="34"/>
+        </w:rPr>
+      </w:pPr>
+      <w:r>
+        <w:rPr>
+          <w:rFonts w:ascii="Calibri" w:hAnsi="Calibri" w:cs="Calibri"/>
+          <w:b/>
+          <w:bCs/>
+          <w:sz w:val="34"/>
+          <w:szCs w:val="34"/>
         </w:rPr>
         <w:t>Scatter Plot:</w:t>
       </w:r>
@@ -387,23 +391,23 @@
         <w:jc w:val="both"/>
         <w:rPr>
           <w:rFonts w:ascii="Calibri" w:hAnsi="Calibri" w:cs="Calibri"/>
-          <w:sz w:val="36"/>
-          <w:szCs w:val="36"/>
-        </w:rPr>
-      </w:pPr>
-      <w:r>
-        <w:rPr>
-          <w:rFonts w:ascii="Calibri" w:hAnsi="Calibri" w:cs="Calibri"/>
-          <w:sz w:val="36"/>
-          <w:szCs w:val="36"/>
+          <w:sz w:val="34"/>
+          <w:szCs w:val="34"/>
+        </w:rPr>
+      </w:pPr>
+      <w:r>
+        <w:rPr>
+          <w:rFonts w:ascii="Calibri" w:hAnsi="Calibri" w:cs="Calibri"/>
+          <w:sz w:val="34"/>
+          <w:szCs w:val="34"/>
         </w:rPr>
         <w:t xml:space="preserve"># </w:t>
       </w:r>
       <w:r>
         <w:rPr>
           <w:rFonts w:ascii="Calibri" w:hAnsi="Calibri" w:cs="Calibri"/>
-          <w:sz w:val="36"/>
-          <w:szCs w:val="36"/>
+          <w:sz w:val="34"/>
+          <w:szCs w:val="34"/>
         </w:rPr>
         <w:t>A scatter plot is a graph that displays individual data points using dots. Each dot represents a pair of values one from the X-axis and one from the Y-axis. It’s mainly used to show the relationship (correlation) between two variables.</w:t>
       </w:r>
@@ -413,15 +417,15 @@
         <w:jc w:val="both"/>
         <w:rPr>
           <w:rFonts w:ascii="Calibri" w:hAnsi="Calibri" w:cs="Calibri"/>
-          <w:sz w:val="36"/>
-          <w:szCs w:val="36"/>
-        </w:rPr>
-      </w:pPr>
-      <w:r>
-        <w:rPr>
-          <w:rFonts w:ascii="Calibri" w:hAnsi="Calibri" w:cs="Calibri"/>
-          <w:sz w:val="36"/>
-          <w:szCs w:val="36"/>
+          <w:sz w:val="34"/>
+          <w:szCs w:val="34"/>
+        </w:rPr>
+      </w:pPr>
+      <w:r>
+        <w:rPr>
+          <w:rFonts w:ascii="Calibri" w:hAnsi="Calibri" w:cs="Calibri"/>
+          <w:sz w:val="34"/>
+          <w:szCs w:val="34"/>
         </w:rPr>
         <w:t xml:space="preserve"># </w:t>
       </w:r>
@@ -430,24 +434,24 @@
           <w:rFonts w:ascii="Calibri" w:hAnsi="Calibri" w:cs="Calibri"/>
           <w:b/>
           <w:bCs/>
-          <w:sz w:val="36"/>
-          <w:szCs w:val="36"/>
+          <w:sz w:val="34"/>
+          <w:szCs w:val="34"/>
         </w:rPr>
         <w:t xml:space="preserve">plt.scatter(x, y) </w:t>
       </w:r>
       <w:r>
         <w:rPr>
           <w:rFonts w:ascii="Calibri" w:hAnsi="Calibri" w:cs="Calibri"/>
-          <w:sz w:val="36"/>
-          <w:szCs w:val="36"/>
+          <w:sz w:val="34"/>
+          <w:szCs w:val="34"/>
         </w:rPr>
         <w:t>is a method that</w:t>
       </w:r>
       <w:r>
         <w:rPr>
           <w:rFonts w:ascii="Calibri" w:hAnsi="Calibri" w:cs="Calibri"/>
-          <w:sz w:val="36"/>
-          <w:szCs w:val="36"/>
+          <w:sz w:val="34"/>
+          <w:szCs w:val="34"/>
         </w:rPr>
         <w:t xml:space="preserve"> create plots points where each</w:t>
       </w:r>
@@ -456,16 +460,16 @@
           <w:rFonts w:ascii="Calibri" w:hAnsi="Calibri" w:cs="Calibri"/>
           <w:b/>
           <w:bCs/>
-          <w:sz w:val="36"/>
-          <w:szCs w:val="36"/>
+          <w:sz w:val="34"/>
+          <w:szCs w:val="34"/>
         </w:rPr>
         <w:t xml:space="preserve"> x[i]</w:t>
       </w:r>
       <w:r>
         <w:rPr>
           <w:rFonts w:ascii="Calibri" w:hAnsi="Calibri" w:cs="Calibri"/>
-          <w:sz w:val="36"/>
-          <w:szCs w:val="36"/>
+          <w:sz w:val="34"/>
+          <w:szCs w:val="34"/>
         </w:rPr>
         <w:t xml:space="preserve"> corresponds to </w:t>
       </w:r>
@@ -474,24 +478,24 @@
           <w:rFonts w:ascii="Calibri" w:hAnsi="Calibri" w:cs="Calibri"/>
           <w:b/>
           <w:bCs/>
-          <w:sz w:val="36"/>
-          <w:szCs w:val="36"/>
+          <w:sz w:val="34"/>
+          <w:szCs w:val="34"/>
         </w:rPr>
         <w:t>y[i]</w:t>
       </w:r>
       <w:r>
         <w:rPr>
           <w:rFonts w:ascii="Calibri" w:hAnsi="Calibri" w:cs="Calibri"/>
-          <w:sz w:val="36"/>
-          <w:szCs w:val="36"/>
+          <w:sz w:val="34"/>
+          <w:szCs w:val="34"/>
         </w:rPr>
         <w:t xml:space="preserve">  so the point (1,2), (2,3), (3,5), etc.</w:t>
       </w:r>
       <w:r>
         <w:rPr>
           <w:rFonts w:ascii="Calibri" w:hAnsi="Calibri" w:cs="Calibri"/>
-          <w:sz w:val="36"/>
-          <w:szCs w:val="36"/>
+          <w:sz w:val="34"/>
+          <w:szCs w:val="34"/>
         </w:rPr>
         <w:t xml:space="preserve"> We can customize how the scatter plot looks:</w:t>
       </w:r>
@@ -506,25 +510,25 @@
         <w:jc w:val="both"/>
         <w:rPr>
           <w:rFonts w:ascii="Calibri" w:hAnsi="Calibri" w:cs="Calibri"/>
-          <w:sz w:val="36"/>
-          <w:szCs w:val="36"/>
-        </w:rPr>
-      </w:pPr>
-      <w:r>
-        <w:rPr>
-          <w:rFonts w:ascii="Calibri" w:hAnsi="Calibri" w:cs="Calibri"/>
-          <w:b/>
-          <w:bCs/>
-          <w:sz w:val="36"/>
-          <w:szCs w:val="36"/>
+          <w:sz w:val="34"/>
+          <w:szCs w:val="34"/>
+        </w:rPr>
+      </w:pPr>
+      <w:r>
+        <w:rPr>
+          <w:rFonts w:ascii="Calibri" w:hAnsi="Calibri" w:cs="Calibri"/>
+          <w:b/>
+          <w:bCs/>
+          <w:sz w:val="34"/>
+          <w:szCs w:val="34"/>
         </w:rPr>
         <w:t>color='red'</w:t>
       </w:r>
       <w:r>
         <w:rPr>
           <w:rFonts w:ascii="Calibri" w:hAnsi="Calibri" w:cs="Calibri"/>
-          <w:sz w:val="36"/>
-          <w:szCs w:val="36"/>
+          <w:sz w:val="34"/>
+          <w:szCs w:val="34"/>
         </w:rPr>
         <w:t xml:space="preserve"> → changes dot color</w:t>
       </w:r>
@@ -539,25 +543,25 @@
         <w:jc w:val="both"/>
         <w:rPr>
           <w:rFonts w:ascii="Calibri" w:hAnsi="Calibri" w:cs="Calibri"/>
-          <w:sz w:val="36"/>
-          <w:szCs w:val="36"/>
-        </w:rPr>
-      </w:pPr>
-      <w:r>
-        <w:rPr>
-          <w:rFonts w:ascii="Calibri" w:hAnsi="Calibri" w:cs="Calibri"/>
-          <w:b/>
-          <w:bCs/>
-          <w:sz w:val="36"/>
-          <w:szCs w:val="36"/>
+          <w:sz w:val="34"/>
+          <w:szCs w:val="34"/>
+        </w:rPr>
+      </w:pPr>
+      <w:r>
+        <w:rPr>
+          <w:rFonts w:ascii="Calibri" w:hAnsi="Calibri" w:cs="Calibri"/>
+          <w:b/>
+          <w:bCs/>
+          <w:sz w:val="34"/>
+          <w:szCs w:val="34"/>
         </w:rPr>
         <w:t xml:space="preserve">marker='o' </w:t>
       </w:r>
       <w:r>
         <w:rPr>
           <w:rFonts w:ascii="Calibri" w:hAnsi="Calibri" w:cs="Calibri"/>
-          <w:sz w:val="36"/>
-          <w:szCs w:val="36"/>
+          <w:sz w:val="34"/>
+          <w:szCs w:val="34"/>
         </w:rPr>
         <w:t>→ sets dot shape</w:t>
       </w:r>
@@ -572,25 +576,25 @@
         <w:jc w:val="both"/>
         <w:rPr>
           <w:rFonts w:ascii="Calibri" w:hAnsi="Calibri" w:cs="Calibri"/>
-          <w:sz w:val="36"/>
-          <w:szCs w:val="36"/>
-        </w:rPr>
-      </w:pPr>
-      <w:r>
-        <w:rPr>
-          <w:rFonts w:ascii="Calibri" w:hAnsi="Calibri" w:cs="Calibri"/>
-          <w:b/>
-          <w:bCs/>
-          <w:sz w:val="36"/>
-          <w:szCs w:val="36"/>
+          <w:sz w:val="34"/>
+          <w:szCs w:val="34"/>
+        </w:rPr>
+      </w:pPr>
+      <w:r>
+        <w:rPr>
+          <w:rFonts w:ascii="Calibri" w:hAnsi="Calibri" w:cs="Calibri"/>
+          <w:b/>
+          <w:bCs/>
+          <w:sz w:val="34"/>
+          <w:szCs w:val="34"/>
         </w:rPr>
         <w:t xml:space="preserve">s=100 </w:t>
       </w:r>
       <w:r>
         <w:rPr>
           <w:rFonts w:ascii="Calibri" w:hAnsi="Calibri" w:cs="Calibri"/>
-          <w:sz w:val="36"/>
-          <w:szCs w:val="36"/>
+          <w:sz w:val="34"/>
+          <w:szCs w:val="34"/>
         </w:rPr>
         <w:t>→ controls dot size</w:t>
       </w:r>
@@ -600,15 +604,51 @@
         <w:jc w:val="both"/>
         <w:rPr>
           <w:rFonts w:ascii="Calibri" w:hAnsi="Calibri" w:cs="Calibri"/>
-          <w:sz w:val="36"/>
-          <w:szCs w:val="36"/>
-        </w:rPr>
-      </w:pPr>
-      <w:r>
-        <w:rPr>
-          <w:rFonts w:ascii="Calibri" w:hAnsi="Calibri" w:cs="Calibri"/>
-          <w:sz w:val="36"/>
-          <w:szCs w:val="36"/>
+          <w:sz w:val="34"/>
+          <w:szCs w:val="34"/>
+        </w:rPr>
+      </w:pPr>
+      <w:r>
+        <w:rPr>
+          <w:rFonts w:ascii="Calibri" w:hAnsi="Calibri" w:cs="Calibri"/>
+          <w:sz w:val="34"/>
+          <w:szCs w:val="34"/>
+        </w:rPr>
+        <w:t xml:space="preserve"># </w:t>
+      </w:r>
+      <w:r>
+        <w:rPr>
+          <w:rFonts w:ascii="Calibri" w:hAnsi="Calibri" w:cs="Calibri"/>
+          <w:b/>
+          <w:bCs/>
+          <w:sz w:val="34"/>
+          <w:szCs w:val="34"/>
+        </w:rPr>
+        <w:t>plt.xlabel('X-axis')</w:t>
+      </w:r>
+      <w:r>
+        <w:rPr>
+          <w:rFonts w:ascii="Calibri" w:hAnsi="Calibri" w:cs="Calibri"/>
+          <w:sz w:val="34"/>
+          <w:szCs w:val="34"/>
+        </w:rPr>
+        <w:t xml:space="preserve"> sets the label for the X-axis</w:t>
+      </w:r>
+    </w:p>
+    <w:p>
+      <w:pPr>
+        <w:jc w:val="both"/>
+        <w:rPr>
+          <w:rFonts w:ascii="Calibri" w:hAnsi="Calibri" w:cs="Calibri"/>
+          <w:sz w:val="34"/>
+          <w:szCs w:val="34"/>
+        </w:rPr>
+      </w:pPr>
+      <w:r>
+        <w:rPr>
+          <w:rFonts w:ascii="Calibri" w:hAnsi="Calibri" w:cs="Calibri"/>
+          <w:sz w:val="34"/>
+          <w:szCs w:val="34"/>
         </w:rPr>
         <w:lastRenderedPageBreak/>
         <w:t xml:space="preserve"># </w:t>
@@ -618,382 +658,346 @@
           <w:rFonts w:ascii="Calibri" w:hAnsi="Calibri" w:cs="Calibri"/>
           <w:b/>
           <w:bCs/>
-          <w:sz w:val="36"/>
-          <w:szCs w:val="36"/>
+          <w:sz w:val="34"/>
+          <w:szCs w:val="34"/>
+        </w:rPr>
+        <w:t>plt.ylabel('Y-axis')</w:t>
+      </w:r>
+      <w:r>
+        <w:rPr>
+          <w:rFonts w:ascii="Calibri" w:hAnsi="Calibri" w:cs="Calibri"/>
+          <w:sz w:val="34"/>
+          <w:szCs w:val="34"/>
+        </w:rPr>
+        <w:t xml:space="preserve"> </w:t>
+      </w:r>
+      <w:r>
+        <w:rPr>
+          <w:rFonts w:ascii="Calibri" w:hAnsi="Calibri" w:cs="Calibri"/>
+          <w:sz w:val="34"/>
+          <w:szCs w:val="34"/>
+        </w:rPr>
+        <w:t>sets the label for the Y-axis</w:t>
+      </w:r>
+    </w:p>
+    <w:p>
+      <w:pPr>
+        <w:jc w:val="both"/>
+        <w:rPr>
+          <w:rFonts w:ascii="Calibri" w:hAnsi="Calibri" w:cs="Calibri"/>
+          <w:sz w:val="34"/>
+          <w:szCs w:val="34"/>
+        </w:rPr>
+      </w:pPr>
+      <w:r>
+        <w:rPr>
+          <w:rFonts w:ascii="Calibri" w:hAnsi="Calibri" w:cs="Calibri"/>
+          <w:sz w:val="34"/>
+          <w:szCs w:val="34"/>
+        </w:rPr>
+        <w:t xml:space="preserve"># </w:t>
+      </w:r>
+      <w:r>
+        <w:rPr>
+          <w:rFonts w:ascii="Calibri" w:hAnsi="Calibri" w:cs="Calibri"/>
+          <w:b/>
+          <w:bCs/>
+          <w:sz w:val="34"/>
+          <w:szCs w:val="34"/>
+        </w:rPr>
+        <w:t>plt.title('Scatter Plot')</w:t>
+      </w:r>
+      <w:r>
+        <w:rPr>
+          <w:rFonts w:ascii="Calibri" w:hAnsi="Calibri" w:cs="Calibri"/>
+          <w:sz w:val="34"/>
+          <w:szCs w:val="34"/>
+        </w:rPr>
+        <w:t xml:space="preserve"> adds a title to our plot</w:t>
+      </w:r>
+    </w:p>
+    <w:p>
+      <w:pPr>
+        <w:jc w:val="both"/>
+        <w:rPr>
+          <w:rFonts w:ascii="Calibri" w:hAnsi="Calibri" w:cs="Calibri"/>
+          <w:sz w:val="34"/>
+          <w:szCs w:val="34"/>
+        </w:rPr>
+      </w:pPr>
+      <w:r>
+        <w:rPr>
+          <w:rFonts w:ascii="Calibri" w:hAnsi="Calibri" w:cs="Calibri"/>
+          <w:sz w:val="34"/>
+          <w:szCs w:val="34"/>
+        </w:rPr>
+        <w:t xml:space="preserve"># </w:t>
+      </w:r>
+      <w:r>
+        <w:rPr>
+          <w:rFonts w:ascii="Calibri" w:hAnsi="Calibri" w:cs="Calibri"/>
+          <w:b/>
+          <w:bCs/>
+          <w:sz w:val="34"/>
+          <w:szCs w:val="34"/>
+        </w:rPr>
+        <w:t>plt.show()</w:t>
+      </w:r>
+      <w:r>
+        <w:rPr>
+          <w:rFonts w:ascii="Calibri" w:hAnsi="Calibri" w:cs="Calibri"/>
+          <w:sz w:val="34"/>
+          <w:szCs w:val="34"/>
+        </w:rPr>
+        <w:t xml:space="preserve"> displays the final plot window</w:t>
+      </w:r>
+    </w:p>
+    <w:p>
+      <w:pPr>
+        <w:jc w:val="both"/>
+        <w:rPr>
+          <w:rFonts w:ascii="Calibri" w:hAnsi="Calibri" w:cs="Calibri"/>
+          <w:b/>
+          <w:bCs/>
+          <w:color w:val="D86DCB" w:themeColor="accent5" w:themeTint="99"/>
+          <w:sz w:val="34"/>
+          <w:szCs w:val="34"/>
+        </w:rPr>
+      </w:pPr>
+      <w:r>
+        <w:rPr>
+          <w:rFonts w:ascii="Calibri" w:hAnsi="Calibri" w:cs="Calibri"/>
+          <w:b/>
+          <w:bCs/>
+          <w:color w:val="D86DCB" w:themeColor="accent5" w:themeTint="99"/>
+          <w:sz w:val="34"/>
+          <w:szCs w:val="34"/>
+        </w:rPr>
+        <w:t>import matplotlib.pyplot as plt</w:t>
+      </w:r>
+    </w:p>
+    <w:p>
+      <w:pPr>
+        <w:jc w:val="both"/>
+        <w:rPr>
+          <w:rFonts w:ascii="Calibri" w:hAnsi="Calibri" w:cs="Calibri"/>
+          <w:b/>
+          <w:bCs/>
+          <w:color w:val="D86DCB" w:themeColor="accent5" w:themeTint="99"/>
+          <w:sz w:val="34"/>
+          <w:szCs w:val="34"/>
+        </w:rPr>
+      </w:pPr>
+      <w:r>
+        <w:rPr>
+          <w:rFonts w:ascii="Calibri" w:hAnsi="Calibri" w:cs="Calibri"/>
+          <w:b/>
+          <w:bCs/>
+          <w:color w:val="D86DCB" w:themeColor="accent5" w:themeTint="99"/>
+          <w:sz w:val="34"/>
+          <w:szCs w:val="34"/>
+        </w:rPr>
+        <w:t>x = [1, 2, 3, 4, 5]</w:t>
+      </w:r>
+    </w:p>
+    <w:p>
+      <w:pPr>
+        <w:jc w:val="both"/>
+        <w:rPr>
+          <w:rFonts w:ascii="Calibri" w:hAnsi="Calibri" w:cs="Calibri"/>
+          <w:b/>
+          <w:bCs/>
+          <w:color w:val="D86DCB" w:themeColor="accent5" w:themeTint="99"/>
+          <w:sz w:val="34"/>
+          <w:szCs w:val="34"/>
+        </w:rPr>
+      </w:pPr>
+      <w:r>
+        <w:rPr>
+          <w:rFonts w:ascii="Calibri" w:hAnsi="Calibri" w:cs="Calibri"/>
+          <w:b/>
+          <w:bCs/>
+          <w:color w:val="D86DCB" w:themeColor="accent5" w:themeTint="99"/>
+          <w:sz w:val="34"/>
+          <w:szCs w:val="34"/>
+        </w:rPr>
+        <w:t>y = [2, 3, 5, 7, 11]</w:t>
+      </w:r>
+    </w:p>
+    <w:p>
+      <w:pPr>
+        <w:jc w:val="both"/>
+        <w:rPr>
+          <w:rFonts w:ascii="Calibri" w:hAnsi="Calibri" w:cs="Calibri"/>
+          <w:b/>
+          <w:bCs/>
+          <w:color w:val="D86DCB" w:themeColor="accent5" w:themeTint="99"/>
+          <w:sz w:val="34"/>
+          <w:szCs w:val="34"/>
+        </w:rPr>
+      </w:pPr>
+      <w:r>
+        <w:rPr>
+          <w:rFonts w:ascii="Calibri" w:hAnsi="Calibri" w:cs="Calibri"/>
+          <w:b/>
+          <w:bCs/>
+          <w:color w:val="D86DCB" w:themeColor="accent5" w:themeTint="99"/>
+          <w:sz w:val="34"/>
+          <w:szCs w:val="34"/>
+        </w:rPr>
+        <w:t>plt.scatter(x, y)</w:t>
+      </w:r>
+    </w:p>
+    <w:p>
+      <w:pPr>
+        <w:jc w:val="both"/>
+        <w:rPr>
+          <w:rFonts w:ascii="Calibri" w:hAnsi="Calibri" w:cs="Calibri"/>
+          <w:b/>
+          <w:bCs/>
+          <w:color w:val="D86DCB" w:themeColor="accent5" w:themeTint="99"/>
+          <w:sz w:val="34"/>
+          <w:szCs w:val="34"/>
+        </w:rPr>
+      </w:pPr>
+      <w:r>
+        <w:rPr>
+          <w:rFonts w:ascii="Calibri" w:hAnsi="Calibri" w:cs="Calibri"/>
+          <w:b/>
+          <w:bCs/>
+          <w:color w:val="D86DCB" w:themeColor="accent5" w:themeTint="99"/>
+          <w:sz w:val="34"/>
+          <w:szCs w:val="34"/>
         </w:rPr>
         <w:t>plt.xlabel('X-axis')</w:t>
       </w:r>
-      <w:r>
-        <w:rPr>
-          <w:rFonts w:ascii="Calibri" w:hAnsi="Calibri" w:cs="Calibri"/>
-          <w:sz w:val="36"/>
-          <w:szCs w:val="36"/>
-        </w:rPr>
-        <w:t xml:space="preserve"> sets the label for the X-axis</w:t>
-      </w:r>
-    </w:p>
-    <w:p>
-      <w:pPr>
-        <w:jc w:val="both"/>
-        <w:rPr>
-          <w:rFonts w:ascii="Calibri" w:hAnsi="Calibri" w:cs="Calibri"/>
-          <w:sz w:val="36"/>
-          <w:szCs w:val="36"/>
-        </w:rPr>
-      </w:pPr>
-      <w:r>
-        <w:rPr>
-          <w:rFonts w:ascii="Calibri" w:hAnsi="Calibri" w:cs="Calibri"/>
-          <w:sz w:val="36"/>
-          <w:szCs w:val="36"/>
+    </w:p>
+    <w:p>
+      <w:pPr>
+        <w:jc w:val="both"/>
+        <w:rPr>
+          <w:rFonts w:ascii="Calibri" w:hAnsi="Calibri" w:cs="Calibri"/>
+          <w:b/>
+          <w:bCs/>
+          <w:color w:val="D86DCB" w:themeColor="accent5" w:themeTint="99"/>
+          <w:sz w:val="34"/>
+          <w:szCs w:val="34"/>
+        </w:rPr>
+      </w:pPr>
+      <w:r>
+        <w:rPr>
+          <w:rFonts w:ascii="Calibri" w:hAnsi="Calibri" w:cs="Calibri"/>
+          <w:b/>
+          <w:bCs/>
+          <w:color w:val="D86DCB" w:themeColor="accent5" w:themeTint="99"/>
+          <w:sz w:val="34"/>
+          <w:szCs w:val="34"/>
+        </w:rPr>
+        <w:t>plt.ylabel('Y-axis')</w:t>
+      </w:r>
+    </w:p>
+    <w:p>
+      <w:pPr>
+        <w:jc w:val="both"/>
+        <w:rPr>
+          <w:rFonts w:ascii="Calibri" w:hAnsi="Calibri" w:cs="Calibri"/>
+          <w:b/>
+          <w:bCs/>
+          <w:color w:val="D86DCB" w:themeColor="accent5" w:themeTint="99"/>
+          <w:sz w:val="34"/>
+          <w:szCs w:val="34"/>
+        </w:rPr>
+      </w:pPr>
+      <w:r>
+        <w:rPr>
+          <w:rFonts w:ascii="Calibri" w:hAnsi="Calibri" w:cs="Calibri"/>
+          <w:b/>
+          <w:bCs/>
+          <w:color w:val="D86DCB" w:themeColor="accent5" w:themeTint="99"/>
+          <w:sz w:val="34"/>
+          <w:szCs w:val="34"/>
+        </w:rPr>
+        <w:t>plt.title('Scatter Plot')</w:t>
+      </w:r>
+    </w:p>
+    <w:p>
+      <w:pPr>
+        <w:jc w:val="both"/>
+        <w:rPr>
+          <w:rFonts w:ascii="Calibri" w:hAnsi="Calibri" w:cs="Calibri"/>
+          <w:b/>
+          <w:bCs/>
+          <w:color w:val="D86DCB" w:themeColor="accent5" w:themeTint="99"/>
+          <w:sz w:val="34"/>
+          <w:szCs w:val="34"/>
+        </w:rPr>
+      </w:pPr>
+      <w:r>
+        <w:rPr>
+          <w:rFonts w:ascii="Calibri" w:hAnsi="Calibri" w:cs="Calibri"/>
+          <w:b/>
+          <w:bCs/>
+          <w:color w:val="D86DCB" w:themeColor="accent5" w:themeTint="99"/>
+          <w:sz w:val="34"/>
+          <w:szCs w:val="34"/>
+        </w:rPr>
+        <w:t>plt.show()</w:t>
+      </w:r>
+    </w:p>
+    <w:p>
+      <w:pPr>
+        <w:jc w:val="both"/>
+        <w:rPr>
+          <w:rFonts w:ascii="Calibri" w:hAnsi="Calibri" w:cs="Calibri"/>
+          <w:sz w:val="34"/>
+          <w:szCs w:val="34"/>
+        </w:rPr>
+      </w:pPr>
+    </w:p>
+    <w:p>
+      <w:pPr>
+        <w:jc w:val="both"/>
+        <w:rPr>
+          <w:rFonts w:ascii="Calibri" w:hAnsi="Calibri" w:cs="Calibri"/>
+          <w:b/>
+          <w:bCs/>
+          <w:sz w:val="34"/>
+          <w:szCs w:val="34"/>
+        </w:rPr>
+      </w:pPr>
+      <w:r>
+        <w:rPr>
+          <w:rFonts w:ascii="Calibri" w:hAnsi="Calibri" w:cs="Calibri"/>
+          <w:b/>
+          <w:bCs/>
+          <w:sz w:val="34"/>
+          <w:szCs w:val="34"/>
+        </w:rPr>
+        <w:t>Line Plot:</w:t>
+      </w:r>
+    </w:p>
+    <w:p>
+      <w:pPr>
+        <w:jc w:val="both"/>
+        <w:rPr>
+          <w:rFonts w:ascii="Calibri" w:hAnsi="Calibri" w:cs="Calibri"/>
+          <w:sz w:val="34"/>
+          <w:szCs w:val="34"/>
+        </w:rPr>
+      </w:pPr>
+      <w:r>
+        <w:rPr>
+          <w:rFonts w:ascii="Calibri" w:hAnsi="Calibri" w:cs="Calibri"/>
+          <w:sz w:val="34"/>
+          <w:szCs w:val="34"/>
         </w:rPr>
         <w:t xml:space="preserve"># </w:t>
       </w:r>
       <w:r>
         <w:rPr>
           <w:rFonts w:ascii="Calibri" w:hAnsi="Calibri" w:cs="Calibri"/>
-          <w:b/>
-          <w:bCs/>
-          <w:sz w:val="36"/>
-          <w:szCs w:val="36"/>
-        </w:rPr>
-        <w:t>plt.ylabel('Y-axis')</w:t>
-      </w:r>
-      <w:r>
-        <w:rPr>
-          <w:rFonts w:ascii="Calibri" w:hAnsi="Calibri" w:cs="Calibri"/>
-          <w:sz w:val="36"/>
-          <w:szCs w:val="36"/>
-        </w:rPr>
-        <w:t xml:space="preserve"> </w:t>
-      </w:r>
-      <w:r>
-        <w:rPr>
-          <w:rFonts w:ascii="Calibri" w:hAnsi="Calibri" w:cs="Calibri"/>
-          <w:sz w:val="36"/>
-          <w:szCs w:val="36"/>
-        </w:rPr>
-        <w:t>sets the label for the Y-axis</w:t>
-      </w:r>
-    </w:p>
-    <w:p>
-      <w:pPr>
-        <w:jc w:val="both"/>
-        <w:rPr>
-          <w:rFonts w:ascii="Calibri" w:hAnsi="Calibri" w:cs="Calibri"/>
-          <w:sz w:val="36"/>
-          <w:szCs w:val="36"/>
-        </w:rPr>
-      </w:pPr>
-      <w:r>
-        <w:rPr>
-          <w:rFonts w:ascii="Calibri" w:hAnsi="Calibri" w:cs="Calibri"/>
-          <w:sz w:val="36"/>
-          <w:szCs w:val="36"/>
-        </w:rPr>
-        <w:t xml:space="preserve"># </w:t>
-      </w:r>
-      <w:r>
-        <w:rPr>
-          <w:rFonts w:ascii="Calibri" w:hAnsi="Calibri" w:cs="Calibri"/>
-          <w:b/>
-          <w:bCs/>
-          <w:sz w:val="36"/>
-          <w:szCs w:val="36"/>
-        </w:rPr>
-        <w:t>plt.title('Scatter Plot')</w:t>
-      </w:r>
-      <w:r>
-        <w:rPr>
-          <w:rFonts w:ascii="Calibri" w:hAnsi="Calibri" w:cs="Calibri"/>
-          <w:sz w:val="36"/>
-          <w:szCs w:val="36"/>
-        </w:rPr>
-        <w:t xml:space="preserve"> adds a title to our plot</w:t>
-      </w:r>
-    </w:p>
-    <w:p>
-      <w:pPr>
-        <w:jc w:val="both"/>
-        <w:rPr>
-          <w:rFonts w:ascii="Calibri" w:hAnsi="Calibri" w:cs="Calibri"/>
-          <w:sz w:val="36"/>
-          <w:szCs w:val="36"/>
-        </w:rPr>
-      </w:pPr>
-      <w:r>
-        <w:rPr>
-          <w:rFonts w:ascii="Calibri" w:hAnsi="Calibri" w:cs="Calibri"/>
-          <w:sz w:val="36"/>
-          <w:szCs w:val="36"/>
-        </w:rPr>
-        <w:t xml:space="preserve"># </w:t>
-      </w:r>
-      <w:r>
-        <w:rPr>
-          <w:rFonts w:ascii="Calibri" w:hAnsi="Calibri" w:cs="Calibri"/>
-          <w:b/>
-          <w:bCs/>
-          <w:sz w:val="36"/>
-          <w:szCs w:val="36"/>
-        </w:rPr>
-        <w:t>plt.show()</w:t>
-      </w:r>
-      <w:r>
-        <w:rPr>
-          <w:rFonts w:ascii="Calibri" w:hAnsi="Calibri" w:cs="Calibri"/>
-          <w:sz w:val="36"/>
-          <w:szCs w:val="36"/>
-        </w:rPr>
-        <w:t xml:space="preserve"> displays the final plot window</w:t>
-      </w:r>
-    </w:p>
-    <w:p>
-      <w:pPr>
-        <w:jc w:val="both"/>
-        <w:rPr>
-          <w:rFonts w:ascii="Calibri" w:hAnsi="Calibri" w:cs="Calibri"/>
-          <w:b/>
-          <w:bCs/>
-          <w:color w:val="D86DCB" w:themeColor="accent5" w:themeTint="99"/>
-          <w:sz w:val="36"/>
-          <w:szCs w:val="36"/>
-        </w:rPr>
-      </w:pPr>
-      <w:r>
-        <w:rPr>
-          <w:rFonts w:ascii="Calibri" w:hAnsi="Calibri" w:cs="Calibri"/>
-          <w:b/>
-          <w:bCs/>
-          <w:color w:val="D86DCB" w:themeColor="accent5" w:themeTint="99"/>
-          <w:sz w:val="36"/>
-          <w:szCs w:val="36"/>
-        </w:rPr>
-        <w:t>import matplotlib.pyplot as plt</w:t>
-      </w:r>
-    </w:p>
-    <w:p>
-      <w:pPr>
-        <w:jc w:val="both"/>
-        <w:rPr>
-          <w:rFonts w:ascii="Calibri" w:hAnsi="Calibri" w:cs="Calibri"/>
-          <w:b/>
-          <w:bCs/>
-          <w:color w:val="D86DCB" w:themeColor="accent5" w:themeTint="99"/>
-          <w:sz w:val="36"/>
-          <w:szCs w:val="36"/>
-        </w:rPr>
-      </w:pPr>
-      <w:r>
-        <w:rPr>
-          <w:rFonts w:ascii="Calibri" w:hAnsi="Calibri" w:cs="Calibri"/>
-          <w:b/>
-          <w:bCs/>
-          <w:color w:val="D86DCB" w:themeColor="accent5" w:themeTint="99"/>
-          <w:sz w:val="36"/>
-          <w:szCs w:val="36"/>
-        </w:rPr>
-        <w:t>x = [1, 2, 3, 4, 5]</w:t>
-      </w:r>
-    </w:p>
-    <w:p>
-      <w:pPr>
-        <w:jc w:val="both"/>
-        <w:rPr>
-          <w:rFonts w:ascii="Calibri" w:hAnsi="Calibri" w:cs="Calibri"/>
-          <w:b/>
-          <w:bCs/>
-          <w:color w:val="D86DCB" w:themeColor="accent5" w:themeTint="99"/>
-          <w:sz w:val="36"/>
-          <w:szCs w:val="36"/>
-        </w:rPr>
-      </w:pPr>
-      <w:r>
-        <w:rPr>
-          <w:rFonts w:ascii="Calibri" w:hAnsi="Calibri" w:cs="Calibri"/>
-          <w:b/>
-          <w:bCs/>
-          <w:color w:val="D86DCB" w:themeColor="accent5" w:themeTint="99"/>
-          <w:sz w:val="36"/>
-          <w:szCs w:val="36"/>
-        </w:rPr>
-        <w:t>y = [2, 3, 5, 7, 11]</w:t>
-      </w:r>
-    </w:p>
-    <w:p>
-      <w:pPr>
-        <w:jc w:val="both"/>
-        <w:rPr>
-          <w:rFonts w:ascii="Calibri" w:hAnsi="Calibri" w:cs="Calibri"/>
-          <w:b/>
-          <w:bCs/>
-          <w:color w:val="D86DCB" w:themeColor="accent5" w:themeTint="99"/>
-          <w:sz w:val="36"/>
-          <w:szCs w:val="36"/>
-        </w:rPr>
-      </w:pPr>
-      <w:r>
-        <w:rPr>
-          <w:rFonts w:ascii="Calibri" w:hAnsi="Calibri" w:cs="Calibri"/>
-          <w:b/>
-          <w:bCs/>
-          <w:color w:val="D86DCB" w:themeColor="accent5" w:themeTint="99"/>
-          <w:sz w:val="36"/>
-          <w:szCs w:val="36"/>
-        </w:rPr>
-        <w:t>plt.scatter(x, y)</w:t>
-      </w:r>
-    </w:p>
-    <w:p>
-      <w:pPr>
-        <w:jc w:val="both"/>
-        <w:rPr>
-          <w:rFonts w:ascii="Calibri" w:hAnsi="Calibri" w:cs="Calibri"/>
-          <w:b/>
-          <w:bCs/>
-          <w:color w:val="D86DCB" w:themeColor="accent5" w:themeTint="99"/>
-          <w:sz w:val="36"/>
-          <w:szCs w:val="36"/>
-        </w:rPr>
-      </w:pPr>
-      <w:r>
-        <w:rPr>
-          <w:rFonts w:ascii="Calibri" w:hAnsi="Calibri" w:cs="Calibri"/>
-          <w:b/>
-          <w:bCs/>
-          <w:color w:val="D86DCB" w:themeColor="accent5" w:themeTint="99"/>
-          <w:sz w:val="36"/>
-          <w:szCs w:val="36"/>
-        </w:rPr>
-        <w:t>plt.xlabel('X-axis')</w:t>
-      </w:r>
-    </w:p>
-    <w:p>
-      <w:pPr>
-        <w:jc w:val="both"/>
-        <w:rPr>
-          <w:rFonts w:ascii="Calibri" w:hAnsi="Calibri" w:cs="Calibri"/>
-          <w:b/>
-          <w:bCs/>
-          <w:color w:val="D86DCB" w:themeColor="accent5" w:themeTint="99"/>
-          <w:sz w:val="36"/>
-          <w:szCs w:val="36"/>
-        </w:rPr>
-      </w:pPr>
-      <w:r>
-        <w:rPr>
-          <w:rFonts w:ascii="Calibri" w:hAnsi="Calibri" w:cs="Calibri"/>
-          <w:b/>
-          <w:bCs/>
-          <w:color w:val="D86DCB" w:themeColor="accent5" w:themeTint="99"/>
-          <w:sz w:val="36"/>
-          <w:szCs w:val="36"/>
-        </w:rPr>
-        <w:t>plt.ylabel('Y-axis')</w:t>
-      </w:r>
-    </w:p>
-    <w:p>
-      <w:pPr>
-        <w:jc w:val="both"/>
-        <w:rPr>
-          <w:rFonts w:ascii="Calibri" w:hAnsi="Calibri" w:cs="Calibri"/>
-          <w:b/>
-          <w:bCs/>
-          <w:color w:val="D86DCB" w:themeColor="accent5" w:themeTint="99"/>
-          <w:sz w:val="36"/>
-          <w:szCs w:val="36"/>
-        </w:rPr>
-      </w:pPr>
-      <w:r>
-        <w:rPr>
-          <w:rFonts w:ascii="Calibri" w:hAnsi="Calibri" w:cs="Calibri"/>
-          <w:b/>
-          <w:bCs/>
-          <w:color w:val="D86DCB" w:themeColor="accent5" w:themeTint="99"/>
-          <w:sz w:val="36"/>
-          <w:szCs w:val="36"/>
-        </w:rPr>
-        <w:t>plt.title('Scatter Plot')</w:t>
-      </w:r>
-    </w:p>
-    <w:p>
-      <w:pPr>
-        <w:jc w:val="both"/>
-        <w:rPr>
-          <w:rFonts w:ascii="Calibri" w:hAnsi="Calibri" w:cs="Calibri"/>
-          <w:b/>
-          <w:bCs/>
-          <w:color w:val="D86DCB" w:themeColor="accent5" w:themeTint="99"/>
-          <w:sz w:val="36"/>
-          <w:szCs w:val="36"/>
-        </w:rPr>
-      </w:pPr>
-      <w:r>
-        <w:rPr>
-          <w:rFonts w:ascii="Calibri" w:hAnsi="Calibri" w:cs="Calibri"/>
-          <w:b/>
-          <w:bCs/>
-          <w:color w:val="D86DCB" w:themeColor="accent5" w:themeTint="99"/>
-          <w:sz w:val="36"/>
-          <w:szCs w:val="36"/>
-        </w:rPr>
-        <w:t>plt.show()</w:t>
-      </w:r>
-    </w:p>
-    <w:p>
-      <w:pPr>
-        <w:jc w:val="both"/>
-        <w:rPr>
-          <w:rFonts w:ascii="Calibri" w:hAnsi="Calibri" w:cs="Calibri"/>
-          <w:sz w:val="36"/>
-          <w:szCs w:val="36"/>
-        </w:rPr>
-      </w:pPr>
-    </w:p>
-    <w:p>
-      <w:pPr>
-        <w:jc w:val="both"/>
-        <w:rPr>
-          <w:rFonts w:ascii="Calibri" w:hAnsi="Calibri" w:cs="Calibri"/>
-          <w:b/>
-          <w:bCs/>
-          <w:sz w:val="36"/>
-          <w:szCs w:val="36"/>
-        </w:rPr>
-      </w:pPr>
-      <w:r>
-        <w:rPr>
-          <w:rFonts w:ascii="Calibri" w:hAnsi="Calibri" w:cs="Calibri"/>
-          <w:b/>
-          <w:bCs/>
-          <w:sz w:val="36"/>
-          <w:szCs w:val="36"/>
-        </w:rPr>
-        <w:t>Line Plot:</w:t>
-      </w:r>
-    </w:p>
-    <w:p>
-      <w:pPr>
-        <w:jc w:val="both"/>
-        <w:rPr>
-          <w:rFonts w:ascii="Calibri" w:hAnsi="Calibri" w:cs="Calibri"/>
-          <w:sz w:val="36"/>
-          <w:szCs w:val="36"/>
-        </w:rPr>
-      </w:pPr>
-      <w:r>
-        <w:rPr>
-          <w:rFonts w:ascii="Calibri" w:hAnsi="Calibri" w:cs="Calibri"/>
-          <w:sz w:val="36"/>
-          <w:szCs w:val="36"/>
-        </w:rPr>
-        <w:t xml:space="preserve"># </w:t>
-      </w:r>
-      <w:r>
-        <w:rPr>
-          <w:rFonts w:ascii="Calibri" w:hAnsi="Calibri" w:cs="Calibri"/>
-          <w:sz w:val="36"/>
-          <w:szCs w:val="36"/>
+          <w:sz w:val="34"/>
+          <w:szCs w:val="34"/>
         </w:rPr>
         <w:t>A line plot connects individual data points with a continuous line. It’s mainly used to show trends over time or continuous relationships between variables. Example use cases:</w:t>
       </w:r>
@@ -1008,15 +1012,15 @@
         <w:jc w:val="both"/>
         <w:rPr>
           <w:rFonts w:ascii="Calibri" w:hAnsi="Calibri" w:cs="Calibri"/>
-          <w:sz w:val="36"/>
-          <w:szCs w:val="36"/>
-        </w:rPr>
-      </w:pPr>
-      <w:r>
-        <w:rPr>
-          <w:rFonts w:ascii="Calibri" w:hAnsi="Calibri" w:cs="Calibri"/>
-          <w:sz w:val="36"/>
-          <w:szCs w:val="36"/>
+          <w:sz w:val="34"/>
+          <w:szCs w:val="34"/>
+        </w:rPr>
+      </w:pPr>
+      <w:r>
+        <w:rPr>
+          <w:rFonts w:ascii="Calibri" w:hAnsi="Calibri" w:cs="Calibri"/>
+          <w:sz w:val="34"/>
+          <w:szCs w:val="34"/>
         </w:rPr>
         <w:t>How temperature changes over days</w:t>
       </w:r>
@@ -1031,15 +1035,15 @@
         <w:jc w:val="both"/>
         <w:rPr>
           <w:rFonts w:ascii="Calibri" w:hAnsi="Calibri" w:cs="Calibri"/>
-          <w:sz w:val="36"/>
-          <w:szCs w:val="36"/>
-        </w:rPr>
-      </w:pPr>
-      <w:r>
-        <w:rPr>
-          <w:rFonts w:ascii="Calibri" w:hAnsi="Calibri" w:cs="Calibri"/>
-          <w:sz w:val="36"/>
-          <w:szCs w:val="36"/>
+          <w:sz w:val="34"/>
+          <w:szCs w:val="34"/>
+        </w:rPr>
+      </w:pPr>
+      <w:r>
+        <w:rPr>
+          <w:rFonts w:ascii="Calibri" w:hAnsi="Calibri" w:cs="Calibri"/>
+          <w:sz w:val="34"/>
+          <w:szCs w:val="34"/>
         </w:rPr>
         <w:t>How a function behaves (like sin(x) or cos(x))</w:t>
       </w:r>
@@ -1054,15 +1058,15 @@
         <w:jc w:val="both"/>
         <w:rPr>
           <w:rFonts w:ascii="Calibri" w:hAnsi="Calibri" w:cs="Calibri"/>
-          <w:sz w:val="36"/>
-          <w:szCs w:val="36"/>
-        </w:rPr>
-      </w:pPr>
-      <w:r>
-        <w:rPr>
-          <w:rFonts w:ascii="Calibri" w:hAnsi="Calibri" w:cs="Calibri"/>
-          <w:sz w:val="36"/>
-          <w:szCs w:val="36"/>
+          <w:sz w:val="34"/>
+          <w:szCs w:val="34"/>
+        </w:rPr>
+      </w:pPr>
+      <w:r>
+        <w:rPr>
+          <w:rFonts w:ascii="Calibri" w:hAnsi="Calibri" w:cs="Calibri"/>
+          <w:sz w:val="34"/>
+          <w:szCs w:val="34"/>
         </w:rPr>
         <w:t>How model accuracy improves with training epochs</w:t>
       </w:r>
@@ -1072,23 +1076,23 @@
         <w:jc w:val="both"/>
         <w:rPr>
           <w:rFonts w:ascii="Calibri" w:hAnsi="Calibri" w:cs="Calibri"/>
-          <w:sz w:val="36"/>
-          <w:szCs w:val="36"/>
-        </w:rPr>
-      </w:pPr>
-      <w:r>
-        <w:rPr>
-          <w:rFonts w:ascii="Calibri" w:hAnsi="Calibri" w:cs="Calibri"/>
-          <w:sz w:val="36"/>
-          <w:szCs w:val="36"/>
+          <w:sz w:val="34"/>
+          <w:szCs w:val="34"/>
+        </w:rPr>
+      </w:pPr>
+      <w:r>
+        <w:rPr>
+          <w:rFonts w:ascii="Calibri" w:hAnsi="Calibri" w:cs="Calibri"/>
+          <w:sz w:val="34"/>
+          <w:szCs w:val="34"/>
         </w:rPr>
         <w:t>#</w:t>
       </w:r>
       <w:r>
         <w:rPr>
           <w:rFonts w:ascii="Calibri" w:hAnsi="Calibri" w:cs="Calibri"/>
-          <w:sz w:val="36"/>
-          <w:szCs w:val="36"/>
+          <w:sz w:val="34"/>
+          <w:szCs w:val="34"/>
         </w:rPr>
         <w:t xml:space="preserve"> Generating data for line plot using </w:t>
       </w:r>
@@ -1097,24 +1101,24 @@
           <w:rFonts w:ascii="Calibri" w:hAnsi="Calibri" w:cs="Calibri"/>
           <w:b/>
           <w:bCs/>
-          <w:sz w:val="36"/>
-          <w:szCs w:val="36"/>
+          <w:sz w:val="34"/>
+          <w:szCs w:val="34"/>
         </w:rPr>
         <w:t>Numpy</w:t>
       </w:r>
       <w:r>
         <w:rPr>
           <w:rFonts w:ascii="Calibri" w:hAnsi="Calibri" w:cs="Calibri"/>
-          <w:sz w:val="36"/>
-          <w:szCs w:val="36"/>
+          <w:sz w:val="34"/>
+          <w:szCs w:val="34"/>
         </w:rPr>
         <w:t>.</w:t>
       </w:r>
       <w:r>
         <w:rPr>
           <w:rFonts w:ascii="Calibri" w:hAnsi="Calibri" w:cs="Calibri"/>
-          <w:sz w:val="36"/>
-          <w:szCs w:val="36"/>
+          <w:sz w:val="34"/>
+          <w:szCs w:val="34"/>
         </w:rPr>
         <w:t xml:space="preserve"> </w:t>
       </w:r>
@@ -1123,44 +1127,36 @@
           <w:rFonts w:ascii="Calibri" w:hAnsi="Calibri" w:cs="Calibri"/>
           <w:b/>
           <w:bCs/>
-          <w:sz w:val="36"/>
-          <w:szCs w:val="36"/>
+          <w:sz w:val="34"/>
+          <w:szCs w:val="34"/>
         </w:rPr>
         <w:t>np.linspace(start, stop, num)</w:t>
       </w:r>
       <w:r>
         <w:rPr>
           <w:rFonts w:ascii="Calibri" w:hAnsi="Calibri" w:cs="Calibri"/>
-          <w:sz w:val="36"/>
-          <w:szCs w:val="36"/>
-        </w:rPr>
-        <w:t xml:space="preserve"> creates 100 evenly spaced numbers between 0 and </w:t>
-      </w:r>
-      <w:r>
-        <w:rPr>
-          <w:rFonts w:ascii="Calibri" w:hAnsi="Calibri" w:cs="Calibri"/>
-          <w:sz w:val="36"/>
-          <w:szCs w:val="36"/>
+          <w:sz w:val="34"/>
+          <w:szCs w:val="34"/>
+        </w:rPr>
+        <w:t xml:space="preserve"> creates 100 evenly spaced numbers between 0 and 10. Example output [0, 0.1, 0.2, ... , 9.9, 10]. This means our x-axis values will go smoothly from 0 → 10.</w:t>
+      </w:r>
+    </w:p>
+    <w:p>
+      <w:pPr>
+        <w:jc w:val="both"/>
+        <w:rPr>
+          <w:rFonts w:ascii="Calibri" w:hAnsi="Calibri" w:cs="Calibri"/>
+          <w:sz w:val="34"/>
+          <w:szCs w:val="34"/>
+        </w:rPr>
+      </w:pPr>
+      <w:r>
+        <w:rPr>
+          <w:rFonts w:ascii="Calibri" w:hAnsi="Calibri" w:cs="Calibri"/>
+          <w:sz w:val="34"/>
+          <w:szCs w:val="34"/>
         </w:rPr>
         <w:lastRenderedPageBreak/>
-        <w:t>10. Example output [0, 0.1, 0.2, ... , 9.9, 10]. This means our x-axis values will go smoothly from 0 → 10.</w:t>
-      </w:r>
-    </w:p>
-    <w:p>
-      <w:pPr>
-        <w:jc w:val="both"/>
-        <w:rPr>
-          <w:rFonts w:ascii="Calibri" w:hAnsi="Calibri" w:cs="Calibri"/>
-          <w:sz w:val="36"/>
-          <w:szCs w:val="36"/>
-        </w:rPr>
-      </w:pPr>
-      <w:r>
-        <w:rPr>
-          <w:rFonts w:ascii="Calibri" w:hAnsi="Calibri" w:cs="Calibri"/>
-          <w:sz w:val="36"/>
-          <w:szCs w:val="36"/>
-        </w:rPr>
         <w:t xml:space="preserve"># </w:t>
       </w:r>
       <w:r>
@@ -1168,16 +1164,16 @@
           <w:rFonts w:ascii="Calibri" w:hAnsi="Calibri" w:cs="Calibri"/>
           <w:b/>
           <w:bCs/>
-          <w:sz w:val="36"/>
-          <w:szCs w:val="36"/>
+          <w:sz w:val="34"/>
+          <w:szCs w:val="34"/>
         </w:rPr>
         <w:t>np.sin(x)</w:t>
       </w:r>
       <w:r>
         <w:rPr>
           <w:rFonts w:ascii="Calibri" w:hAnsi="Calibri" w:cs="Calibri"/>
-          <w:sz w:val="36"/>
-          <w:szCs w:val="36"/>
+          <w:sz w:val="34"/>
+          <w:szCs w:val="34"/>
         </w:rPr>
         <w:t xml:space="preserve"> calculates the sine value for each number in</w:t>
       </w:r>
@@ -1186,16 +1182,16 @@
           <w:rFonts w:ascii="Calibri" w:hAnsi="Calibri" w:cs="Calibri"/>
           <w:b/>
           <w:bCs/>
-          <w:sz w:val="36"/>
-          <w:szCs w:val="36"/>
+          <w:sz w:val="34"/>
+          <w:szCs w:val="34"/>
         </w:rPr>
         <w:t xml:space="preserve"> x</w:t>
       </w:r>
       <w:r>
         <w:rPr>
           <w:rFonts w:ascii="Calibri" w:hAnsi="Calibri" w:cs="Calibri"/>
-          <w:sz w:val="36"/>
-          <w:szCs w:val="36"/>
+          <w:sz w:val="34"/>
+          <w:szCs w:val="34"/>
         </w:rPr>
         <w:t xml:space="preserve">. This creates a wave-like pattern. So now we have </w:t>
       </w:r>
@@ -1204,16 +1200,16 @@
           <w:rFonts w:ascii="Calibri" w:hAnsi="Calibri" w:cs="Calibri"/>
           <w:b/>
           <w:bCs/>
-          <w:sz w:val="36"/>
-          <w:szCs w:val="36"/>
+          <w:sz w:val="34"/>
+          <w:szCs w:val="34"/>
         </w:rPr>
         <w:t>x</w:t>
       </w:r>
       <w:r>
         <w:rPr>
           <w:rFonts w:ascii="Calibri" w:hAnsi="Calibri" w:cs="Calibri"/>
-          <w:sz w:val="36"/>
-          <w:szCs w:val="36"/>
+          <w:sz w:val="34"/>
+          <w:szCs w:val="34"/>
         </w:rPr>
         <w:t xml:space="preserve"> values between 0 and 10, </w:t>
       </w:r>
@@ -1222,16 +1218,16 @@
           <w:rFonts w:ascii="Calibri" w:hAnsi="Calibri" w:cs="Calibri"/>
           <w:b/>
           <w:bCs/>
-          <w:sz w:val="36"/>
-          <w:szCs w:val="36"/>
+          <w:sz w:val="34"/>
+          <w:szCs w:val="34"/>
         </w:rPr>
         <w:t xml:space="preserve">y </w:t>
       </w:r>
       <w:r>
         <w:rPr>
           <w:rFonts w:ascii="Calibri" w:hAnsi="Calibri" w:cs="Calibri"/>
-          <w:sz w:val="36"/>
-          <w:szCs w:val="36"/>
+          <w:sz w:val="34"/>
+          <w:szCs w:val="34"/>
         </w:rPr>
         <w:t>sine of those values.</w:t>
       </w:r>
@@ -1241,15 +1237,15 @@
         <w:jc w:val="both"/>
         <w:rPr>
           <w:rFonts w:ascii="Calibri" w:hAnsi="Calibri" w:cs="Calibri"/>
-          <w:sz w:val="36"/>
-          <w:szCs w:val="36"/>
-        </w:rPr>
-      </w:pPr>
-      <w:r>
-        <w:rPr>
-          <w:rFonts w:ascii="Calibri" w:hAnsi="Calibri" w:cs="Calibri"/>
-          <w:sz w:val="36"/>
-          <w:szCs w:val="36"/>
+          <w:sz w:val="34"/>
+          <w:szCs w:val="34"/>
+        </w:rPr>
+      </w:pPr>
+      <w:r>
+        <w:rPr>
+          <w:rFonts w:ascii="Calibri" w:hAnsi="Calibri" w:cs="Calibri"/>
+          <w:sz w:val="34"/>
+          <w:szCs w:val="34"/>
         </w:rPr>
         <w:t>#</w:t>
       </w:r>
@@ -1258,32 +1254,32 @@
           <w:rFonts w:ascii="Calibri" w:hAnsi="Calibri" w:cs="Calibri"/>
           <w:b/>
           <w:bCs/>
-          <w:sz w:val="36"/>
-          <w:szCs w:val="36"/>
+          <w:sz w:val="34"/>
+          <w:szCs w:val="34"/>
         </w:rPr>
         <w:t xml:space="preserve"> plt.plot()</w:t>
       </w:r>
       <w:r>
         <w:rPr>
           <w:rFonts w:ascii="Calibri" w:hAnsi="Calibri" w:cs="Calibri"/>
-          <w:sz w:val="36"/>
-          <w:szCs w:val="36"/>
+          <w:sz w:val="34"/>
+          <w:szCs w:val="34"/>
         </w:rPr>
         <w:t xml:space="preserve"> this method draws the line graph connecting all (x, y) points.</w:t>
       </w:r>
       <w:r>
         <w:rPr>
           <w:rFonts w:ascii="Calibri" w:hAnsi="Calibri" w:cs="Calibri"/>
-          <w:sz w:val="36"/>
-          <w:szCs w:val="36"/>
+          <w:sz w:val="34"/>
+          <w:szCs w:val="34"/>
         </w:rPr>
         <w:t xml:space="preserve"> Parameters include</w:t>
       </w:r>
       <w:r>
         <w:rPr>
           <w:rFonts w:ascii="Calibri" w:hAnsi="Calibri" w:cs="Calibri"/>
-          <w:sz w:val="36"/>
-          <w:szCs w:val="36"/>
+          <w:sz w:val="34"/>
+          <w:szCs w:val="34"/>
         </w:rPr>
         <w:t>:</w:t>
       </w:r>
@@ -1298,33 +1294,33 @@
         <w:jc w:val="both"/>
         <w:rPr>
           <w:rFonts w:ascii="Calibri" w:hAnsi="Calibri" w:cs="Calibri"/>
-          <w:sz w:val="36"/>
-          <w:szCs w:val="36"/>
-        </w:rPr>
-      </w:pPr>
-      <w:r>
-        <w:rPr>
-          <w:rFonts w:ascii="Calibri" w:hAnsi="Calibri" w:cs="Calibri"/>
-          <w:b/>
-          <w:bCs/>
-          <w:sz w:val="36"/>
-          <w:szCs w:val="36"/>
+          <w:sz w:val="34"/>
+          <w:szCs w:val="34"/>
+        </w:rPr>
+      </w:pPr>
+      <w:r>
+        <w:rPr>
+          <w:rFonts w:ascii="Calibri" w:hAnsi="Calibri" w:cs="Calibri"/>
+          <w:b/>
+          <w:bCs/>
+          <w:sz w:val="34"/>
+          <w:szCs w:val="34"/>
         </w:rPr>
         <w:t xml:space="preserve">x, y </w:t>
       </w:r>
       <w:r>
         <w:rPr>
           <w:rFonts w:ascii="Calibri" w:hAnsi="Calibri" w:cs="Calibri"/>
-          <w:sz w:val="36"/>
-          <w:szCs w:val="36"/>
+          <w:sz w:val="34"/>
+          <w:szCs w:val="34"/>
         </w:rPr>
         <w:t>data to plot (x and y axes)</w:t>
       </w:r>
       <w:r>
         <w:rPr>
           <w:rFonts w:ascii="Calibri" w:hAnsi="Calibri" w:cs="Calibri"/>
-          <w:sz w:val="36"/>
-          <w:szCs w:val="36"/>
+          <w:sz w:val="34"/>
+          <w:szCs w:val="34"/>
         </w:rPr>
         <w:t>,</w:t>
       </w:r>
@@ -1339,25 +1335,25 @@
         <w:jc w:val="both"/>
         <w:rPr>
           <w:rFonts w:ascii="Calibri" w:hAnsi="Calibri" w:cs="Calibri"/>
-          <w:sz w:val="36"/>
-          <w:szCs w:val="36"/>
-        </w:rPr>
-      </w:pPr>
-      <w:r>
-        <w:rPr>
-          <w:rFonts w:ascii="Calibri" w:hAnsi="Calibri" w:cs="Calibri"/>
-          <w:b/>
-          <w:bCs/>
-          <w:sz w:val="36"/>
-          <w:szCs w:val="36"/>
+          <w:sz w:val="34"/>
+          <w:szCs w:val="34"/>
+        </w:rPr>
+      </w:pPr>
+      <w:r>
+        <w:rPr>
+          <w:rFonts w:ascii="Calibri" w:hAnsi="Calibri" w:cs="Calibri"/>
+          <w:b/>
+          <w:bCs/>
+          <w:sz w:val="34"/>
+          <w:szCs w:val="34"/>
         </w:rPr>
         <w:t>color='blue'</w:t>
       </w:r>
       <w:r>
         <w:rPr>
           <w:rFonts w:ascii="Calibri" w:hAnsi="Calibri" w:cs="Calibri"/>
-          <w:sz w:val="36"/>
-          <w:szCs w:val="36"/>
+          <w:sz w:val="34"/>
+          <w:szCs w:val="34"/>
         </w:rPr>
         <w:t xml:space="preserve"> sets line color to blue</w:t>
       </w:r>
@@ -1372,33 +1368,33 @@
         <w:jc w:val="both"/>
         <w:rPr>
           <w:rFonts w:ascii="Calibri" w:hAnsi="Calibri" w:cs="Calibri"/>
-          <w:sz w:val="36"/>
-          <w:szCs w:val="36"/>
-        </w:rPr>
-      </w:pPr>
-      <w:r>
-        <w:rPr>
-          <w:rFonts w:ascii="Calibri" w:hAnsi="Calibri" w:cs="Calibri"/>
-          <w:b/>
-          <w:bCs/>
-          <w:sz w:val="36"/>
-          <w:szCs w:val="36"/>
+          <w:sz w:val="34"/>
+          <w:szCs w:val="34"/>
+        </w:rPr>
+      </w:pPr>
+      <w:r>
+        <w:rPr>
+          <w:rFonts w:ascii="Calibri" w:hAnsi="Calibri" w:cs="Calibri"/>
+          <w:b/>
+          <w:bCs/>
+          <w:sz w:val="34"/>
+          <w:szCs w:val="34"/>
         </w:rPr>
         <w:t xml:space="preserve">linestyle='--' </w:t>
       </w:r>
       <w:r>
         <w:rPr>
           <w:rFonts w:ascii="Calibri" w:hAnsi="Calibri" w:cs="Calibri"/>
-          <w:sz w:val="36"/>
-          <w:szCs w:val="36"/>
+          <w:sz w:val="34"/>
+          <w:szCs w:val="34"/>
         </w:rPr>
         <w:t>makes it dashed instead of solid</w:t>
       </w:r>
       <w:r>
         <w:rPr>
           <w:rFonts w:ascii="Calibri" w:hAnsi="Calibri" w:cs="Calibri"/>
-          <w:sz w:val="36"/>
-          <w:szCs w:val="36"/>
+          <w:sz w:val="34"/>
+          <w:szCs w:val="34"/>
         </w:rPr>
         <w:t xml:space="preserve"> (e.g. </w:t>
       </w:r>
@@ -1407,16 +1403,16 @@
           <w:rFonts w:ascii="Calibri" w:hAnsi="Calibri" w:cs="Calibri"/>
           <w:b/>
           <w:bCs/>
-          <w:sz w:val="36"/>
-          <w:szCs w:val="36"/>
+          <w:sz w:val="34"/>
+          <w:szCs w:val="34"/>
         </w:rPr>
         <w:t xml:space="preserve">--, -., : </w:t>
       </w:r>
       <w:r>
         <w:rPr>
           <w:rFonts w:ascii="Calibri" w:hAnsi="Calibri" w:cs="Calibri"/>
-          <w:sz w:val="36"/>
-          <w:szCs w:val="36"/>
+          <w:sz w:val="34"/>
+          <w:szCs w:val="34"/>
         </w:rPr>
         <w:t>)</w:t>
       </w:r>
@@ -1431,25 +1427,25 @@
         <w:jc w:val="both"/>
         <w:rPr>
           <w:rFonts w:ascii="Calibri" w:hAnsi="Calibri" w:cs="Calibri"/>
-          <w:sz w:val="36"/>
-          <w:szCs w:val="36"/>
-        </w:rPr>
-      </w:pPr>
-      <w:r>
-        <w:rPr>
-          <w:rFonts w:ascii="Calibri" w:hAnsi="Calibri" w:cs="Calibri"/>
-          <w:b/>
-          <w:bCs/>
-          <w:sz w:val="36"/>
-          <w:szCs w:val="36"/>
+          <w:sz w:val="34"/>
+          <w:szCs w:val="34"/>
+        </w:rPr>
+      </w:pPr>
+      <w:r>
+        <w:rPr>
+          <w:rFonts w:ascii="Calibri" w:hAnsi="Calibri" w:cs="Calibri"/>
+          <w:b/>
+          <w:bCs/>
+          <w:sz w:val="34"/>
+          <w:szCs w:val="34"/>
         </w:rPr>
         <w:t>marker='o'</w:t>
       </w:r>
       <w:r>
         <w:rPr>
           <w:rFonts w:ascii="Calibri" w:hAnsi="Calibri" w:cs="Calibri"/>
-          <w:sz w:val="36"/>
-          <w:szCs w:val="36"/>
+          <w:sz w:val="34"/>
+          <w:szCs w:val="34"/>
         </w:rPr>
         <w:t xml:space="preserve"> adds a small circle marker at each data point (e.g.</w:t>
       </w:r>
@@ -1458,8 +1454,8 @@
           <w:rFonts w:ascii="Calibri" w:hAnsi="Calibri" w:cs="Calibri"/>
           <w:b/>
           <w:bCs/>
-          <w:sz w:val="36"/>
-          <w:szCs w:val="36"/>
+          <w:sz w:val="34"/>
+          <w:szCs w:val="34"/>
         </w:rPr>
         <w:t xml:space="preserve"> </w:t>
       </w:r>
@@ -1468,16 +1464,16 @@
           <w:rFonts w:ascii="Calibri" w:hAnsi="Calibri" w:cs="Calibri"/>
           <w:b/>
           <w:bCs/>
-          <w:sz w:val="36"/>
-          <w:szCs w:val="36"/>
+          <w:sz w:val="34"/>
+          <w:szCs w:val="34"/>
         </w:rPr>
         <w:t>o, *, s,</w:t>
       </w:r>
       <w:r>
         <w:rPr>
           <w:rFonts w:ascii="Calibri" w:hAnsi="Calibri" w:cs="Calibri"/>
-          <w:sz w:val="36"/>
-          <w:szCs w:val="36"/>
+          <w:sz w:val="34"/>
+          <w:szCs w:val="34"/>
         </w:rPr>
         <w:t xml:space="preserve"> etc)</w:t>
       </w:r>
@@ -1492,33 +1488,33 @@
         <w:jc w:val="both"/>
         <w:rPr>
           <w:rFonts w:ascii="Calibri" w:hAnsi="Calibri" w:cs="Calibri"/>
-          <w:sz w:val="36"/>
-          <w:szCs w:val="36"/>
-        </w:rPr>
-      </w:pPr>
-      <w:r>
-        <w:rPr>
-          <w:rFonts w:ascii="Calibri" w:hAnsi="Calibri" w:cs="Calibri"/>
-          <w:b/>
-          <w:bCs/>
-          <w:sz w:val="36"/>
-          <w:szCs w:val="36"/>
+          <w:sz w:val="34"/>
+          <w:szCs w:val="34"/>
+        </w:rPr>
+      </w:pPr>
+      <w:r>
+        <w:rPr>
+          <w:rFonts w:ascii="Calibri" w:hAnsi="Calibri" w:cs="Calibri"/>
+          <w:b/>
+          <w:bCs/>
+          <w:sz w:val="34"/>
+          <w:szCs w:val="34"/>
         </w:rPr>
         <w:t>label='Sin(x)'</w:t>
       </w:r>
       <w:r>
         <w:rPr>
           <w:rFonts w:ascii="Calibri" w:hAnsi="Calibri" w:cs="Calibri"/>
-          <w:sz w:val="36"/>
-          <w:szCs w:val="36"/>
+          <w:sz w:val="34"/>
+          <w:szCs w:val="34"/>
         </w:rPr>
         <w:t xml:space="preserve"> name for this line (used in legend)</w:t>
       </w:r>
       <w:r>
         <w:rPr>
           <w:rFonts w:ascii="Calibri" w:hAnsi="Calibri" w:cs="Calibri"/>
-          <w:sz w:val="36"/>
-          <w:szCs w:val="36"/>
+          <w:sz w:val="34"/>
+          <w:szCs w:val="34"/>
         </w:rPr>
         <w:t xml:space="preserve"> this makes a blue dashed line with circular markers showing the sine wave.</w:t>
       </w:r>
@@ -1533,23 +1529,23 @@
         <w:jc w:val="both"/>
         <w:rPr>
           <w:rFonts w:ascii="Calibri" w:hAnsi="Calibri" w:cs="Calibri"/>
-          <w:sz w:val="36"/>
-          <w:szCs w:val="36"/>
-        </w:rPr>
-      </w:pPr>
-      <w:r>
-        <w:rPr>
-          <w:rFonts w:ascii="Calibri" w:hAnsi="Calibri" w:cs="Calibri"/>
-          <w:sz w:val="36"/>
-          <w:szCs w:val="36"/>
+          <w:sz w:val="34"/>
+          <w:szCs w:val="34"/>
+        </w:rPr>
+      </w:pPr>
+      <w:r>
+        <w:rPr>
+          <w:rFonts w:ascii="Calibri" w:hAnsi="Calibri" w:cs="Calibri"/>
+          <w:sz w:val="34"/>
+          <w:szCs w:val="34"/>
         </w:rPr>
         <w:t>And more</w:t>
       </w:r>
       <w:r>
         <w:rPr>
           <w:rFonts w:ascii="Calibri" w:hAnsi="Calibri" w:cs="Calibri"/>
-          <w:sz w:val="36"/>
-          <w:szCs w:val="36"/>
+          <w:sz w:val="34"/>
+          <w:szCs w:val="34"/>
         </w:rPr>
         <w:t xml:space="preserve"> (l</w:t>
       </w:r>
@@ -1558,8 +1554,8 @@
           <w:rFonts w:ascii="Calibri" w:hAnsi="Calibri" w:cs="Calibri"/>
           <w:b/>
           <w:bCs/>
-          <w:sz w:val="36"/>
-          <w:szCs w:val="36"/>
+          <w:sz w:val="34"/>
+          <w:szCs w:val="34"/>
         </w:rPr>
         <w:t>inewidth=</w:t>
       </w:r>
@@ -1568,24 +1564,24 @@
           <w:rFonts w:ascii="Calibri" w:hAnsi="Calibri" w:cs="Calibri"/>
           <w:b/>
           <w:bCs/>
-          <w:sz w:val="36"/>
-          <w:szCs w:val="36"/>
+          <w:sz w:val="34"/>
+          <w:szCs w:val="34"/>
         </w:rPr>
         <w:t>2</w:t>
       </w:r>
       <w:r>
         <w:rPr>
           <w:rFonts w:ascii="Calibri" w:hAnsi="Calibri" w:cs="Calibri"/>
-          <w:sz w:val="36"/>
-          <w:szCs w:val="36"/>
+          <w:sz w:val="34"/>
+          <w:szCs w:val="34"/>
         </w:rPr>
         <w:t xml:space="preserve"> etc)</w:t>
       </w:r>
       <w:r>
         <w:rPr>
           <w:rFonts w:ascii="Calibri" w:hAnsi="Calibri" w:cs="Calibri"/>
-          <w:sz w:val="36"/>
-          <w:szCs w:val="36"/>
+          <w:sz w:val="34"/>
+          <w:szCs w:val="34"/>
         </w:rPr>
         <w:t>.</w:t>
       </w:r>
@@ -1595,15 +1591,15 @@
         <w:jc w:val="both"/>
         <w:rPr>
           <w:rFonts w:ascii="Calibri" w:hAnsi="Calibri" w:cs="Calibri"/>
-          <w:sz w:val="36"/>
-          <w:szCs w:val="36"/>
-        </w:rPr>
-      </w:pPr>
-      <w:r>
-        <w:rPr>
-          <w:rFonts w:ascii="Calibri" w:hAnsi="Calibri" w:cs="Calibri"/>
-          <w:sz w:val="36"/>
-          <w:szCs w:val="36"/>
+          <w:sz w:val="34"/>
+          <w:szCs w:val="34"/>
+        </w:rPr>
+      </w:pPr>
+      <w:r>
+        <w:rPr>
+          <w:rFonts w:ascii="Calibri" w:hAnsi="Calibri" w:cs="Calibri"/>
+          <w:sz w:val="34"/>
+          <w:szCs w:val="34"/>
         </w:rPr>
         <w:t xml:space="preserve"># </w:t>
       </w:r>
@@ -1612,16 +1608,16 @@
           <w:rFonts w:ascii="Calibri" w:hAnsi="Calibri" w:cs="Calibri"/>
           <w:b/>
           <w:bCs/>
-          <w:sz w:val="36"/>
-          <w:szCs w:val="36"/>
+          <w:sz w:val="34"/>
+          <w:szCs w:val="34"/>
         </w:rPr>
         <w:t>plt.xlabel()</w:t>
       </w:r>
       <w:r>
         <w:rPr>
           <w:rFonts w:ascii="Calibri" w:hAnsi="Calibri" w:cs="Calibri"/>
-          <w:sz w:val="36"/>
-          <w:szCs w:val="36"/>
+          <w:sz w:val="34"/>
+          <w:szCs w:val="34"/>
         </w:rPr>
         <w:t xml:space="preserve"> and </w:t>
       </w:r>
@@ -1630,16 +1626,16 @@
           <w:rFonts w:ascii="Calibri" w:hAnsi="Calibri" w:cs="Calibri"/>
           <w:b/>
           <w:bCs/>
-          <w:sz w:val="36"/>
-          <w:szCs w:val="36"/>
+          <w:sz w:val="34"/>
+          <w:szCs w:val="34"/>
         </w:rPr>
         <w:t xml:space="preserve">plt.ylabel() </w:t>
       </w:r>
       <w:r>
         <w:rPr>
           <w:rFonts w:ascii="Calibri" w:hAnsi="Calibri" w:cs="Calibri"/>
-          <w:sz w:val="36"/>
-          <w:szCs w:val="36"/>
+          <w:sz w:val="34"/>
+          <w:szCs w:val="34"/>
         </w:rPr>
         <w:t>adds text labels for each axis.</w:t>
       </w:r>
@@ -1649,15 +1645,15 @@
         <w:jc w:val="both"/>
         <w:rPr>
           <w:rFonts w:ascii="Calibri" w:hAnsi="Calibri" w:cs="Calibri"/>
-          <w:sz w:val="36"/>
-          <w:szCs w:val="36"/>
-        </w:rPr>
-      </w:pPr>
-      <w:r>
-        <w:rPr>
-          <w:rFonts w:ascii="Calibri" w:hAnsi="Calibri" w:cs="Calibri"/>
-          <w:sz w:val="36"/>
-          <w:szCs w:val="36"/>
+          <w:sz w:val="34"/>
+          <w:szCs w:val="34"/>
+        </w:rPr>
+      </w:pPr>
+      <w:r>
+        <w:rPr>
+          <w:rFonts w:ascii="Calibri" w:hAnsi="Calibri" w:cs="Calibri"/>
+          <w:sz w:val="34"/>
+          <w:szCs w:val="34"/>
         </w:rPr>
         <w:t xml:space="preserve"># </w:t>
       </w:r>
@@ -1666,24 +1662,24 @@
           <w:rFonts w:ascii="Calibri" w:hAnsi="Calibri" w:cs="Calibri"/>
           <w:b/>
           <w:bCs/>
-          <w:sz w:val="36"/>
-          <w:szCs w:val="36"/>
+          <w:sz w:val="34"/>
+          <w:szCs w:val="34"/>
         </w:rPr>
         <w:t>plt.title('Line Plot')</w:t>
       </w:r>
       <w:r>
         <w:rPr>
           <w:rFonts w:ascii="Calibri" w:hAnsi="Calibri" w:cs="Calibri"/>
-          <w:sz w:val="36"/>
-          <w:szCs w:val="36"/>
+          <w:sz w:val="34"/>
+          <w:szCs w:val="34"/>
         </w:rPr>
         <w:t xml:space="preserve"> </w:t>
       </w:r>
       <w:r>
         <w:rPr>
           <w:rFonts w:ascii="Calibri" w:hAnsi="Calibri" w:cs="Calibri"/>
-          <w:sz w:val="36"/>
-          <w:szCs w:val="36"/>
+          <w:sz w:val="34"/>
+          <w:szCs w:val="34"/>
         </w:rPr>
         <w:t xml:space="preserve">adds the title </w:t>
       </w:r>
@@ -1692,16 +1688,16 @@
           <w:rFonts w:ascii="Calibri" w:hAnsi="Calibri" w:cs="Calibri"/>
           <w:b/>
           <w:bCs/>
-          <w:sz w:val="36"/>
-          <w:szCs w:val="36"/>
+          <w:sz w:val="34"/>
+          <w:szCs w:val="34"/>
         </w:rPr>
         <w:t>'Line Plot'</w:t>
       </w:r>
       <w:r>
         <w:rPr>
           <w:rFonts w:ascii="Calibri" w:hAnsi="Calibri" w:cs="Calibri"/>
-          <w:sz w:val="36"/>
-          <w:szCs w:val="36"/>
+          <w:sz w:val="34"/>
+          <w:szCs w:val="34"/>
         </w:rPr>
         <w:t xml:space="preserve"> at the top of the graph.</w:t>
       </w:r>
@@ -1711,15 +1707,15 @@
         <w:jc w:val="both"/>
         <w:rPr>
           <w:rFonts w:ascii="Calibri" w:hAnsi="Calibri" w:cs="Calibri"/>
-          <w:sz w:val="36"/>
-          <w:szCs w:val="36"/>
-        </w:rPr>
-      </w:pPr>
-      <w:r>
-        <w:rPr>
-          <w:rFonts w:ascii="Calibri" w:hAnsi="Calibri" w:cs="Calibri"/>
-          <w:sz w:val="36"/>
-          <w:szCs w:val="36"/>
+          <w:sz w:val="34"/>
+          <w:szCs w:val="34"/>
+        </w:rPr>
+      </w:pPr>
+      <w:r>
+        <w:rPr>
+          <w:rFonts w:ascii="Calibri" w:hAnsi="Calibri" w:cs="Calibri"/>
+          <w:sz w:val="34"/>
+          <w:szCs w:val="34"/>
         </w:rPr>
         <w:t xml:space="preserve"># </w:t>
       </w:r>
@@ -1728,16 +1724,16 @@
           <w:rFonts w:ascii="Calibri" w:hAnsi="Calibri" w:cs="Calibri"/>
           <w:b/>
           <w:bCs/>
-          <w:sz w:val="36"/>
-          <w:szCs w:val="36"/>
+          <w:sz w:val="34"/>
+          <w:szCs w:val="34"/>
         </w:rPr>
         <w:t xml:space="preserve">plt.legend() </w:t>
       </w:r>
       <w:r>
         <w:rPr>
           <w:rFonts w:ascii="Calibri" w:hAnsi="Calibri" w:cs="Calibri"/>
-          <w:sz w:val="36"/>
-          <w:szCs w:val="36"/>
+          <w:sz w:val="34"/>
+          <w:szCs w:val="34"/>
         </w:rPr>
         <w:t xml:space="preserve">displays the label </w:t>
       </w:r>
@@ -1746,16 +1742,16 @@
           <w:rFonts w:ascii="Calibri" w:hAnsi="Calibri" w:cs="Calibri"/>
           <w:b/>
           <w:bCs/>
-          <w:sz w:val="36"/>
-          <w:szCs w:val="36"/>
+          <w:sz w:val="34"/>
+          <w:szCs w:val="34"/>
         </w:rPr>
         <w:t>'Sin(x)'</w:t>
       </w:r>
       <w:r>
         <w:rPr>
           <w:rFonts w:ascii="Calibri" w:hAnsi="Calibri" w:cs="Calibri"/>
-          <w:sz w:val="36"/>
-          <w:szCs w:val="36"/>
+          <w:sz w:val="34"/>
+          <w:szCs w:val="34"/>
         </w:rPr>
         <w:t xml:space="preserve"> (from</w:t>
       </w:r>
@@ -1764,16 +1760,16 @@
           <w:rFonts w:ascii="Calibri" w:hAnsi="Calibri" w:cs="Calibri"/>
           <w:b/>
           <w:bCs/>
-          <w:sz w:val="36"/>
-          <w:szCs w:val="36"/>
+          <w:sz w:val="34"/>
+          <w:szCs w:val="34"/>
         </w:rPr>
         <w:t xml:space="preserve"> label='Sin(x)'</w:t>
       </w:r>
       <w:r>
         <w:rPr>
           <w:rFonts w:ascii="Calibri" w:hAnsi="Calibri" w:cs="Calibri"/>
-          <w:sz w:val="36"/>
-          <w:szCs w:val="36"/>
+          <w:sz w:val="34"/>
+          <w:szCs w:val="34"/>
         </w:rPr>
         <w:t>) in a small box on the plot. This helps identify different lines when multiple is plotted.</w:t>
       </w:r>
@@ -1783,15 +1779,15 @@
         <w:jc w:val="both"/>
         <w:rPr>
           <w:rFonts w:ascii="Calibri" w:hAnsi="Calibri" w:cs="Calibri"/>
-          <w:sz w:val="36"/>
-          <w:szCs w:val="36"/>
-        </w:rPr>
-      </w:pPr>
-      <w:r>
-        <w:rPr>
-          <w:rFonts w:ascii="Calibri" w:hAnsi="Calibri" w:cs="Calibri"/>
-          <w:sz w:val="36"/>
-          <w:szCs w:val="36"/>
+          <w:sz w:val="34"/>
+          <w:szCs w:val="34"/>
+        </w:rPr>
+      </w:pPr>
+      <w:r>
+        <w:rPr>
+          <w:rFonts w:ascii="Calibri" w:hAnsi="Calibri" w:cs="Calibri"/>
+          <w:sz w:val="34"/>
+          <w:szCs w:val="34"/>
         </w:rPr>
         <w:t xml:space="preserve"># </w:t>
       </w:r>
@@ -1800,16 +1796,16 @@
           <w:rFonts w:ascii="Calibri" w:hAnsi="Calibri" w:cs="Calibri"/>
           <w:b/>
           <w:bCs/>
-          <w:sz w:val="36"/>
-          <w:szCs w:val="36"/>
+          <w:sz w:val="34"/>
+          <w:szCs w:val="34"/>
         </w:rPr>
         <w:t>plt.grid(True)</w:t>
       </w:r>
       <w:r>
         <w:rPr>
           <w:rFonts w:ascii="Calibri" w:hAnsi="Calibri" w:cs="Calibri"/>
-          <w:sz w:val="36"/>
-          <w:szCs w:val="36"/>
+          <w:sz w:val="34"/>
+          <w:szCs w:val="34"/>
         </w:rPr>
         <w:t xml:space="preserve"> adds background grid lines for better readability.</w:t>
       </w:r>
@@ -1819,364 +1815,364 @@
         <w:jc w:val="both"/>
         <w:rPr>
           <w:rFonts w:ascii="Calibri" w:hAnsi="Calibri" w:cs="Calibri"/>
-          <w:sz w:val="36"/>
-          <w:szCs w:val="36"/>
-        </w:rPr>
-      </w:pPr>
-      <w:r>
-        <w:rPr>
-          <w:rFonts w:ascii="Calibri" w:hAnsi="Calibri" w:cs="Calibri"/>
-          <w:sz w:val="36"/>
-          <w:szCs w:val="36"/>
+          <w:sz w:val="34"/>
+          <w:szCs w:val="34"/>
+        </w:rPr>
+      </w:pPr>
+      <w:r>
+        <w:rPr>
+          <w:rFonts w:ascii="Calibri" w:hAnsi="Calibri" w:cs="Calibri"/>
+          <w:sz w:val="34"/>
+          <w:szCs w:val="34"/>
+        </w:rPr>
+        <w:t xml:space="preserve"># </w:t>
+      </w:r>
+      <w:r>
+        <w:rPr>
+          <w:rFonts w:ascii="Calibri" w:hAnsi="Calibri" w:cs="Calibri"/>
+          <w:b/>
+          <w:bCs/>
+          <w:sz w:val="34"/>
+          <w:szCs w:val="34"/>
+        </w:rPr>
+        <w:t xml:space="preserve">plt.show() </w:t>
+      </w:r>
+      <w:r>
+        <w:rPr>
+          <w:rFonts w:ascii="Calibri" w:hAnsi="Calibri" w:cs="Calibri"/>
+          <w:sz w:val="34"/>
+          <w:szCs w:val="34"/>
+        </w:rPr>
+        <w:t>renders and displays the final plot window.</w:t>
+      </w:r>
+    </w:p>
+    <w:p>
+      <w:pPr>
+        <w:jc w:val="both"/>
+        <w:rPr>
+          <w:rFonts w:ascii="Calibri" w:hAnsi="Calibri" w:cs="Calibri"/>
+          <w:sz w:val="34"/>
+          <w:szCs w:val="34"/>
+        </w:rPr>
+      </w:pPr>
+      <w:r>
+        <w:rPr>
+          <w:rFonts w:ascii="Calibri" w:hAnsi="Calibri" w:cs="Calibri"/>
+          <w:sz w:val="34"/>
+          <w:szCs w:val="34"/>
+        </w:rPr>
+        <w:t># Final output. We’ll see a smooth blue dashed line with circular points, representing the sine wave between 0 and 10. The x-axis goes from 0 → 10. The y-axis shows sine values (between -1 and 1)</w:t>
+      </w:r>
+    </w:p>
+    <w:p>
+      <w:pPr>
+        <w:jc w:val="both"/>
+        <w:rPr>
+          <w:rFonts w:ascii="Calibri" w:hAnsi="Calibri" w:cs="Calibri"/>
+          <w:b/>
+          <w:bCs/>
+          <w:color w:val="D86DCB" w:themeColor="accent5" w:themeTint="99"/>
+          <w:sz w:val="34"/>
+          <w:szCs w:val="34"/>
+        </w:rPr>
+      </w:pPr>
+      <w:r>
+        <w:rPr>
+          <w:rFonts w:ascii="Calibri" w:hAnsi="Calibri" w:cs="Calibri"/>
+          <w:b/>
+          <w:bCs/>
+          <w:color w:val="D86DCB" w:themeColor="accent5" w:themeTint="99"/>
+          <w:sz w:val="34"/>
+          <w:szCs w:val="34"/>
         </w:rPr>
         <w:lastRenderedPageBreak/>
+        <w:t>import matplotlib.pyplot as plt</w:t>
+      </w:r>
+    </w:p>
+    <w:p>
+      <w:pPr>
+        <w:jc w:val="both"/>
+        <w:rPr>
+          <w:rFonts w:ascii="Calibri" w:hAnsi="Calibri" w:cs="Calibri"/>
+          <w:b/>
+          <w:bCs/>
+          <w:color w:val="D86DCB" w:themeColor="accent5" w:themeTint="99"/>
+          <w:sz w:val="34"/>
+          <w:szCs w:val="34"/>
+        </w:rPr>
+      </w:pPr>
+      <w:r>
+        <w:rPr>
+          <w:rFonts w:ascii="Calibri" w:hAnsi="Calibri" w:cs="Calibri"/>
+          <w:b/>
+          <w:bCs/>
+          <w:color w:val="D86DCB" w:themeColor="accent5" w:themeTint="99"/>
+          <w:sz w:val="34"/>
+          <w:szCs w:val="34"/>
+        </w:rPr>
+        <w:t>import numpy as np</w:t>
+      </w:r>
+    </w:p>
+    <w:p>
+      <w:pPr>
+        <w:jc w:val="both"/>
+        <w:rPr>
+          <w:rFonts w:ascii="Calibri" w:hAnsi="Calibri" w:cs="Calibri"/>
+          <w:b/>
+          <w:bCs/>
+          <w:color w:val="D86DCB" w:themeColor="accent5" w:themeTint="99"/>
+          <w:sz w:val="34"/>
+          <w:szCs w:val="34"/>
+        </w:rPr>
+      </w:pPr>
+      <w:r>
+        <w:rPr>
+          <w:rFonts w:ascii="Calibri" w:hAnsi="Calibri" w:cs="Calibri"/>
+          <w:b/>
+          <w:bCs/>
+          <w:color w:val="D86DCB" w:themeColor="accent5" w:themeTint="99"/>
+          <w:sz w:val="34"/>
+          <w:szCs w:val="34"/>
+        </w:rPr>
+        <w:t>x = np.linspace(0, 10, 100)</w:t>
+      </w:r>
+    </w:p>
+    <w:p>
+      <w:pPr>
+        <w:jc w:val="both"/>
+        <w:rPr>
+          <w:rFonts w:ascii="Calibri" w:hAnsi="Calibri" w:cs="Calibri"/>
+          <w:b/>
+          <w:bCs/>
+          <w:color w:val="D86DCB" w:themeColor="accent5" w:themeTint="99"/>
+          <w:sz w:val="34"/>
+          <w:szCs w:val="34"/>
+        </w:rPr>
+      </w:pPr>
+      <w:r>
+        <w:rPr>
+          <w:rFonts w:ascii="Calibri" w:hAnsi="Calibri" w:cs="Calibri"/>
+          <w:b/>
+          <w:bCs/>
+          <w:color w:val="D86DCB" w:themeColor="accent5" w:themeTint="99"/>
+          <w:sz w:val="34"/>
+          <w:szCs w:val="34"/>
+        </w:rPr>
+        <w:t>y = np.sin(x)</w:t>
+      </w:r>
+    </w:p>
+    <w:p>
+      <w:pPr>
+        <w:jc w:val="both"/>
+        <w:rPr>
+          <w:rFonts w:ascii="Calibri" w:hAnsi="Calibri" w:cs="Calibri"/>
+          <w:b/>
+          <w:bCs/>
+          <w:color w:val="D86DCB" w:themeColor="accent5" w:themeTint="99"/>
+          <w:sz w:val="34"/>
+          <w:szCs w:val="34"/>
+        </w:rPr>
+      </w:pPr>
+      <w:r>
+        <w:rPr>
+          <w:rFonts w:ascii="Calibri" w:hAnsi="Calibri" w:cs="Calibri"/>
+          <w:b/>
+          <w:bCs/>
+          <w:color w:val="D86DCB" w:themeColor="accent5" w:themeTint="99"/>
+          <w:sz w:val="34"/>
+          <w:szCs w:val="34"/>
+        </w:rPr>
+        <w:t>plt.plot(x, y, color='blue', linestyle='--', marker='o', label='Sin(x)')</w:t>
+      </w:r>
+    </w:p>
+    <w:p>
+      <w:pPr>
+        <w:jc w:val="both"/>
+        <w:rPr>
+          <w:rFonts w:ascii="Calibri" w:hAnsi="Calibri" w:cs="Calibri"/>
+          <w:b/>
+          <w:bCs/>
+          <w:color w:val="D86DCB" w:themeColor="accent5" w:themeTint="99"/>
+          <w:sz w:val="34"/>
+          <w:szCs w:val="34"/>
+        </w:rPr>
+      </w:pPr>
+      <w:r>
+        <w:rPr>
+          <w:rFonts w:ascii="Calibri" w:hAnsi="Calibri" w:cs="Calibri"/>
+          <w:b/>
+          <w:bCs/>
+          <w:color w:val="D86DCB" w:themeColor="accent5" w:themeTint="99"/>
+          <w:sz w:val="34"/>
+          <w:szCs w:val="34"/>
+        </w:rPr>
+        <w:t>plt.xlabel('X-axis')</w:t>
+      </w:r>
+    </w:p>
+    <w:p>
+      <w:pPr>
+        <w:jc w:val="both"/>
+        <w:rPr>
+          <w:rFonts w:ascii="Calibri" w:hAnsi="Calibri" w:cs="Calibri"/>
+          <w:b/>
+          <w:bCs/>
+          <w:color w:val="D86DCB" w:themeColor="accent5" w:themeTint="99"/>
+          <w:sz w:val="34"/>
+          <w:szCs w:val="34"/>
+        </w:rPr>
+      </w:pPr>
+      <w:r>
+        <w:rPr>
+          <w:rFonts w:ascii="Calibri" w:hAnsi="Calibri" w:cs="Calibri"/>
+          <w:b/>
+          <w:bCs/>
+          <w:color w:val="D86DCB" w:themeColor="accent5" w:themeTint="99"/>
+          <w:sz w:val="34"/>
+          <w:szCs w:val="34"/>
+        </w:rPr>
+        <w:t>plt.ylabel('Y-axis')</w:t>
+      </w:r>
+    </w:p>
+    <w:p>
+      <w:pPr>
+        <w:jc w:val="both"/>
+        <w:rPr>
+          <w:rFonts w:ascii="Calibri" w:hAnsi="Calibri" w:cs="Calibri"/>
+          <w:b/>
+          <w:bCs/>
+          <w:color w:val="D86DCB" w:themeColor="accent5" w:themeTint="99"/>
+          <w:sz w:val="34"/>
+          <w:szCs w:val="34"/>
+        </w:rPr>
+      </w:pPr>
+      <w:r>
+        <w:rPr>
+          <w:rFonts w:ascii="Calibri" w:hAnsi="Calibri" w:cs="Calibri"/>
+          <w:b/>
+          <w:bCs/>
+          <w:color w:val="D86DCB" w:themeColor="accent5" w:themeTint="99"/>
+          <w:sz w:val="34"/>
+          <w:szCs w:val="34"/>
+        </w:rPr>
+        <w:t>plt.title('Line Plot')</w:t>
+      </w:r>
+    </w:p>
+    <w:p>
+      <w:pPr>
+        <w:jc w:val="both"/>
+        <w:rPr>
+          <w:rFonts w:ascii="Calibri" w:hAnsi="Calibri" w:cs="Calibri"/>
+          <w:b/>
+          <w:bCs/>
+          <w:color w:val="D86DCB" w:themeColor="accent5" w:themeTint="99"/>
+          <w:sz w:val="34"/>
+          <w:szCs w:val="34"/>
+        </w:rPr>
+      </w:pPr>
+      <w:r>
+        <w:rPr>
+          <w:rFonts w:ascii="Calibri" w:hAnsi="Calibri" w:cs="Calibri"/>
+          <w:b/>
+          <w:bCs/>
+          <w:color w:val="D86DCB" w:themeColor="accent5" w:themeTint="99"/>
+          <w:sz w:val="34"/>
+          <w:szCs w:val="34"/>
+        </w:rPr>
+        <w:t>plt.legend()</w:t>
+      </w:r>
+    </w:p>
+    <w:p>
+      <w:pPr>
+        <w:jc w:val="both"/>
+        <w:rPr>
+          <w:rFonts w:ascii="Calibri" w:hAnsi="Calibri" w:cs="Calibri"/>
+          <w:b/>
+          <w:bCs/>
+          <w:color w:val="D86DCB" w:themeColor="accent5" w:themeTint="99"/>
+          <w:sz w:val="34"/>
+          <w:szCs w:val="34"/>
+        </w:rPr>
+      </w:pPr>
+      <w:r>
+        <w:rPr>
+          <w:rFonts w:ascii="Calibri" w:hAnsi="Calibri" w:cs="Calibri"/>
+          <w:b/>
+          <w:bCs/>
+          <w:color w:val="D86DCB" w:themeColor="accent5" w:themeTint="99"/>
+          <w:sz w:val="34"/>
+          <w:szCs w:val="34"/>
+        </w:rPr>
+        <w:t>plt.grid(True)</w:t>
+      </w:r>
+    </w:p>
+    <w:p>
+      <w:pPr>
+        <w:jc w:val="both"/>
+        <w:rPr>
+          <w:rFonts w:ascii="Calibri" w:hAnsi="Calibri" w:cs="Calibri"/>
+          <w:b/>
+          <w:bCs/>
+          <w:color w:val="D86DCB" w:themeColor="accent5" w:themeTint="99"/>
+          <w:sz w:val="34"/>
+          <w:szCs w:val="34"/>
+        </w:rPr>
+      </w:pPr>
+      <w:r>
+        <w:rPr>
+          <w:rFonts w:ascii="Calibri" w:hAnsi="Calibri" w:cs="Calibri"/>
+          <w:b/>
+          <w:bCs/>
+          <w:color w:val="D86DCB" w:themeColor="accent5" w:themeTint="99"/>
+          <w:sz w:val="34"/>
+          <w:szCs w:val="34"/>
+        </w:rPr>
+        <w:t>plt.show()</w:t>
+      </w:r>
+    </w:p>
+    <w:p>
+      <w:pPr>
+        <w:jc w:val="both"/>
+        <w:rPr>
+          <w:rFonts w:ascii="Calibri" w:hAnsi="Calibri" w:cs="Calibri"/>
+          <w:b/>
+          <w:bCs/>
+          <w:sz w:val="34"/>
+          <w:szCs w:val="34"/>
+        </w:rPr>
+      </w:pPr>
+      <w:r>
+        <w:rPr>
+          <w:rFonts w:ascii="Calibri" w:hAnsi="Calibri" w:cs="Calibri"/>
+          <w:b/>
+          <w:bCs/>
+          <w:sz w:val="34"/>
+          <w:szCs w:val="34"/>
+        </w:rPr>
+        <w:t>Subplot:</w:t>
+      </w:r>
+    </w:p>
+    <w:p>
+      <w:pPr>
+        <w:jc w:val="both"/>
+        <w:rPr>
+          <w:rFonts w:ascii="Calibri" w:hAnsi="Calibri" w:cs="Calibri"/>
+          <w:sz w:val="34"/>
+          <w:szCs w:val="34"/>
+        </w:rPr>
+      </w:pPr>
+      <w:r>
+        <w:rPr>
+          <w:rFonts w:ascii="Calibri" w:hAnsi="Calibri" w:cs="Calibri"/>
+          <w:sz w:val="34"/>
+          <w:szCs w:val="34"/>
+        </w:rPr>
         <w:t xml:space="preserve"># </w:t>
       </w:r>
       <w:r>
         <w:rPr>
           <w:rFonts w:ascii="Calibri" w:hAnsi="Calibri" w:cs="Calibri"/>
-          <w:b/>
-          <w:bCs/>
-          <w:sz w:val="36"/>
-          <w:szCs w:val="36"/>
-        </w:rPr>
-        <w:t xml:space="preserve">plt.show() </w:t>
-      </w:r>
-      <w:r>
-        <w:rPr>
-          <w:rFonts w:ascii="Calibri" w:hAnsi="Calibri" w:cs="Calibri"/>
-          <w:sz w:val="36"/>
-          <w:szCs w:val="36"/>
-        </w:rPr>
-        <w:t>renders and displays the final plot window.</w:t>
-      </w:r>
-    </w:p>
-    <w:p>
-      <w:pPr>
-        <w:jc w:val="both"/>
-        <w:rPr>
-          <w:rFonts w:ascii="Calibri" w:hAnsi="Calibri" w:cs="Calibri"/>
-          <w:sz w:val="36"/>
-          <w:szCs w:val="36"/>
-        </w:rPr>
-      </w:pPr>
-      <w:r>
-        <w:rPr>
-          <w:rFonts w:ascii="Calibri" w:hAnsi="Calibri" w:cs="Calibri"/>
-          <w:sz w:val="36"/>
-          <w:szCs w:val="36"/>
-        </w:rPr>
-        <w:t># Final output. We’ll see a smooth blue dashed line with circular points, representing the sine wave between 0 and 10. The x-axis goes from 0 → 10. The y-axis shows sine values (between -1 and 1)</w:t>
-      </w:r>
-    </w:p>
-    <w:p>
-      <w:pPr>
-        <w:jc w:val="both"/>
-        <w:rPr>
-          <w:rFonts w:ascii="Calibri" w:hAnsi="Calibri" w:cs="Calibri"/>
-          <w:b/>
-          <w:bCs/>
-          <w:color w:val="D86DCB" w:themeColor="accent5" w:themeTint="99"/>
-          <w:sz w:val="36"/>
-          <w:szCs w:val="36"/>
-        </w:rPr>
-      </w:pPr>
-      <w:r>
-        <w:rPr>
-          <w:rFonts w:ascii="Calibri" w:hAnsi="Calibri" w:cs="Calibri"/>
-          <w:b/>
-          <w:bCs/>
-          <w:color w:val="D86DCB" w:themeColor="accent5" w:themeTint="99"/>
-          <w:sz w:val="36"/>
-          <w:szCs w:val="36"/>
-        </w:rPr>
-        <w:t>import matplotlib.pyplot as plt</w:t>
-      </w:r>
-    </w:p>
-    <w:p>
-      <w:pPr>
-        <w:jc w:val="both"/>
-        <w:rPr>
-          <w:rFonts w:ascii="Calibri" w:hAnsi="Calibri" w:cs="Calibri"/>
-          <w:b/>
-          <w:bCs/>
-          <w:color w:val="D86DCB" w:themeColor="accent5" w:themeTint="99"/>
-          <w:sz w:val="36"/>
-          <w:szCs w:val="36"/>
-        </w:rPr>
-      </w:pPr>
-      <w:r>
-        <w:rPr>
-          <w:rFonts w:ascii="Calibri" w:hAnsi="Calibri" w:cs="Calibri"/>
-          <w:b/>
-          <w:bCs/>
-          <w:color w:val="D86DCB" w:themeColor="accent5" w:themeTint="99"/>
-          <w:sz w:val="36"/>
-          <w:szCs w:val="36"/>
-        </w:rPr>
-        <w:t>import numpy as np</w:t>
-      </w:r>
-    </w:p>
-    <w:p>
-      <w:pPr>
-        <w:jc w:val="both"/>
-        <w:rPr>
-          <w:rFonts w:ascii="Calibri" w:hAnsi="Calibri" w:cs="Calibri"/>
-          <w:b/>
-          <w:bCs/>
-          <w:color w:val="D86DCB" w:themeColor="accent5" w:themeTint="99"/>
-          <w:sz w:val="36"/>
-          <w:szCs w:val="36"/>
-        </w:rPr>
-      </w:pPr>
-      <w:r>
-        <w:rPr>
-          <w:rFonts w:ascii="Calibri" w:hAnsi="Calibri" w:cs="Calibri"/>
-          <w:b/>
-          <w:bCs/>
-          <w:color w:val="D86DCB" w:themeColor="accent5" w:themeTint="99"/>
-          <w:sz w:val="36"/>
-          <w:szCs w:val="36"/>
-        </w:rPr>
-        <w:t>x = np.linspace(0, 10, 100)</w:t>
-      </w:r>
-    </w:p>
-    <w:p>
-      <w:pPr>
-        <w:jc w:val="both"/>
-        <w:rPr>
-          <w:rFonts w:ascii="Calibri" w:hAnsi="Calibri" w:cs="Calibri"/>
-          <w:b/>
-          <w:bCs/>
-          <w:color w:val="D86DCB" w:themeColor="accent5" w:themeTint="99"/>
-          <w:sz w:val="36"/>
-          <w:szCs w:val="36"/>
-        </w:rPr>
-      </w:pPr>
-      <w:r>
-        <w:rPr>
-          <w:rFonts w:ascii="Calibri" w:hAnsi="Calibri" w:cs="Calibri"/>
-          <w:b/>
-          <w:bCs/>
-          <w:color w:val="D86DCB" w:themeColor="accent5" w:themeTint="99"/>
-          <w:sz w:val="36"/>
-          <w:szCs w:val="36"/>
-        </w:rPr>
-        <w:t>y = np.sin(x)</w:t>
-      </w:r>
-    </w:p>
-    <w:p>
-      <w:pPr>
-        <w:jc w:val="both"/>
-        <w:rPr>
-          <w:rFonts w:ascii="Calibri" w:hAnsi="Calibri" w:cs="Calibri"/>
-          <w:b/>
-          <w:bCs/>
-          <w:color w:val="D86DCB" w:themeColor="accent5" w:themeTint="99"/>
-          <w:sz w:val="36"/>
-          <w:szCs w:val="36"/>
-        </w:rPr>
-      </w:pPr>
-      <w:r>
-        <w:rPr>
-          <w:rFonts w:ascii="Calibri" w:hAnsi="Calibri" w:cs="Calibri"/>
-          <w:b/>
-          <w:bCs/>
-          <w:color w:val="D86DCB" w:themeColor="accent5" w:themeTint="99"/>
-          <w:sz w:val="36"/>
-          <w:szCs w:val="36"/>
-        </w:rPr>
-        <w:t>plt.plot(x, y, color='blue', linestyle='--', marker='o', label='Sin(x)')</w:t>
-      </w:r>
-    </w:p>
-    <w:p>
-      <w:pPr>
-        <w:jc w:val="both"/>
-        <w:rPr>
-          <w:rFonts w:ascii="Calibri" w:hAnsi="Calibri" w:cs="Calibri"/>
-          <w:b/>
-          <w:bCs/>
-          <w:color w:val="D86DCB" w:themeColor="accent5" w:themeTint="99"/>
-          <w:sz w:val="36"/>
-          <w:szCs w:val="36"/>
-        </w:rPr>
-      </w:pPr>
-      <w:r>
-        <w:rPr>
-          <w:rFonts w:ascii="Calibri" w:hAnsi="Calibri" w:cs="Calibri"/>
-          <w:b/>
-          <w:bCs/>
-          <w:color w:val="D86DCB" w:themeColor="accent5" w:themeTint="99"/>
-          <w:sz w:val="36"/>
-          <w:szCs w:val="36"/>
-        </w:rPr>
-        <w:t>plt.xlabel('X-axis')</w:t>
-      </w:r>
-    </w:p>
-    <w:p>
-      <w:pPr>
-        <w:jc w:val="both"/>
-        <w:rPr>
-          <w:rFonts w:ascii="Calibri" w:hAnsi="Calibri" w:cs="Calibri"/>
-          <w:b/>
-          <w:bCs/>
-          <w:color w:val="D86DCB" w:themeColor="accent5" w:themeTint="99"/>
-          <w:sz w:val="36"/>
-          <w:szCs w:val="36"/>
-        </w:rPr>
-      </w:pPr>
-      <w:r>
-        <w:rPr>
-          <w:rFonts w:ascii="Calibri" w:hAnsi="Calibri" w:cs="Calibri"/>
-          <w:b/>
-          <w:bCs/>
-          <w:color w:val="D86DCB" w:themeColor="accent5" w:themeTint="99"/>
-          <w:sz w:val="36"/>
-          <w:szCs w:val="36"/>
-        </w:rPr>
-        <w:t>plt.ylabel('Y-axis')</w:t>
-      </w:r>
-    </w:p>
-    <w:p>
-      <w:pPr>
-        <w:jc w:val="both"/>
-        <w:rPr>
-          <w:rFonts w:ascii="Calibri" w:hAnsi="Calibri" w:cs="Calibri"/>
-          <w:b/>
-          <w:bCs/>
-          <w:color w:val="D86DCB" w:themeColor="accent5" w:themeTint="99"/>
-          <w:sz w:val="36"/>
-          <w:szCs w:val="36"/>
-        </w:rPr>
-      </w:pPr>
-      <w:r>
-        <w:rPr>
-          <w:rFonts w:ascii="Calibri" w:hAnsi="Calibri" w:cs="Calibri"/>
-          <w:b/>
-          <w:bCs/>
-          <w:color w:val="D86DCB" w:themeColor="accent5" w:themeTint="99"/>
-          <w:sz w:val="36"/>
-          <w:szCs w:val="36"/>
-        </w:rPr>
-        <w:t>plt.title('Line Plot')</w:t>
-      </w:r>
-    </w:p>
-    <w:p>
-      <w:pPr>
-        <w:jc w:val="both"/>
-        <w:rPr>
-          <w:rFonts w:ascii="Calibri" w:hAnsi="Calibri" w:cs="Calibri"/>
-          <w:b/>
-          <w:bCs/>
-          <w:color w:val="D86DCB" w:themeColor="accent5" w:themeTint="99"/>
-          <w:sz w:val="36"/>
-          <w:szCs w:val="36"/>
-        </w:rPr>
-      </w:pPr>
-      <w:r>
-        <w:rPr>
-          <w:rFonts w:ascii="Calibri" w:hAnsi="Calibri" w:cs="Calibri"/>
-          <w:b/>
-          <w:bCs/>
-          <w:color w:val="D86DCB" w:themeColor="accent5" w:themeTint="99"/>
-          <w:sz w:val="36"/>
-          <w:szCs w:val="36"/>
-        </w:rPr>
-        <w:t>plt.legend()</w:t>
-      </w:r>
-    </w:p>
-    <w:p>
-      <w:pPr>
-        <w:jc w:val="both"/>
-        <w:rPr>
-          <w:rFonts w:ascii="Calibri" w:hAnsi="Calibri" w:cs="Calibri"/>
-          <w:b/>
-          <w:bCs/>
-          <w:color w:val="D86DCB" w:themeColor="accent5" w:themeTint="99"/>
-          <w:sz w:val="36"/>
-          <w:szCs w:val="36"/>
-        </w:rPr>
-      </w:pPr>
-      <w:r>
-        <w:rPr>
-          <w:rFonts w:ascii="Calibri" w:hAnsi="Calibri" w:cs="Calibri"/>
-          <w:b/>
-          <w:bCs/>
-          <w:color w:val="D86DCB" w:themeColor="accent5" w:themeTint="99"/>
-          <w:sz w:val="36"/>
-          <w:szCs w:val="36"/>
-        </w:rPr>
-        <w:t>plt.grid(True)</w:t>
-      </w:r>
-    </w:p>
-    <w:p>
-      <w:pPr>
-        <w:jc w:val="both"/>
-        <w:rPr>
-          <w:rFonts w:ascii="Calibri" w:hAnsi="Calibri" w:cs="Calibri"/>
-          <w:b/>
-          <w:bCs/>
-          <w:color w:val="D86DCB" w:themeColor="accent5" w:themeTint="99"/>
-          <w:sz w:val="36"/>
-          <w:szCs w:val="36"/>
-        </w:rPr>
-      </w:pPr>
-      <w:r>
-        <w:rPr>
-          <w:rFonts w:ascii="Calibri" w:hAnsi="Calibri" w:cs="Calibri"/>
-          <w:b/>
-          <w:bCs/>
-          <w:color w:val="D86DCB" w:themeColor="accent5" w:themeTint="99"/>
-          <w:sz w:val="36"/>
-          <w:szCs w:val="36"/>
-        </w:rPr>
-        <w:t>plt.show()</w:t>
-      </w:r>
-    </w:p>
-    <w:p>
-      <w:pPr>
-        <w:jc w:val="both"/>
-        <w:rPr>
-          <w:rFonts w:ascii="Calibri" w:hAnsi="Calibri" w:cs="Calibri"/>
-          <w:b/>
-          <w:bCs/>
-          <w:sz w:val="36"/>
-          <w:szCs w:val="36"/>
-        </w:rPr>
-      </w:pPr>
-      <w:r>
-        <w:rPr>
-          <w:rFonts w:ascii="Calibri" w:hAnsi="Calibri" w:cs="Calibri"/>
-          <w:b/>
-          <w:bCs/>
-          <w:sz w:val="36"/>
-          <w:szCs w:val="36"/>
-        </w:rPr>
-        <w:t>Subplot:</w:t>
-      </w:r>
-    </w:p>
-    <w:p>
-      <w:pPr>
-        <w:jc w:val="both"/>
-        <w:rPr>
-          <w:rFonts w:ascii="Calibri" w:hAnsi="Calibri" w:cs="Calibri"/>
-          <w:sz w:val="36"/>
-          <w:szCs w:val="36"/>
-        </w:rPr>
-      </w:pPr>
-      <w:r>
-        <w:rPr>
-          <w:rFonts w:ascii="Calibri" w:hAnsi="Calibri" w:cs="Calibri"/>
-          <w:sz w:val="36"/>
-          <w:szCs w:val="36"/>
-        </w:rPr>
-        <w:t xml:space="preserve"># </w:t>
-      </w:r>
-      <w:r>
-        <w:rPr>
-          <w:rFonts w:ascii="Calibri" w:hAnsi="Calibri" w:cs="Calibri"/>
-          <w:sz w:val="36"/>
-          <w:szCs w:val="36"/>
+          <w:sz w:val="34"/>
+          <w:szCs w:val="34"/>
         </w:rPr>
         <w:t>A subplot is when we display multiple plots in a single figure (window). Think of subplots as a grid of smaller graphs inside one big figure. It helps us compare data visually for example:</w:t>
       </w:r>
@@ -2191,15 +2187,15 @@
         <w:jc w:val="both"/>
         <w:rPr>
           <w:rFonts w:ascii="Calibri" w:hAnsi="Calibri" w:cs="Calibri"/>
-          <w:sz w:val="36"/>
-          <w:szCs w:val="36"/>
-        </w:rPr>
-      </w:pPr>
-      <w:r>
-        <w:rPr>
-          <w:rFonts w:ascii="Calibri" w:hAnsi="Calibri" w:cs="Calibri"/>
-          <w:sz w:val="36"/>
-          <w:szCs w:val="36"/>
+          <w:sz w:val="34"/>
+          <w:szCs w:val="34"/>
+        </w:rPr>
+      </w:pPr>
+      <w:r>
+        <w:rPr>
+          <w:rFonts w:ascii="Calibri" w:hAnsi="Calibri" w:cs="Calibri"/>
+          <w:sz w:val="34"/>
+          <w:szCs w:val="34"/>
         </w:rPr>
         <w:t>Plot sin(x) and cos(x) in the same window (like this example).</w:t>
       </w:r>
@@ -2214,89 +2210,89 @@
         <w:jc w:val="both"/>
         <w:rPr>
           <w:rFonts w:ascii="Calibri" w:hAnsi="Calibri" w:cs="Calibri"/>
-          <w:sz w:val="36"/>
-          <w:szCs w:val="36"/>
-        </w:rPr>
-      </w:pPr>
-      <w:r>
-        <w:rPr>
-          <w:rFonts w:ascii="Calibri" w:hAnsi="Calibri" w:cs="Calibri"/>
-          <w:sz w:val="36"/>
-          <w:szCs w:val="36"/>
+          <w:sz w:val="34"/>
+          <w:szCs w:val="34"/>
+        </w:rPr>
+      </w:pPr>
+      <w:r>
+        <w:rPr>
+          <w:rFonts w:ascii="Calibri" w:hAnsi="Calibri" w:cs="Calibri"/>
+          <w:sz w:val="34"/>
+          <w:szCs w:val="34"/>
+        </w:rPr>
+        <w:t>Plot multiple metrics (accuracy, loss, etc.) from a machine learning model.</w:t>
+      </w:r>
+    </w:p>
+    <w:p>
+      <w:pPr>
+        <w:jc w:val="both"/>
+        <w:rPr>
+          <w:rFonts w:ascii="Calibri" w:hAnsi="Calibri" w:cs="Calibri"/>
+          <w:sz w:val="34"/>
+          <w:szCs w:val="34"/>
+        </w:rPr>
+      </w:pPr>
+      <w:r>
+        <w:rPr>
+          <w:rFonts w:ascii="Calibri" w:hAnsi="Calibri" w:cs="Calibri"/>
+          <w:sz w:val="34"/>
+          <w:szCs w:val="34"/>
+        </w:rPr>
+        <w:t xml:space="preserve"># Generating data for line plot using </w:t>
+      </w:r>
+      <w:r>
+        <w:rPr>
+          <w:rFonts w:ascii="Calibri" w:hAnsi="Calibri" w:cs="Calibri"/>
+          <w:b/>
+          <w:bCs/>
+          <w:sz w:val="34"/>
+          <w:szCs w:val="34"/>
+        </w:rPr>
+        <w:t>Numpy</w:t>
+      </w:r>
+      <w:r>
+        <w:rPr>
+          <w:rFonts w:ascii="Calibri" w:hAnsi="Calibri" w:cs="Calibri"/>
+          <w:sz w:val="34"/>
+          <w:szCs w:val="34"/>
+        </w:rPr>
+        <w:t xml:space="preserve">. </w:t>
+      </w:r>
+      <w:r>
+        <w:rPr>
+          <w:rFonts w:ascii="Calibri" w:hAnsi="Calibri" w:cs="Calibri"/>
+          <w:b/>
+          <w:bCs/>
+          <w:sz w:val="34"/>
+          <w:szCs w:val="34"/>
+        </w:rPr>
+        <w:t>np.linspace(start, stop, num)</w:t>
+      </w:r>
+      <w:r>
+        <w:rPr>
+          <w:rFonts w:ascii="Calibri" w:hAnsi="Calibri" w:cs="Calibri"/>
+          <w:sz w:val="34"/>
+          <w:szCs w:val="34"/>
+        </w:rPr>
+        <w:t xml:space="preserve"> creates 100 evenly spaced numbers between 0 and 10. Example output [0, 0.1, 0.2, ... , 9.9, 10]. This means our x-axis values will go smoothly from 0 → 10.</w:t>
+      </w:r>
+    </w:p>
+    <w:p>
+      <w:pPr>
+        <w:jc w:val="both"/>
+        <w:rPr>
+          <w:rFonts w:ascii="Calibri" w:hAnsi="Calibri" w:cs="Calibri"/>
+          <w:sz w:val="34"/>
+          <w:szCs w:val="34"/>
+        </w:rPr>
+      </w:pPr>
+      <w:r>
+        <w:rPr>
+          <w:rFonts w:ascii="Calibri" w:hAnsi="Calibri" w:cs="Calibri"/>
+          <w:sz w:val="34"/>
+          <w:szCs w:val="34"/>
         </w:rPr>
         <w:lastRenderedPageBreak/>
-        <w:t>Plot multiple metrics (accuracy, loss, etc.) from a machine learning model.</w:t>
-      </w:r>
-    </w:p>
-    <w:p>
-      <w:pPr>
-        <w:jc w:val="both"/>
-        <w:rPr>
-          <w:rFonts w:ascii="Calibri" w:hAnsi="Calibri" w:cs="Calibri"/>
-          <w:sz w:val="36"/>
-          <w:szCs w:val="36"/>
-        </w:rPr>
-      </w:pPr>
-      <w:r>
-        <w:rPr>
-          <w:rFonts w:ascii="Calibri" w:hAnsi="Calibri" w:cs="Calibri"/>
-          <w:sz w:val="36"/>
-          <w:szCs w:val="36"/>
-        </w:rPr>
-        <w:t xml:space="preserve"># Generating data for line plot using </w:t>
-      </w:r>
-      <w:r>
-        <w:rPr>
-          <w:rFonts w:ascii="Calibri" w:hAnsi="Calibri" w:cs="Calibri"/>
-          <w:b/>
-          <w:bCs/>
-          <w:sz w:val="36"/>
-          <w:szCs w:val="36"/>
-        </w:rPr>
-        <w:t>Numpy</w:t>
-      </w:r>
-      <w:r>
-        <w:rPr>
-          <w:rFonts w:ascii="Calibri" w:hAnsi="Calibri" w:cs="Calibri"/>
-          <w:sz w:val="36"/>
-          <w:szCs w:val="36"/>
-        </w:rPr>
-        <w:t xml:space="preserve">. </w:t>
-      </w:r>
-      <w:r>
-        <w:rPr>
-          <w:rFonts w:ascii="Calibri" w:hAnsi="Calibri" w:cs="Calibri"/>
-          <w:b/>
-          <w:bCs/>
-          <w:sz w:val="36"/>
-          <w:szCs w:val="36"/>
-        </w:rPr>
-        <w:t>np.linspace(start, stop, num)</w:t>
-      </w:r>
-      <w:r>
-        <w:rPr>
-          <w:rFonts w:ascii="Calibri" w:hAnsi="Calibri" w:cs="Calibri"/>
-          <w:sz w:val="36"/>
-          <w:szCs w:val="36"/>
-        </w:rPr>
-        <w:t xml:space="preserve"> creates 100 evenly spaced numbers between 0 and 10. Example output [0, 0.1, 0.2, ... , 9.9, 10]. This means our x-axis values will go smoothly from 0 → 10.</w:t>
-      </w:r>
-    </w:p>
-    <w:p>
-      <w:pPr>
-        <w:jc w:val="both"/>
-        <w:rPr>
-          <w:rFonts w:ascii="Calibri" w:hAnsi="Calibri" w:cs="Calibri"/>
-          <w:sz w:val="36"/>
-          <w:szCs w:val="36"/>
-        </w:rPr>
-      </w:pPr>
-      <w:r>
-        <w:rPr>
-          <w:rFonts w:ascii="Calibri" w:hAnsi="Calibri" w:cs="Calibri"/>
-          <w:sz w:val="36"/>
-          <w:szCs w:val="36"/>
-        </w:rPr>
         <w:t>#</w:t>
       </w:r>
       <w:r>
@@ -2304,24 +2300,24 @@
           <w:rFonts w:ascii="Calibri" w:hAnsi="Calibri" w:cs="Calibri"/>
           <w:b/>
           <w:bCs/>
-          <w:sz w:val="36"/>
-          <w:szCs w:val="36"/>
+          <w:sz w:val="34"/>
+          <w:szCs w:val="34"/>
         </w:rPr>
         <w:t xml:space="preserve"> y1 = np.sin(x)</w:t>
       </w:r>
       <w:r>
         <w:rPr>
           <w:rFonts w:ascii="Calibri" w:hAnsi="Calibri" w:cs="Calibri"/>
-          <w:sz w:val="36"/>
-          <w:szCs w:val="36"/>
+          <w:sz w:val="34"/>
+          <w:szCs w:val="34"/>
         </w:rPr>
         <w:t xml:space="preserve"> </w:t>
       </w:r>
       <w:r>
         <w:rPr>
           <w:rFonts w:ascii="Calibri" w:hAnsi="Calibri" w:cs="Calibri"/>
-          <w:sz w:val="36"/>
-          <w:szCs w:val="36"/>
+          <w:sz w:val="34"/>
+          <w:szCs w:val="34"/>
         </w:rPr>
         <w:t xml:space="preserve"> </w:t>
       </w:r>
@@ -2330,16 +2326,16 @@
           <w:rFonts w:ascii="Calibri" w:hAnsi="Calibri" w:cs="Calibri"/>
           <w:b/>
           <w:bCs/>
-          <w:sz w:val="36"/>
-          <w:szCs w:val="36"/>
+          <w:sz w:val="34"/>
+          <w:szCs w:val="34"/>
         </w:rPr>
         <w:t>y1</w:t>
       </w:r>
       <w:r>
         <w:rPr>
           <w:rFonts w:ascii="Calibri" w:hAnsi="Calibri" w:cs="Calibri"/>
-          <w:sz w:val="36"/>
-          <w:szCs w:val="36"/>
+          <w:sz w:val="34"/>
+          <w:szCs w:val="34"/>
         </w:rPr>
         <w:t xml:space="preserve"> = sine of </w:t>
       </w:r>
@@ -2348,40 +2344,40 @@
           <w:rFonts w:ascii="Calibri" w:hAnsi="Calibri" w:cs="Calibri"/>
           <w:b/>
           <w:bCs/>
-          <w:sz w:val="36"/>
-          <w:szCs w:val="36"/>
+          <w:sz w:val="34"/>
+          <w:szCs w:val="34"/>
         </w:rPr>
         <w:t>x</w:t>
       </w:r>
       <w:r>
         <w:rPr>
           <w:rFonts w:ascii="Calibri" w:hAnsi="Calibri" w:cs="Calibri"/>
-          <w:sz w:val="36"/>
-          <w:szCs w:val="36"/>
+          <w:sz w:val="34"/>
+          <w:szCs w:val="34"/>
         </w:rPr>
         <w:t xml:space="preserve"> </w:t>
       </w:r>
       <w:r>
         <w:rPr>
           <w:rFonts w:ascii="Calibri" w:hAnsi="Calibri" w:cs="Calibri"/>
-          <w:sz w:val="36"/>
-          <w:szCs w:val="36"/>
+          <w:sz w:val="34"/>
+          <w:szCs w:val="34"/>
         </w:rPr>
         <w:t>generates</w:t>
       </w:r>
       <w:r>
         <w:rPr>
           <w:rFonts w:ascii="Calibri" w:hAnsi="Calibri" w:cs="Calibri"/>
-          <w:sz w:val="36"/>
-          <w:szCs w:val="36"/>
+          <w:sz w:val="34"/>
+          <w:szCs w:val="34"/>
         </w:rPr>
         <w:t xml:space="preserve"> </w:t>
       </w:r>
       <w:r>
         <w:rPr>
           <w:rFonts w:ascii="Calibri" w:hAnsi="Calibri" w:cs="Calibri"/>
-          <w:sz w:val="36"/>
-          <w:szCs w:val="36"/>
+          <w:sz w:val="34"/>
+          <w:szCs w:val="34"/>
         </w:rPr>
         <w:t>wave-like data for the first plot.</w:t>
       </w:r>
@@ -2390,8 +2386,8 @@
           <w:rFonts w:ascii="Calibri" w:hAnsi="Calibri" w:cs="Calibri"/>
           <w:b/>
           <w:bCs/>
-          <w:sz w:val="36"/>
-          <w:szCs w:val="36"/>
+          <w:sz w:val="34"/>
+          <w:szCs w:val="34"/>
         </w:rPr>
         <w:t xml:space="preserve"> </w:t>
       </w:r>
@@ -2400,24 +2396,24 @@
           <w:rFonts w:ascii="Calibri" w:hAnsi="Calibri" w:cs="Calibri"/>
           <w:b/>
           <w:bCs/>
-          <w:sz w:val="36"/>
-          <w:szCs w:val="36"/>
+          <w:sz w:val="34"/>
+          <w:szCs w:val="34"/>
         </w:rPr>
         <w:t>y2 = np.cos(x)</w:t>
       </w:r>
       <w:r>
         <w:rPr>
           <w:rFonts w:ascii="Calibri" w:hAnsi="Calibri" w:cs="Calibri"/>
-          <w:sz w:val="36"/>
-          <w:szCs w:val="36"/>
+          <w:sz w:val="34"/>
+          <w:szCs w:val="34"/>
         </w:rPr>
         <w:t xml:space="preserve"> y2 = cosine of x generates another wave, shifted compared to sine for </w:t>
       </w:r>
       <w:r>
         <w:rPr>
           <w:rFonts w:ascii="Calibri" w:hAnsi="Calibri" w:cs="Calibri"/>
-          <w:sz w:val="36"/>
-          <w:szCs w:val="36"/>
+          <w:sz w:val="34"/>
+          <w:szCs w:val="34"/>
         </w:rPr>
         <w:t>the second plot.</w:t>
       </w:r>
@@ -2427,15 +2423,15 @@
         <w:jc w:val="both"/>
         <w:rPr>
           <w:rFonts w:ascii="Calibri" w:hAnsi="Calibri" w:cs="Calibri"/>
-          <w:sz w:val="36"/>
-          <w:szCs w:val="36"/>
-        </w:rPr>
-      </w:pPr>
-      <w:r>
-        <w:rPr>
-          <w:rFonts w:ascii="Calibri" w:hAnsi="Calibri" w:cs="Calibri"/>
-          <w:sz w:val="36"/>
-          <w:szCs w:val="36"/>
+          <w:sz w:val="34"/>
+          <w:szCs w:val="34"/>
+        </w:rPr>
+      </w:pPr>
+      <w:r>
+        <w:rPr>
+          <w:rFonts w:ascii="Calibri" w:hAnsi="Calibri" w:cs="Calibri"/>
+          <w:sz w:val="34"/>
+          <w:szCs w:val="34"/>
         </w:rPr>
         <w:t xml:space="preserve"># </w:t>
       </w:r>
@@ -2444,16 +2440,16 @@
           <w:rFonts w:ascii="Calibri" w:hAnsi="Calibri" w:cs="Calibri"/>
           <w:b/>
           <w:bCs/>
-          <w:sz w:val="36"/>
-          <w:szCs w:val="36"/>
+          <w:sz w:val="34"/>
+          <w:szCs w:val="34"/>
         </w:rPr>
         <w:t>plt.subplot(2, 1, 1)</w:t>
       </w:r>
       <w:r>
         <w:rPr>
           <w:rFonts w:ascii="Calibri" w:hAnsi="Calibri" w:cs="Calibri"/>
-          <w:sz w:val="36"/>
-          <w:szCs w:val="36"/>
+          <w:sz w:val="34"/>
+          <w:szCs w:val="34"/>
         </w:rPr>
         <w:t xml:space="preserve"> it tells</w:t>
       </w:r>
@@ -2462,24 +2458,24 @@
           <w:rFonts w:ascii="Calibri" w:hAnsi="Calibri" w:cs="Calibri"/>
           <w:b/>
           <w:bCs/>
-          <w:sz w:val="36"/>
-          <w:szCs w:val="36"/>
+          <w:sz w:val="34"/>
+          <w:szCs w:val="34"/>
         </w:rPr>
         <w:t xml:space="preserve"> Matplotlib</w:t>
       </w:r>
       <w:r>
         <w:rPr>
           <w:rFonts w:ascii="Calibri" w:hAnsi="Calibri" w:cs="Calibri"/>
-          <w:sz w:val="36"/>
-          <w:szCs w:val="36"/>
+          <w:sz w:val="34"/>
+          <w:szCs w:val="34"/>
         </w:rPr>
         <w:t xml:space="preserve"> "Divide the figure into a 2×1 grid (2 rows, 1 column), and select the 1st plot area.</w:t>
       </w:r>
       <w:r>
         <w:rPr>
           <w:rFonts w:ascii="Calibri" w:hAnsi="Calibri" w:cs="Calibri"/>
-          <w:sz w:val="36"/>
-          <w:szCs w:val="36"/>
+          <w:sz w:val="34"/>
+          <w:szCs w:val="34"/>
         </w:rPr>
         <w:t xml:space="preserve"> So, this is the first subplot.</w:t>
       </w:r>
@@ -2489,15 +2485,15 @@
         <w:jc w:val="both"/>
         <w:rPr>
           <w:rFonts w:ascii="Calibri" w:hAnsi="Calibri" w:cs="Calibri"/>
-          <w:sz w:val="36"/>
-          <w:szCs w:val="36"/>
-        </w:rPr>
-      </w:pPr>
-      <w:r>
-        <w:rPr>
-          <w:rFonts w:ascii="Calibri" w:hAnsi="Calibri" w:cs="Calibri"/>
-          <w:sz w:val="36"/>
-          <w:szCs w:val="36"/>
+          <w:sz w:val="34"/>
+          <w:szCs w:val="34"/>
+        </w:rPr>
+      </w:pPr>
+      <w:r>
+        <w:rPr>
+          <w:rFonts w:ascii="Calibri" w:hAnsi="Calibri" w:cs="Calibri"/>
+          <w:sz w:val="34"/>
+          <w:szCs w:val="34"/>
         </w:rPr>
         <w:t xml:space="preserve"># </w:t>
       </w:r>
@@ -2506,16 +2502,16 @@
           <w:rFonts w:ascii="Calibri" w:hAnsi="Calibri" w:cs="Calibri"/>
           <w:b/>
           <w:bCs/>
-          <w:sz w:val="36"/>
-          <w:szCs w:val="36"/>
+          <w:sz w:val="34"/>
+          <w:szCs w:val="34"/>
         </w:rPr>
         <w:t>plt.plot(x, y1, color='blue')</w:t>
       </w:r>
       <w:r>
         <w:rPr>
           <w:rFonts w:ascii="Calibri" w:hAnsi="Calibri" w:cs="Calibri"/>
-          <w:sz w:val="36"/>
-          <w:szCs w:val="36"/>
+          <w:sz w:val="34"/>
+          <w:szCs w:val="34"/>
         </w:rPr>
         <w:t xml:space="preserve"> and </w:t>
       </w:r>
@@ -2524,16 +2520,16 @@
           <w:rFonts w:ascii="Calibri" w:hAnsi="Calibri" w:cs="Calibri"/>
           <w:b/>
           <w:bCs/>
-          <w:sz w:val="36"/>
-          <w:szCs w:val="36"/>
+          <w:sz w:val="34"/>
+          <w:szCs w:val="34"/>
         </w:rPr>
         <w:t>plt.title()</w:t>
       </w:r>
       <w:r>
         <w:rPr>
           <w:rFonts w:ascii="Calibri" w:hAnsi="Calibri" w:cs="Calibri"/>
-          <w:sz w:val="36"/>
-          <w:szCs w:val="36"/>
+          <w:sz w:val="34"/>
+          <w:szCs w:val="34"/>
         </w:rPr>
         <w:t xml:space="preserve"> plots the sine curve (</w:t>
       </w:r>
@@ -2542,16 +2538,16 @@
           <w:rFonts w:ascii="Calibri" w:hAnsi="Calibri" w:cs="Calibri"/>
           <w:b/>
           <w:bCs/>
-          <w:sz w:val="36"/>
-          <w:szCs w:val="36"/>
+          <w:sz w:val="34"/>
+          <w:szCs w:val="34"/>
         </w:rPr>
         <w:t>y1</w:t>
       </w:r>
       <w:r>
         <w:rPr>
           <w:rFonts w:ascii="Calibri" w:hAnsi="Calibri" w:cs="Calibri"/>
-          <w:sz w:val="36"/>
-          <w:szCs w:val="36"/>
+          <w:sz w:val="34"/>
+          <w:szCs w:val="34"/>
         </w:rPr>
         <w:t>) in blue on the first subplot. Adds a title "Sin(x) Subplot". So, the top graph now shows the sine wave.</w:t>
       </w:r>
@@ -2561,15 +2557,15 @@
         <w:jc w:val="both"/>
         <w:rPr>
           <w:rFonts w:ascii="Calibri" w:hAnsi="Calibri" w:cs="Calibri"/>
-          <w:sz w:val="36"/>
-          <w:szCs w:val="36"/>
-        </w:rPr>
-      </w:pPr>
-      <w:r>
-        <w:rPr>
-          <w:rFonts w:ascii="Calibri" w:hAnsi="Calibri" w:cs="Calibri"/>
-          <w:sz w:val="36"/>
-          <w:szCs w:val="36"/>
+          <w:sz w:val="34"/>
+          <w:szCs w:val="34"/>
+        </w:rPr>
+      </w:pPr>
+      <w:r>
+        <w:rPr>
+          <w:rFonts w:ascii="Calibri" w:hAnsi="Calibri" w:cs="Calibri"/>
+          <w:sz w:val="34"/>
+          <w:szCs w:val="34"/>
         </w:rPr>
         <w:t xml:space="preserve"># </w:t>
       </w:r>
@@ -2578,16 +2574,16 @@
           <w:rFonts w:ascii="Calibri" w:hAnsi="Calibri" w:cs="Calibri"/>
           <w:b/>
           <w:bCs/>
-          <w:sz w:val="36"/>
-          <w:szCs w:val="36"/>
+          <w:sz w:val="34"/>
+          <w:szCs w:val="34"/>
         </w:rPr>
         <w:t>plt.subplot(2, 1, 2)</w:t>
       </w:r>
       <w:r>
         <w:rPr>
           <w:rFonts w:ascii="Calibri" w:hAnsi="Calibri" w:cs="Calibri"/>
-          <w:sz w:val="36"/>
-          <w:szCs w:val="36"/>
+          <w:sz w:val="34"/>
+          <w:szCs w:val="34"/>
         </w:rPr>
         <w:t xml:space="preserve"> now </w:t>
       </w:r>
@@ -2596,16 +2592,16 @@
           <w:rFonts w:ascii="Calibri" w:hAnsi="Calibri" w:cs="Calibri"/>
           <w:b/>
           <w:bCs/>
-          <w:sz w:val="36"/>
-          <w:szCs w:val="36"/>
+          <w:sz w:val="34"/>
+          <w:szCs w:val="34"/>
         </w:rPr>
         <w:t>Matplotlib</w:t>
       </w:r>
       <w:r>
         <w:rPr>
           <w:rFonts w:ascii="Calibri" w:hAnsi="Calibri" w:cs="Calibri"/>
-          <w:sz w:val="36"/>
-          <w:szCs w:val="36"/>
+          <w:sz w:val="34"/>
+          <w:szCs w:val="34"/>
         </w:rPr>
         <w:t xml:space="preserve"> moves to the second subplot position (bottom one). Still a 2×1 grid, but now we’re drawing on the 2nd slot.</w:t>
       </w:r>
@@ -2615,15 +2611,15 @@
         <w:jc w:val="both"/>
         <w:rPr>
           <w:rFonts w:ascii="Calibri" w:hAnsi="Calibri" w:cs="Calibri"/>
-          <w:sz w:val="36"/>
-          <w:szCs w:val="36"/>
-        </w:rPr>
-      </w:pPr>
-      <w:r>
-        <w:rPr>
-          <w:rFonts w:ascii="Calibri" w:hAnsi="Calibri" w:cs="Calibri"/>
-          <w:sz w:val="36"/>
-          <w:szCs w:val="36"/>
+          <w:sz w:val="34"/>
+          <w:szCs w:val="34"/>
+        </w:rPr>
+      </w:pPr>
+      <w:r>
+        <w:rPr>
+          <w:rFonts w:ascii="Calibri" w:hAnsi="Calibri" w:cs="Calibri"/>
+          <w:sz w:val="34"/>
+          <w:szCs w:val="34"/>
         </w:rPr>
         <w:t xml:space="preserve"># </w:t>
       </w:r>
@@ -2632,16 +2628,16 @@
           <w:rFonts w:ascii="Calibri" w:hAnsi="Calibri" w:cs="Calibri"/>
           <w:b/>
           <w:bCs/>
-          <w:sz w:val="36"/>
-          <w:szCs w:val="36"/>
+          <w:sz w:val="34"/>
+          <w:szCs w:val="34"/>
         </w:rPr>
         <w:t>plt.plot(x, y2, color='red')</w:t>
       </w:r>
       <w:r>
         <w:rPr>
           <w:rFonts w:ascii="Calibri" w:hAnsi="Calibri" w:cs="Calibri"/>
-          <w:sz w:val="36"/>
-          <w:szCs w:val="36"/>
+          <w:sz w:val="34"/>
+          <w:szCs w:val="34"/>
         </w:rPr>
         <w:t xml:space="preserve"> and </w:t>
       </w:r>
@@ -2650,16 +2646,16 @@
           <w:rFonts w:ascii="Calibri" w:hAnsi="Calibri" w:cs="Calibri"/>
           <w:b/>
           <w:bCs/>
-          <w:sz w:val="36"/>
-          <w:szCs w:val="36"/>
+          <w:sz w:val="34"/>
+          <w:szCs w:val="34"/>
         </w:rPr>
         <w:t>plt.title()</w:t>
       </w:r>
       <w:r>
         <w:rPr>
           <w:rFonts w:ascii="Calibri" w:hAnsi="Calibri" w:cs="Calibri"/>
-          <w:sz w:val="36"/>
-          <w:szCs w:val="36"/>
+          <w:sz w:val="34"/>
+          <w:szCs w:val="34"/>
         </w:rPr>
         <w:t xml:space="preserve"> plots the cosine curve (</w:t>
       </w:r>
@@ -2668,16 +2664,16 @@
           <w:rFonts w:ascii="Calibri" w:hAnsi="Calibri" w:cs="Calibri"/>
           <w:b/>
           <w:bCs/>
-          <w:sz w:val="36"/>
-          <w:szCs w:val="36"/>
+          <w:sz w:val="34"/>
+          <w:szCs w:val="34"/>
         </w:rPr>
         <w:t>y2</w:t>
       </w:r>
       <w:r>
         <w:rPr>
           <w:rFonts w:ascii="Calibri" w:hAnsi="Calibri" w:cs="Calibri"/>
-          <w:sz w:val="36"/>
-          <w:szCs w:val="36"/>
+          <w:sz w:val="34"/>
+          <w:szCs w:val="34"/>
         </w:rPr>
         <w:t>) in red. Adds a title "Cos(x) Subplot". So, the bottom graph shows the cosine wave.</w:t>
       </w:r>
@@ -2687,15 +2683,15 @@
         <w:jc w:val="both"/>
         <w:rPr>
           <w:rFonts w:ascii="Calibri" w:hAnsi="Calibri" w:cs="Calibri"/>
-          <w:sz w:val="36"/>
-          <w:szCs w:val="36"/>
-        </w:rPr>
-      </w:pPr>
-      <w:r>
-        <w:rPr>
-          <w:rFonts w:ascii="Calibri" w:hAnsi="Calibri" w:cs="Calibri"/>
-          <w:sz w:val="36"/>
-          <w:szCs w:val="36"/>
+          <w:sz w:val="34"/>
+          <w:szCs w:val="34"/>
+        </w:rPr>
+      </w:pPr>
+      <w:r>
+        <w:rPr>
+          <w:rFonts w:ascii="Calibri" w:hAnsi="Calibri" w:cs="Calibri"/>
+          <w:sz w:val="34"/>
+          <w:szCs w:val="34"/>
         </w:rPr>
         <w:t>#</w:t>
       </w:r>
@@ -2704,16 +2700,16 @@
           <w:rFonts w:ascii="Calibri" w:hAnsi="Calibri" w:cs="Calibri"/>
           <w:b/>
           <w:bCs/>
-          <w:sz w:val="36"/>
-          <w:szCs w:val="36"/>
+          <w:sz w:val="34"/>
+          <w:szCs w:val="34"/>
         </w:rPr>
         <w:t xml:space="preserve"> plt.tight_layout()</w:t>
       </w:r>
       <w:r>
         <w:rPr>
           <w:rFonts w:ascii="Calibri" w:hAnsi="Calibri" w:cs="Calibri"/>
-          <w:sz w:val="36"/>
-          <w:szCs w:val="36"/>
+          <w:sz w:val="34"/>
+          <w:szCs w:val="34"/>
         </w:rPr>
         <w:t xml:space="preserve"> prevents overlapping of titles, labels, or axes between subplots. </w:t>
       </w:r>
@@ -2722,16 +2718,16 @@
           <w:rFonts w:ascii="Calibri" w:hAnsi="Calibri" w:cs="Calibri"/>
           <w:b/>
           <w:bCs/>
-          <w:sz w:val="36"/>
-          <w:szCs w:val="36"/>
+          <w:sz w:val="34"/>
+          <w:szCs w:val="34"/>
         </w:rPr>
         <w:t>Matplotlib</w:t>
       </w:r>
       <w:r>
         <w:rPr>
           <w:rFonts w:ascii="Calibri" w:hAnsi="Calibri" w:cs="Calibri"/>
-          <w:sz w:val="36"/>
-          <w:szCs w:val="36"/>
+          <w:sz w:val="34"/>
+          <w:szCs w:val="34"/>
         </w:rPr>
         <w:t xml:space="preserve"> automatically adjusts spacing for neat layout. Without it, text might overlap.</w:t>
       </w:r>
@@ -2744,18 +2740,18 @@
           <w:b/>
           <w:bCs/>
           <w:color w:val="D86DCB" w:themeColor="accent5" w:themeTint="99"/>
-          <w:sz w:val="36"/>
-          <w:szCs w:val="36"/>
-        </w:rPr>
-      </w:pPr>
-      <w:r>
-        <w:rPr>
-          <w:rFonts w:ascii="Calibri" w:hAnsi="Calibri" w:cs="Calibri"/>
-          <w:b/>
-          <w:bCs/>
-          <w:color w:val="D86DCB" w:themeColor="accent5" w:themeTint="99"/>
-          <w:sz w:val="36"/>
-          <w:szCs w:val="36"/>
+          <w:sz w:val="34"/>
+          <w:szCs w:val="34"/>
+        </w:rPr>
+      </w:pPr>
+      <w:r>
+        <w:rPr>
+          <w:rFonts w:ascii="Calibri" w:hAnsi="Calibri" w:cs="Calibri"/>
+          <w:b/>
+          <w:bCs/>
+          <w:color w:val="D86DCB" w:themeColor="accent5" w:themeTint="99"/>
+          <w:sz w:val="34"/>
+          <w:szCs w:val="34"/>
         </w:rPr>
         <w:t>import matplotlib.pyplot as plt</w:t>
       </w:r>
@@ -2768,164 +2764,164 @@
           <w:b/>
           <w:bCs/>
           <w:color w:val="D86DCB" w:themeColor="accent5" w:themeTint="99"/>
-          <w:sz w:val="36"/>
-          <w:szCs w:val="36"/>
-        </w:rPr>
-      </w:pPr>
-      <w:r>
-        <w:rPr>
-          <w:rFonts w:ascii="Calibri" w:hAnsi="Calibri" w:cs="Calibri"/>
-          <w:b/>
-          <w:bCs/>
-          <w:color w:val="D86DCB" w:themeColor="accent5" w:themeTint="99"/>
-          <w:sz w:val="36"/>
-          <w:szCs w:val="36"/>
+          <w:sz w:val="34"/>
+          <w:szCs w:val="34"/>
+        </w:rPr>
+      </w:pPr>
+      <w:r>
+        <w:rPr>
+          <w:rFonts w:ascii="Calibri" w:hAnsi="Calibri" w:cs="Calibri"/>
+          <w:b/>
+          <w:bCs/>
+          <w:color w:val="D86DCB" w:themeColor="accent5" w:themeTint="99"/>
+          <w:sz w:val="34"/>
+          <w:szCs w:val="34"/>
+        </w:rPr>
+        <w:t>import numpy as np</w:t>
+      </w:r>
+    </w:p>
+    <w:p>
+      <w:pPr>
+        <w:jc w:val="both"/>
+        <w:rPr>
+          <w:rFonts w:ascii="Calibri" w:hAnsi="Calibri" w:cs="Calibri"/>
+          <w:b/>
+          <w:bCs/>
+          <w:color w:val="D86DCB" w:themeColor="accent5" w:themeTint="99"/>
+          <w:sz w:val="34"/>
+          <w:szCs w:val="34"/>
+        </w:rPr>
+      </w:pPr>
+      <w:r>
+        <w:rPr>
+          <w:rFonts w:ascii="Calibri" w:hAnsi="Calibri" w:cs="Calibri"/>
+          <w:b/>
+          <w:bCs/>
+          <w:color w:val="D86DCB" w:themeColor="accent5" w:themeTint="99"/>
+          <w:sz w:val="34"/>
+          <w:szCs w:val="34"/>
+        </w:rPr>
+        <w:t>x = np.linspace(0, 10, 100)</w:t>
+      </w:r>
+    </w:p>
+    <w:p>
+      <w:pPr>
+        <w:jc w:val="both"/>
+        <w:rPr>
+          <w:rFonts w:ascii="Calibri" w:hAnsi="Calibri" w:cs="Calibri"/>
+          <w:b/>
+          <w:bCs/>
+          <w:color w:val="D86DCB" w:themeColor="accent5" w:themeTint="99"/>
+          <w:sz w:val="34"/>
+          <w:szCs w:val="34"/>
+        </w:rPr>
+      </w:pPr>
+      <w:r>
+        <w:rPr>
+          <w:rFonts w:ascii="Calibri" w:hAnsi="Calibri" w:cs="Calibri"/>
+          <w:b/>
+          <w:bCs/>
+          <w:color w:val="D86DCB" w:themeColor="accent5" w:themeTint="99"/>
+          <w:sz w:val="34"/>
+          <w:szCs w:val="34"/>
+        </w:rPr>
+        <w:t>y1 = np.sin(x)</w:t>
+      </w:r>
+    </w:p>
+    <w:p>
+      <w:pPr>
+        <w:jc w:val="both"/>
+        <w:rPr>
+          <w:rFonts w:ascii="Calibri" w:hAnsi="Calibri" w:cs="Calibri"/>
+          <w:b/>
+          <w:bCs/>
+          <w:color w:val="D86DCB" w:themeColor="accent5" w:themeTint="99"/>
+          <w:sz w:val="34"/>
+          <w:szCs w:val="34"/>
+        </w:rPr>
+      </w:pPr>
+      <w:r>
+        <w:rPr>
+          <w:rFonts w:ascii="Calibri" w:hAnsi="Calibri" w:cs="Calibri"/>
+          <w:b/>
+          <w:bCs/>
+          <w:color w:val="D86DCB" w:themeColor="accent5" w:themeTint="99"/>
+          <w:sz w:val="34"/>
+          <w:szCs w:val="34"/>
+        </w:rPr>
+        <w:t>y2 = np.cos(x)</w:t>
+      </w:r>
+    </w:p>
+    <w:p>
+      <w:pPr>
+        <w:jc w:val="both"/>
+        <w:rPr>
+          <w:rFonts w:ascii="Calibri" w:hAnsi="Calibri" w:cs="Calibri"/>
+          <w:b/>
+          <w:bCs/>
+          <w:color w:val="D86DCB" w:themeColor="accent5" w:themeTint="99"/>
+          <w:sz w:val="34"/>
+          <w:szCs w:val="34"/>
+        </w:rPr>
+      </w:pPr>
+      <w:r>
+        <w:rPr>
+          <w:rFonts w:ascii="Calibri" w:hAnsi="Calibri" w:cs="Calibri"/>
+          <w:b/>
+          <w:bCs/>
+          <w:color w:val="D86DCB" w:themeColor="accent5" w:themeTint="99"/>
+          <w:sz w:val="34"/>
+          <w:szCs w:val="34"/>
+        </w:rPr>
+        <w:t>plt.subplot(2, 1, 1)</w:t>
+      </w:r>
+    </w:p>
+    <w:p>
+      <w:pPr>
+        <w:jc w:val="both"/>
+        <w:rPr>
+          <w:rFonts w:ascii="Calibri" w:hAnsi="Calibri" w:cs="Calibri"/>
+          <w:b/>
+          <w:bCs/>
+          <w:color w:val="D86DCB" w:themeColor="accent5" w:themeTint="99"/>
+          <w:sz w:val="34"/>
+          <w:szCs w:val="34"/>
+        </w:rPr>
+      </w:pPr>
+      <w:r>
+        <w:rPr>
+          <w:rFonts w:ascii="Calibri" w:hAnsi="Calibri" w:cs="Calibri"/>
+          <w:b/>
+          <w:bCs/>
+          <w:color w:val="D86DCB" w:themeColor="accent5" w:themeTint="99"/>
+          <w:sz w:val="34"/>
+          <w:szCs w:val="34"/>
+        </w:rPr>
+        <w:t>plt.plot(x, y1, color='blue')</w:t>
+      </w:r>
+    </w:p>
+    <w:p>
+      <w:pPr>
+        <w:jc w:val="both"/>
+        <w:rPr>
+          <w:rFonts w:ascii="Calibri" w:hAnsi="Calibri" w:cs="Calibri"/>
+          <w:b/>
+          <w:bCs/>
+          <w:color w:val="D86DCB" w:themeColor="accent5" w:themeTint="99"/>
+          <w:sz w:val="34"/>
+          <w:szCs w:val="34"/>
+        </w:rPr>
+      </w:pPr>
+      <w:r>
+        <w:rPr>
+          <w:rFonts w:ascii="Calibri" w:hAnsi="Calibri" w:cs="Calibri"/>
+          <w:b/>
+          <w:bCs/>
+          <w:color w:val="D86DCB" w:themeColor="accent5" w:themeTint="99"/>
+          <w:sz w:val="34"/>
+          <w:szCs w:val="34"/>
         </w:rPr>
         <w:lastRenderedPageBreak/>
-        <w:t>import numpy as np</w:t>
-      </w:r>
-    </w:p>
-    <w:p>
-      <w:pPr>
-        <w:jc w:val="both"/>
-        <w:rPr>
-          <w:rFonts w:ascii="Calibri" w:hAnsi="Calibri" w:cs="Calibri"/>
-          <w:b/>
-          <w:bCs/>
-          <w:color w:val="D86DCB" w:themeColor="accent5" w:themeTint="99"/>
-          <w:sz w:val="36"/>
-          <w:szCs w:val="36"/>
-        </w:rPr>
-      </w:pPr>
-      <w:r>
-        <w:rPr>
-          <w:rFonts w:ascii="Calibri" w:hAnsi="Calibri" w:cs="Calibri"/>
-          <w:b/>
-          <w:bCs/>
-          <w:color w:val="D86DCB" w:themeColor="accent5" w:themeTint="99"/>
-          <w:sz w:val="36"/>
-          <w:szCs w:val="36"/>
-        </w:rPr>
-        <w:t>x = np.linspace(0, 10, 100)</w:t>
-      </w:r>
-    </w:p>
-    <w:p>
-      <w:pPr>
-        <w:jc w:val="both"/>
-        <w:rPr>
-          <w:rFonts w:ascii="Calibri" w:hAnsi="Calibri" w:cs="Calibri"/>
-          <w:b/>
-          <w:bCs/>
-          <w:color w:val="D86DCB" w:themeColor="accent5" w:themeTint="99"/>
-          <w:sz w:val="36"/>
-          <w:szCs w:val="36"/>
-        </w:rPr>
-      </w:pPr>
-      <w:r>
-        <w:rPr>
-          <w:rFonts w:ascii="Calibri" w:hAnsi="Calibri" w:cs="Calibri"/>
-          <w:b/>
-          <w:bCs/>
-          <w:color w:val="D86DCB" w:themeColor="accent5" w:themeTint="99"/>
-          <w:sz w:val="36"/>
-          <w:szCs w:val="36"/>
-        </w:rPr>
-        <w:t>y1 = np.sin(x)</w:t>
-      </w:r>
-    </w:p>
-    <w:p>
-      <w:pPr>
-        <w:jc w:val="both"/>
-        <w:rPr>
-          <w:rFonts w:ascii="Calibri" w:hAnsi="Calibri" w:cs="Calibri"/>
-          <w:b/>
-          <w:bCs/>
-          <w:color w:val="D86DCB" w:themeColor="accent5" w:themeTint="99"/>
-          <w:sz w:val="36"/>
-          <w:szCs w:val="36"/>
-        </w:rPr>
-      </w:pPr>
-      <w:r>
-        <w:rPr>
-          <w:rFonts w:ascii="Calibri" w:hAnsi="Calibri" w:cs="Calibri"/>
-          <w:b/>
-          <w:bCs/>
-          <w:color w:val="D86DCB" w:themeColor="accent5" w:themeTint="99"/>
-          <w:sz w:val="36"/>
-          <w:szCs w:val="36"/>
-        </w:rPr>
-        <w:t>y2 = np.cos(x)</w:t>
-      </w:r>
-    </w:p>
-    <w:p>
-      <w:pPr>
-        <w:jc w:val="both"/>
-        <w:rPr>
-          <w:rFonts w:ascii="Calibri" w:hAnsi="Calibri" w:cs="Calibri"/>
-          <w:b/>
-          <w:bCs/>
-          <w:color w:val="D86DCB" w:themeColor="accent5" w:themeTint="99"/>
-          <w:sz w:val="36"/>
-          <w:szCs w:val="36"/>
-        </w:rPr>
-      </w:pPr>
-      <w:r>
-        <w:rPr>
-          <w:rFonts w:ascii="Calibri" w:hAnsi="Calibri" w:cs="Calibri"/>
-          <w:b/>
-          <w:bCs/>
-          <w:color w:val="D86DCB" w:themeColor="accent5" w:themeTint="99"/>
-          <w:sz w:val="36"/>
-          <w:szCs w:val="36"/>
-        </w:rPr>
-        <w:t>plt.subplot(2, 1, 1)</w:t>
-      </w:r>
-    </w:p>
-    <w:p>
-      <w:pPr>
-        <w:jc w:val="both"/>
-        <w:rPr>
-          <w:rFonts w:ascii="Calibri" w:hAnsi="Calibri" w:cs="Calibri"/>
-          <w:b/>
-          <w:bCs/>
-          <w:color w:val="D86DCB" w:themeColor="accent5" w:themeTint="99"/>
-          <w:sz w:val="36"/>
-          <w:szCs w:val="36"/>
-        </w:rPr>
-      </w:pPr>
-      <w:r>
-        <w:rPr>
-          <w:rFonts w:ascii="Calibri" w:hAnsi="Calibri" w:cs="Calibri"/>
-          <w:b/>
-          <w:bCs/>
-          <w:color w:val="D86DCB" w:themeColor="accent5" w:themeTint="99"/>
-          <w:sz w:val="36"/>
-          <w:szCs w:val="36"/>
-        </w:rPr>
-        <w:t>plt.plot(x, y1, color='blue')</w:t>
-      </w:r>
-    </w:p>
-    <w:p>
-      <w:pPr>
-        <w:jc w:val="both"/>
-        <w:rPr>
-          <w:rFonts w:ascii="Calibri" w:hAnsi="Calibri" w:cs="Calibri"/>
-          <w:b/>
-          <w:bCs/>
-          <w:color w:val="D86DCB" w:themeColor="accent5" w:themeTint="99"/>
-          <w:sz w:val="36"/>
-          <w:szCs w:val="36"/>
-        </w:rPr>
-      </w:pPr>
-      <w:r>
-        <w:rPr>
-          <w:rFonts w:ascii="Calibri" w:hAnsi="Calibri" w:cs="Calibri"/>
-          <w:b/>
-          <w:bCs/>
-          <w:color w:val="D86DCB" w:themeColor="accent5" w:themeTint="99"/>
-          <w:sz w:val="36"/>
-          <w:szCs w:val="36"/>
-        </w:rPr>
         <w:t>plt.title('Sin(x) Subplot')</w:t>
       </w:r>
     </w:p>
@@ -2937,18 +2933,18 @@
           <w:b/>
           <w:bCs/>
           <w:color w:val="D86DCB" w:themeColor="accent5" w:themeTint="99"/>
-          <w:sz w:val="36"/>
-          <w:szCs w:val="36"/>
-        </w:rPr>
-      </w:pPr>
-      <w:r>
-        <w:rPr>
-          <w:rFonts w:ascii="Calibri" w:hAnsi="Calibri" w:cs="Calibri"/>
-          <w:b/>
-          <w:bCs/>
-          <w:color w:val="D86DCB" w:themeColor="accent5" w:themeTint="99"/>
-          <w:sz w:val="36"/>
-          <w:szCs w:val="36"/>
+          <w:sz w:val="34"/>
+          <w:szCs w:val="34"/>
+        </w:rPr>
+      </w:pPr>
+      <w:r>
+        <w:rPr>
+          <w:rFonts w:ascii="Calibri" w:hAnsi="Calibri" w:cs="Calibri"/>
+          <w:b/>
+          <w:bCs/>
+          <w:color w:val="D86DCB" w:themeColor="accent5" w:themeTint="99"/>
+          <w:sz w:val="34"/>
+          <w:szCs w:val="34"/>
         </w:rPr>
         <w:t>plt.subplot(2, 1, 2)</w:t>
       </w:r>
@@ -2961,18 +2957,18 @@
           <w:b/>
           <w:bCs/>
           <w:color w:val="D86DCB" w:themeColor="accent5" w:themeTint="99"/>
-          <w:sz w:val="36"/>
-          <w:szCs w:val="36"/>
-        </w:rPr>
-      </w:pPr>
-      <w:r>
-        <w:rPr>
-          <w:rFonts w:ascii="Calibri" w:hAnsi="Calibri" w:cs="Calibri"/>
-          <w:b/>
-          <w:bCs/>
-          <w:color w:val="D86DCB" w:themeColor="accent5" w:themeTint="99"/>
-          <w:sz w:val="36"/>
-          <w:szCs w:val="36"/>
+          <w:sz w:val="34"/>
+          <w:szCs w:val="34"/>
+        </w:rPr>
+      </w:pPr>
+      <w:r>
+        <w:rPr>
+          <w:rFonts w:ascii="Calibri" w:hAnsi="Calibri" w:cs="Calibri"/>
+          <w:b/>
+          <w:bCs/>
+          <w:color w:val="D86DCB" w:themeColor="accent5" w:themeTint="99"/>
+          <w:sz w:val="34"/>
+          <w:szCs w:val="34"/>
         </w:rPr>
         <w:t>plt.plot(x, y2, color='red')</w:t>
       </w:r>
@@ -2985,18 +2981,18 @@
           <w:b/>
           <w:bCs/>
           <w:color w:val="D86DCB" w:themeColor="accent5" w:themeTint="99"/>
-          <w:sz w:val="36"/>
-          <w:szCs w:val="36"/>
-        </w:rPr>
-      </w:pPr>
-      <w:r>
-        <w:rPr>
-          <w:rFonts w:ascii="Calibri" w:hAnsi="Calibri" w:cs="Calibri"/>
-          <w:b/>
-          <w:bCs/>
-          <w:color w:val="D86DCB" w:themeColor="accent5" w:themeTint="99"/>
-          <w:sz w:val="36"/>
-          <w:szCs w:val="36"/>
+          <w:sz w:val="34"/>
+          <w:szCs w:val="34"/>
+        </w:rPr>
+      </w:pPr>
+      <w:r>
+        <w:rPr>
+          <w:rFonts w:ascii="Calibri" w:hAnsi="Calibri" w:cs="Calibri"/>
+          <w:b/>
+          <w:bCs/>
+          <w:color w:val="D86DCB" w:themeColor="accent5" w:themeTint="99"/>
+          <w:sz w:val="34"/>
+          <w:szCs w:val="34"/>
         </w:rPr>
         <w:t>plt.title('Cos(x) Subplot')</w:t>
       </w:r>
@@ -3009,18 +3005,18 @@
           <w:b/>
           <w:bCs/>
           <w:color w:val="D86DCB" w:themeColor="accent5" w:themeTint="99"/>
-          <w:sz w:val="36"/>
-          <w:szCs w:val="36"/>
-        </w:rPr>
-      </w:pPr>
-      <w:r>
-        <w:rPr>
-          <w:rFonts w:ascii="Calibri" w:hAnsi="Calibri" w:cs="Calibri"/>
-          <w:b/>
-          <w:bCs/>
-          <w:color w:val="D86DCB" w:themeColor="accent5" w:themeTint="99"/>
-          <w:sz w:val="36"/>
-          <w:szCs w:val="36"/>
+          <w:sz w:val="34"/>
+          <w:szCs w:val="34"/>
+        </w:rPr>
+      </w:pPr>
+      <w:r>
+        <w:rPr>
+          <w:rFonts w:ascii="Calibri" w:hAnsi="Calibri" w:cs="Calibri"/>
+          <w:b/>
+          <w:bCs/>
+          <w:color w:val="D86DCB" w:themeColor="accent5" w:themeTint="99"/>
+          <w:sz w:val="34"/>
+          <w:szCs w:val="34"/>
         </w:rPr>
         <w:t>plt.tight_layout()</w:t>
       </w:r>
@@ -3033,18 +3029,18 @@
           <w:b/>
           <w:bCs/>
           <w:color w:val="D86DCB" w:themeColor="accent5" w:themeTint="99"/>
-          <w:sz w:val="36"/>
-          <w:szCs w:val="36"/>
-        </w:rPr>
-      </w:pPr>
-      <w:r>
-        <w:rPr>
-          <w:rFonts w:ascii="Calibri" w:hAnsi="Calibri" w:cs="Calibri"/>
-          <w:b/>
-          <w:bCs/>
-          <w:color w:val="D86DCB" w:themeColor="accent5" w:themeTint="99"/>
-          <w:sz w:val="36"/>
-          <w:szCs w:val="36"/>
+          <w:sz w:val="34"/>
+          <w:szCs w:val="34"/>
+        </w:rPr>
+      </w:pPr>
+      <w:r>
+        <w:rPr>
+          <w:rFonts w:ascii="Calibri" w:hAnsi="Calibri" w:cs="Calibri"/>
+          <w:b/>
+          <w:bCs/>
+          <w:color w:val="D86DCB" w:themeColor="accent5" w:themeTint="99"/>
+          <w:sz w:val="34"/>
+          <w:szCs w:val="34"/>
         </w:rPr>
         <w:t>plt.show()</w:t>
       </w:r>
@@ -3057,29 +3053,29 @@
           <w:b/>
           <w:bCs/>
           <w:color w:val="D86DCB" w:themeColor="accent5" w:themeTint="99"/>
-          <w:sz w:val="36"/>
-          <w:szCs w:val="36"/>
-        </w:rPr>
-      </w:pPr>
-    </w:p>
-    <w:p>
-      <w:pPr>
-        <w:jc w:val="both"/>
-        <w:rPr>
-          <w:rFonts w:ascii="Calibri" w:hAnsi="Calibri" w:cs="Calibri"/>
-          <w:b/>
-          <w:bCs/>
-          <w:sz w:val="36"/>
-          <w:szCs w:val="36"/>
-        </w:rPr>
-      </w:pPr>
-      <w:r>
-        <w:rPr>
-          <w:rFonts w:ascii="Calibri" w:hAnsi="Calibri" w:cs="Calibri"/>
-          <w:b/>
-          <w:bCs/>
-          <w:sz w:val="36"/>
-          <w:szCs w:val="36"/>
+          <w:sz w:val="34"/>
+          <w:szCs w:val="34"/>
+        </w:rPr>
+      </w:pPr>
+    </w:p>
+    <w:p>
+      <w:pPr>
+        <w:jc w:val="both"/>
+        <w:rPr>
+          <w:rFonts w:ascii="Calibri" w:hAnsi="Calibri" w:cs="Calibri"/>
+          <w:b/>
+          <w:bCs/>
+          <w:sz w:val="34"/>
+          <w:szCs w:val="34"/>
+        </w:rPr>
+      </w:pPr>
+      <w:r>
+        <w:rPr>
+          <w:rFonts w:ascii="Calibri" w:hAnsi="Calibri" w:cs="Calibri"/>
+          <w:b/>
+          <w:bCs/>
+          <w:sz w:val="34"/>
+          <w:szCs w:val="34"/>
         </w:rPr>
         <w:t>Histogram:</w:t>
       </w:r>
@@ -3092,23 +3088,23 @@
         <w:jc w:val="both"/>
         <w:rPr>
           <w:rFonts w:ascii="Calibri" w:hAnsi="Calibri" w:cs="Calibri"/>
-          <w:sz w:val="36"/>
-          <w:szCs w:val="36"/>
-        </w:rPr>
-      </w:pPr>
-      <w:r>
-        <w:rPr>
-          <w:rFonts w:ascii="Calibri" w:hAnsi="Calibri" w:cs="Calibri"/>
-          <w:sz w:val="36"/>
-          <w:szCs w:val="36"/>
+          <w:sz w:val="34"/>
+          <w:szCs w:val="34"/>
+        </w:rPr>
+      </w:pPr>
+      <w:r>
+        <w:rPr>
+          <w:rFonts w:ascii="Calibri" w:hAnsi="Calibri" w:cs="Calibri"/>
+          <w:sz w:val="34"/>
+          <w:szCs w:val="34"/>
         </w:rPr>
         <w:t xml:space="preserve"># </w:t>
       </w:r>
       <w:r>
         <w:rPr>
           <w:rFonts w:ascii="Calibri" w:hAnsi="Calibri" w:cs="Calibri"/>
-          <w:sz w:val="36"/>
-          <w:szCs w:val="36"/>
+          <w:sz w:val="34"/>
+          <w:szCs w:val="34"/>
         </w:rPr>
         <w:t>A histogram shows HOW OFTEN each value occurs. For the age list:</w:t>
       </w:r>
@@ -3123,17 +3119,17 @@
           <w:rFonts w:ascii="Calibri" w:hAnsi="Calibri" w:cs="Calibri"/>
           <w:b/>
           <w:bCs/>
-          <w:sz w:val="36"/>
-          <w:szCs w:val="36"/>
-        </w:rPr>
-      </w:pPr>
-      <w:r>
-        <w:rPr>
-          <w:rFonts w:ascii="Calibri" w:hAnsi="Calibri" w:cs="Calibri"/>
-          <w:b/>
-          <w:bCs/>
-          <w:sz w:val="36"/>
-          <w:szCs w:val="36"/>
+          <w:sz w:val="34"/>
+          <w:szCs w:val="34"/>
+        </w:rPr>
+      </w:pPr>
+      <w:r>
+        <w:rPr>
+          <w:rFonts w:ascii="Calibri" w:hAnsi="Calibri" w:cs="Calibri"/>
+          <w:b/>
+          <w:bCs/>
+          <w:sz w:val="34"/>
+          <w:szCs w:val="34"/>
         </w:rPr>
         <w:t>[20, 21, 19, 22, 20]</w:t>
       </w:r>
@@ -3146,15 +3142,15 @@
         <w:jc w:val="both"/>
         <w:rPr>
           <w:rFonts w:ascii="Calibri" w:hAnsi="Calibri" w:cs="Calibri"/>
-          <w:sz w:val="36"/>
-          <w:szCs w:val="36"/>
-        </w:rPr>
-      </w:pPr>
-      <w:r>
-        <w:rPr>
-          <w:rFonts w:ascii="Calibri" w:hAnsi="Calibri" w:cs="Calibri"/>
-          <w:sz w:val="36"/>
-          <w:szCs w:val="36"/>
+          <w:sz w:val="34"/>
+          <w:szCs w:val="34"/>
+        </w:rPr>
+      </w:pPr>
+      <w:r>
+        <w:rPr>
+          <w:rFonts w:ascii="Calibri" w:hAnsi="Calibri" w:cs="Calibri"/>
+          <w:sz w:val="34"/>
+          <w:szCs w:val="34"/>
         </w:rPr>
         <w:t># If we count:</w:t>
       </w:r>
@@ -3172,15 +3168,15 @@
         <w:jc w:val="both"/>
         <w:rPr>
           <w:rFonts w:ascii="Calibri" w:hAnsi="Calibri" w:cs="Calibri"/>
-          <w:sz w:val="36"/>
-          <w:szCs w:val="36"/>
-        </w:rPr>
-      </w:pPr>
-      <w:r>
-        <w:rPr>
-          <w:rFonts w:ascii="Calibri" w:hAnsi="Calibri" w:cs="Calibri"/>
-          <w:sz w:val="36"/>
-          <w:szCs w:val="36"/>
+          <w:sz w:val="34"/>
+          <w:szCs w:val="34"/>
+        </w:rPr>
+      </w:pPr>
+      <w:r>
+        <w:rPr>
+          <w:rFonts w:ascii="Calibri" w:hAnsi="Calibri" w:cs="Calibri"/>
+          <w:sz w:val="34"/>
+          <w:szCs w:val="34"/>
         </w:rPr>
         <w:t>Age 19 → 1 student</w:t>
       </w:r>
@@ -3198,15 +3194,15 @@
         <w:jc w:val="both"/>
         <w:rPr>
           <w:rFonts w:ascii="Calibri" w:hAnsi="Calibri" w:cs="Calibri"/>
-          <w:sz w:val="36"/>
-          <w:szCs w:val="36"/>
-        </w:rPr>
-      </w:pPr>
-      <w:r>
-        <w:rPr>
-          <w:rFonts w:ascii="Calibri" w:hAnsi="Calibri" w:cs="Calibri"/>
-          <w:sz w:val="36"/>
-          <w:szCs w:val="36"/>
+          <w:sz w:val="34"/>
+          <w:szCs w:val="34"/>
+        </w:rPr>
+      </w:pPr>
+      <w:r>
+        <w:rPr>
+          <w:rFonts w:ascii="Calibri" w:hAnsi="Calibri" w:cs="Calibri"/>
+          <w:sz w:val="34"/>
+          <w:szCs w:val="34"/>
         </w:rPr>
         <w:t>Age 20 → 2 students</w:t>
       </w:r>
@@ -3224,15 +3220,15 @@
         <w:jc w:val="both"/>
         <w:rPr>
           <w:rFonts w:ascii="Calibri" w:hAnsi="Calibri" w:cs="Calibri"/>
-          <w:sz w:val="36"/>
-          <w:szCs w:val="36"/>
-        </w:rPr>
-      </w:pPr>
-      <w:r>
-        <w:rPr>
-          <w:rFonts w:ascii="Calibri" w:hAnsi="Calibri" w:cs="Calibri"/>
-          <w:sz w:val="36"/>
-          <w:szCs w:val="36"/>
+          <w:sz w:val="34"/>
+          <w:szCs w:val="34"/>
+        </w:rPr>
+      </w:pPr>
+      <w:r>
+        <w:rPr>
+          <w:rFonts w:ascii="Calibri" w:hAnsi="Calibri" w:cs="Calibri"/>
+          <w:sz w:val="34"/>
+          <w:szCs w:val="34"/>
         </w:rPr>
         <w:t>Age 21 → 1 student</w:t>
       </w:r>
@@ -3250,15 +3246,15 @@
         <w:jc w:val="both"/>
         <w:rPr>
           <w:rFonts w:ascii="Calibri" w:hAnsi="Calibri" w:cs="Calibri"/>
-          <w:sz w:val="36"/>
-          <w:szCs w:val="36"/>
-        </w:rPr>
-      </w:pPr>
-      <w:r>
-        <w:rPr>
-          <w:rFonts w:ascii="Calibri" w:hAnsi="Calibri" w:cs="Calibri"/>
-          <w:sz w:val="36"/>
-          <w:szCs w:val="36"/>
+          <w:sz w:val="34"/>
+          <w:szCs w:val="34"/>
+        </w:rPr>
+      </w:pPr>
+      <w:r>
+        <w:rPr>
+          <w:rFonts w:ascii="Calibri" w:hAnsi="Calibri" w:cs="Calibri"/>
+          <w:sz w:val="34"/>
+          <w:szCs w:val="34"/>
         </w:rPr>
         <w:t>Age 22 → 1 student</w:t>
       </w:r>
@@ -3271,250 +3267,258 @@
         <w:jc w:val="both"/>
         <w:rPr>
           <w:rFonts w:ascii="Calibri" w:hAnsi="Calibri" w:cs="Calibri"/>
-          <w:sz w:val="36"/>
-          <w:szCs w:val="36"/>
-        </w:rPr>
-      </w:pPr>
-      <w:r>
-        <w:rPr>
-          <w:rFonts w:ascii="Calibri" w:hAnsi="Calibri" w:cs="Calibri"/>
-          <w:sz w:val="36"/>
-          <w:szCs w:val="36"/>
+          <w:sz w:val="34"/>
+          <w:szCs w:val="34"/>
+        </w:rPr>
+      </w:pPr>
+      <w:r>
+        <w:rPr>
+          <w:rFonts w:ascii="Calibri" w:hAnsi="Calibri" w:cs="Calibri"/>
+          <w:sz w:val="34"/>
+          <w:szCs w:val="34"/>
+        </w:rPr>
+        <w:t># This is the distribution. A histogram visualizes this frequency using bars.</w:t>
+      </w:r>
+    </w:p>
+    <w:p>
+      <w:pPr>
+        <w:jc w:val="both"/>
+        <w:rPr>
+          <w:rFonts w:ascii="Calibri" w:hAnsi="Calibri" w:cs="Calibri"/>
+          <w:sz w:val="34"/>
+          <w:szCs w:val="34"/>
+        </w:rPr>
+      </w:pPr>
+      <w:r>
+        <w:rPr>
+          <w:rFonts w:ascii="Calibri" w:hAnsi="Calibri" w:cs="Calibri"/>
+          <w:sz w:val="34"/>
+          <w:szCs w:val="34"/>
+        </w:rPr>
+        <w:t xml:space="preserve"># </w:t>
+      </w:r>
+      <w:r>
+        <w:rPr>
+          <w:rFonts w:ascii="Calibri" w:hAnsi="Calibri" w:cs="Calibri"/>
+          <w:b/>
+          <w:bCs/>
+          <w:sz w:val="34"/>
+          <w:szCs w:val="34"/>
+        </w:rPr>
+        <w:t>plt.hist()</w:t>
+      </w:r>
+      <w:r>
+        <w:rPr>
+          <w:rFonts w:ascii="Calibri" w:hAnsi="Calibri" w:cs="Calibri"/>
+          <w:sz w:val="34"/>
+          <w:szCs w:val="34"/>
+        </w:rPr>
+        <w:t xml:space="preserve"> is a </w:t>
+      </w:r>
+      <w:r>
+        <w:rPr>
+          <w:rFonts w:ascii="Calibri" w:hAnsi="Calibri" w:cs="Calibri"/>
+          <w:b/>
+          <w:bCs/>
+          <w:sz w:val="34"/>
+          <w:szCs w:val="34"/>
+        </w:rPr>
+        <w:t>Matplotlib</w:t>
+      </w:r>
+      <w:r>
+        <w:rPr>
+          <w:rFonts w:ascii="Calibri" w:hAnsi="Calibri" w:cs="Calibri"/>
+          <w:sz w:val="34"/>
+          <w:szCs w:val="34"/>
+        </w:rPr>
+        <w:t xml:space="preserve"> function used to create a histogram. </w:t>
+      </w:r>
+      <w:r>
+        <w:rPr>
+          <w:rFonts w:ascii="Calibri" w:hAnsi="Calibri" w:cs="Calibri"/>
+          <w:sz w:val="34"/>
+          <w:szCs w:val="34"/>
+        </w:rPr>
+        <w:t>It takes a list/array</w:t>
+      </w:r>
+      <w:r>
+        <w:rPr>
+          <w:rFonts w:ascii="Calibri" w:hAnsi="Calibri" w:cs="Calibri"/>
+          <w:sz w:val="34"/>
+          <w:szCs w:val="34"/>
+        </w:rPr>
+        <w:t xml:space="preserve"> (data)</w:t>
+      </w:r>
+      <w:r>
+        <w:rPr>
+          <w:rFonts w:ascii="Calibri" w:hAnsi="Calibri" w:cs="Calibri"/>
+          <w:sz w:val="34"/>
+          <w:szCs w:val="34"/>
+        </w:rPr>
+        <w:t xml:space="preserve"> we want to plot and number of groups/ranges</w:t>
+      </w:r>
+      <w:r>
+        <w:rPr>
+          <w:rFonts w:ascii="Calibri" w:hAnsi="Calibri" w:cs="Calibri"/>
+          <w:sz w:val="34"/>
+          <w:szCs w:val="34"/>
+        </w:rPr>
+        <w:t xml:space="preserve"> (bins)</w:t>
+      </w:r>
+      <w:r>
+        <w:rPr>
+          <w:rFonts w:ascii="Calibri" w:hAnsi="Calibri" w:cs="Calibri"/>
+          <w:sz w:val="34"/>
+          <w:szCs w:val="34"/>
+        </w:rPr>
+        <w:t xml:space="preserve"> in the histogram.</w:t>
+      </w:r>
+    </w:p>
+    <w:p>
+      <w:pPr>
+        <w:jc w:val="both"/>
+        <w:rPr>
+          <w:rFonts w:ascii="Calibri" w:hAnsi="Calibri" w:cs="Calibri"/>
+          <w:b/>
+          <w:bCs/>
+          <w:color w:val="D86DCB" w:themeColor="accent5" w:themeTint="99"/>
+          <w:sz w:val="34"/>
+          <w:szCs w:val="34"/>
+        </w:rPr>
+      </w:pPr>
+      <w:r>
+        <w:rPr>
+          <w:rFonts w:ascii="Calibri" w:hAnsi="Calibri" w:cs="Calibri"/>
+          <w:b/>
+          <w:bCs/>
+          <w:color w:val="D86DCB" w:themeColor="accent5" w:themeTint="99"/>
+          <w:sz w:val="34"/>
+          <w:szCs w:val="34"/>
+        </w:rPr>
+        <w:t>plt.hist(data, bins=10)</w:t>
+      </w:r>
+    </w:p>
+    <w:p>
+      <w:pPr>
+        <w:jc w:val="both"/>
+        <w:rPr>
+          <w:rFonts w:ascii="Calibri" w:hAnsi="Calibri" w:cs="Calibri"/>
+          <w:sz w:val="34"/>
+          <w:szCs w:val="34"/>
+        </w:rPr>
+      </w:pPr>
+      <w:r>
+        <w:rPr>
+          <w:rFonts w:ascii="Calibri" w:hAnsi="Calibri" w:cs="Calibri"/>
+          <w:sz w:val="34"/>
+          <w:szCs w:val="34"/>
+        </w:rPr>
+        <w:t># Histogram divides our data into "bins". If our numbers range from 1 to 5, bins might be</w:t>
+      </w:r>
+      <w:r>
+        <w:rPr>
+          <w:rFonts w:ascii="Calibri" w:hAnsi="Calibri" w:cs="Calibri"/>
+          <w:sz w:val="34"/>
+          <w:szCs w:val="34"/>
+        </w:rPr>
+        <w:t xml:space="preserve"> </w:t>
+      </w:r>
+      <w:r>
+        <w:rPr>
+          <w:rFonts w:ascii="Calibri" w:hAnsi="Calibri" w:cs="Calibri"/>
+          <w:sz w:val="34"/>
+          <w:szCs w:val="34"/>
+        </w:rPr>
+        <w:t>1 to 2</w:t>
+      </w:r>
+      <w:r>
+        <w:rPr>
+          <w:rFonts w:ascii="Calibri" w:hAnsi="Calibri" w:cs="Calibri"/>
+          <w:sz w:val="34"/>
+          <w:szCs w:val="34"/>
+        </w:rPr>
+        <w:t xml:space="preserve">, </w:t>
+      </w:r>
+      <w:r>
+        <w:rPr>
+          <w:rFonts w:ascii="Calibri" w:hAnsi="Calibri" w:cs="Calibri"/>
+          <w:sz w:val="34"/>
+          <w:szCs w:val="34"/>
+        </w:rPr>
+        <w:t>2 to 3</w:t>
+      </w:r>
+      <w:r>
+        <w:rPr>
+          <w:rFonts w:ascii="Calibri" w:hAnsi="Calibri" w:cs="Calibri"/>
+          <w:sz w:val="34"/>
+          <w:szCs w:val="34"/>
+        </w:rPr>
+        <w:t xml:space="preserve">, </w:t>
+      </w:r>
+      <w:r>
+        <w:rPr>
+          <w:rFonts w:ascii="Calibri" w:hAnsi="Calibri" w:cs="Calibri"/>
+          <w:sz w:val="34"/>
+          <w:szCs w:val="34"/>
+        </w:rPr>
+        <w:t>3 to 4</w:t>
+      </w:r>
+      <w:r>
+        <w:rPr>
+          <w:rFonts w:ascii="Calibri" w:hAnsi="Calibri" w:cs="Calibri"/>
+          <w:sz w:val="34"/>
+          <w:szCs w:val="34"/>
+        </w:rPr>
+        <w:t xml:space="preserve"> and so on. </w:t>
+      </w:r>
+      <w:r>
+        <w:rPr>
+          <w:rFonts w:ascii="Calibri" w:hAnsi="Calibri" w:cs="Calibri"/>
+          <w:sz w:val="34"/>
+          <w:szCs w:val="34"/>
+        </w:rPr>
+        <w:t xml:space="preserve">Each </w:t>
+      </w:r>
+      <w:r>
+        <w:rPr>
+          <w:rFonts w:ascii="Calibri" w:hAnsi="Calibri" w:cs="Calibri"/>
+          <w:sz w:val="34"/>
+          <w:szCs w:val="34"/>
         </w:rPr>
         <w:lastRenderedPageBreak/>
-        <w:t># This is the distribution. A histogram visualizes this frequency using bars.</w:t>
-      </w:r>
-    </w:p>
-    <w:p>
-      <w:pPr>
-        <w:jc w:val="both"/>
-        <w:rPr>
-          <w:rFonts w:ascii="Calibri" w:hAnsi="Calibri" w:cs="Calibri"/>
-          <w:sz w:val="36"/>
-          <w:szCs w:val="36"/>
-        </w:rPr>
-      </w:pPr>
-      <w:r>
-        <w:rPr>
-          <w:rFonts w:ascii="Calibri" w:hAnsi="Calibri" w:cs="Calibri"/>
-          <w:sz w:val="36"/>
-          <w:szCs w:val="36"/>
-        </w:rPr>
-        <w:t xml:space="preserve"># </w:t>
-      </w:r>
-      <w:r>
-        <w:rPr>
-          <w:rFonts w:ascii="Calibri" w:hAnsi="Calibri" w:cs="Calibri"/>
-          <w:b/>
-          <w:bCs/>
-          <w:sz w:val="36"/>
-          <w:szCs w:val="36"/>
-        </w:rPr>
-        <w:t>plt.hist()</w:t>
-      </w:r>
-      <w:r>
-        <w:rPr>
-          <w:rFonts w:ascii="Calibri" w:hAnsi="Calibri" w:cs="Calibri"/>
-          <w:sz w:val="36"/>
-          <w:szCs w:val="36"/>
-        </w:rPr>
-        <w:t xml:space="preserve"> is a </w:t>
-      </w:r>
-      <w:r>
-        <w:rPr>
-          <w:rFonts w:ascii="Calibri" w:hAnsi="Calibri" w:cs="Calibri"/>
-          <w:b/>
-          <w:bCs/>
-          <w:sz w:val="36"/>
-          <w:szCs w:val="36"/>
-        </w:rPr>
-        <w:t>Matplotlib</w:t>
-      </w:r>
-      <w:r>
-        <w:rPr>
-          <w:rFonts w:ascii="Calibri" w:hAnsi="Calibri" w:cs="Calibri"/>
-          <w:sz w:val="36"/>
-          <w:szCs w:val="36"/>
-        </w:rPr>
-        <w:t xml:space="preserve"> function used to create a histogram. </w:t>
-      </w:r>
-      <w:r>
-        <w:rPr>
-          <w:rFonts w:ascii="Calibri" w:hAnsi="Calibri" w:cs="Calibri"/>
-          <w:sz w:val="36"/>
-          <w:szCs w:val="36"/>
-        </w:rPr>
-        <w:t>It takes a list/array</w:t>
-      </w:r>
-      <w:r>
-        <w:rPr>
-          <w:rFonts w:ascii="Calibri" w:hAnsi="Calibri" w:cs="Calibri"/>
-          <w:sz w:val="36"/>
-          <w:szCs w:val="36"/>
-        </w:rPr>
-        <w:t xml:space="preserve"> (data)</w:t>
-      </w:r>
-      <w:r>
-        <w:rPr>
-          <w:rFonts w:ascii="Calibri" w:hAnsi="Calibri" w:cs="Calibri"/>
-          <w:sz w:val="36"/>
-          <w:szCs w:val="36"/>
-        </w:rPr>
-        <w:t xml:space="preserve"> we want to plot and number of groups/ranges</w:t>
-      </w:r>
-      <w:r>
-        <w:rPr>
-          <w:rFonts w:ascii="Calibri" w:hAnsi="Calibri" w:cs="Calibri"/>
-          <w:sz w:val="36"/>
-          <w:szCs w:val="36"/>
-        </w:rPr>
-        <w:t xml:space="preserve"> (bins)</w:t>
-      </w:r>
-      <w:r>
-        <w:rPr>
-          <w:rFonts w:ascii="Calibri" w:hAnsi="Calibri" w:cs="Calibri"/>
-          <w:sz w:val="36"/>
-          <w:szCs w:val="36"/>
-        </w:rPr>
-        <w:t xml:space="preserve"> in the histogram.</w:t>
-      </w:r>
-    </w:p>
-    <w:p>
-      <w:pPr>
-        <w:jc w:val="both"/>
-        <w:rPr>
-          <w:rFonts w:ascii="Calibri" w:hAnsi="Calibri" w:cs="Calibri"/>
-          <w:b/>
-          <w:bCs/>
-          <w:color w:val="D86DCB" w:themeColor="accent5" w:themeTint="99"/>
-          <w:sz w:val="36"/>
-          <w:szCs w:val="36"/>
-        </w:rPr>
-      </w:pPr>
-      <w:r>
-        <w:rPr>
-          <w:rFonts w:ascii="Calibri" w:hAnsi="Calibri" w:cs="Calibri"/>
-          <w:b/>
-          <w:bCs/>
-          <w:color w:val="D86DCB" w:themeColor="accent5" w:themeTint="99"/>
-          <w:sz w:val="36"/>
-          <w:szCs w:val="36"/>
-        </w:rPr>
-        <w:t>plt.hist(data, bins=10)</w:t>
-      </w:r>
-    </w:p>
-    <w:p>
-      <w:pPr>
-        <w:jc w:val="both"/>
-        <w:rPr>
-          <w:rFonts w:ascii="Calibri" w:hAnsi="Calibri" w:cs="Calibri"/>
-          <w:sz w:val="36"/>
-          <w:szCs w:val="36"/>
-        </w:rPr>
-      </w:pPr>
-      <w:r>
-        <w:rPr>
-          <w:rFonts w:ascii="Calibri" w:hAnsi="Calibri" w:cs="Calibri"/>
-          <w:sz w:val="36"/>
-          <w:szCs w:val="36"/>
-        </w:rPr>
-        <w:t># Histogram divides our data into "bins". If our numbers range from 1 to 5, bins might be</w:t>
-      </w:r>
-      <w:r>
-        <w:rPr>
-          <w:rFonts w:ascii="Calibri" w:hAnsi="Calibri" w:cs="Calibri"/>
-          <w:sz w:val="36"/>
-          <w:szCs w:val="36"/>
+        <w:t xml:space="preserve">bar's height </w:t>
+      </w:r>
+      <w:r>
+        <w:rPr>
+          <w:rFonts w:ascii="Calibri" w:hAnsi="Calibri" w:cs="Calibri"/>
+          <w:sz w:val="34"/>
+          <w:szCs w:val="34"/>
+        </w:rPr>
+        <w:t>means</w:t>
+      </w:r>
+      <w:r>
+        <w:rPr>
+          <w:rFonts w:ascii="Calibri" w:hAnsi="Calibri" w:cs="Calibri"/>
+          <w:sz w:val="34"/>
+          <w:szCs w:val="34"/>
+        </w:rPr>
+        <w:t xml:space="preserve"> how many numbers fall into that range.</w:t>
+      </w:r>
+      <w:r>
+        <w:rPr>
+          <w:rFonts w:ascii="Calibri" w:hAnsi="Calibri" w:cs="Calibri"/>
+          <w:sz w:val="34"/>
+          <w:szCs w:val="34"/>
         </w:rPr>
         <w:t xml:space="preserve"> </w:t>
       </w:r>
       <w:r>
         <w:rPr>
           <w:rFonts w:ascii="Calibri" w:hAnsi="Calibri" w:cs="Calibri"/>
-          <w:sz w:val="36"/>
-          <w:szCs w:val="36"/>
-        </w:rPr>
-        <w:t>1 to 2</w:t>
-      </w:r>
-      <w:r>
-        <w:rPr>
-          <w:rFonts w:ascii="Calibri" w:hAnsi="Calibri" w:cs="Calibri"/>
-          <w:sz w:val="36"/>
-          <w:szCs w:val="36"/>
-        </w:rPr>
-        <w:t xml:space="preserve">, </w:t>
-      </w:r>
-      <w:r>
-        <w:rPr>
-          <w:rFonts w:ascii="Calibri" w:hAnsi="Calibri" w:cs="Calibri"/>
-          <w:sz w:val="36"/>
-          <w:szCs w:val="36"/>
-        </w:rPr>
-        <w:t>2 to 3</w:t>
-      </w:r>
-      <w:r>
-        <w:rPr>
-          <w:rFonts w:ascii="Calibri" w:hAnsi="Calibri" w:cs="Calibri"/>
-          <w:sz w:val="36"/>
-          <w:szCs w:val="36"/>
-        </w:rPr>
-        <w:t xml:space="preserve">, </w:t>
-      </w:r>
-      <w:r>
-        <w:rPr>
-          <w:rFonts w:ascii="Calibri" w:hAnsi="Calibri" w:cs="Calibri"/>
-          <w:sz w:val="36"/>
-          <w:szCs w:val="36"/>
-        </w:rPr>
-        <w:t>3 to 4</w:t>
-      </w:r>
-      <w:r>
-        <w:rPr>
-          <w:rFonts w:ascii="Calibri" w:hAnsi="Calibri" w:cs="Calibri"/>
-          <w:sz w:val="36"/>
-          <w:szCs w:val="36"/>
-        </w:rPr>
-        <w:t xml:space="preserve"> and so on. </w:t>
-      </w:r>
-      <w:r>
-        <w:rPr>
-          <w:rFonts w:ascii="Calibri" w:hAnsi="Calibri" w:cs="Calibri"/>
-          <w:sz w:val="36"/>
-          <w:szCs w:val="36"/>
-        </w:rPr>
-        <w:t xml:space="preserve">Each bar's height </w:t>
-      </w:r>
-      <w:r>
-        <w:rPr>
-          <w:rFonts w:ascii="Calibri" w:hAnsi="Calibri" w:cs="Calibri"/>
-          <w:sz w:val="36"/>
-          <w:szCs w:val="36"/>
-        </w:rPr>
-        <w:t>means</w:t>
-      </w:r>
-      <w:r>
-        <w:rPr>
-          <w:rFonts w:ascii="Calibri" w:hAnsi="Calibri" w:cs="Calibri"/>
-          <w:sz w:val="36"/>
-          <w:szCs w:val="36"/>
-        </w:rPr>
-        <w:t xml:space="preserve"> how many numbers fall into that range.</w:t>
-      </w:r>
-      <w:r>
-        <w:rPr>
-          <w:rFonts w:ascii="Calibri" w:hAnsi="Calibri" w:cs="Calibri"/>
-          <w:sz w:val="36"/>
-          <w:szCs w:val="36"/>
-        </w:rPr>
-        <w:t xml:space="preserve"> </w:t>
-      </w:r>
-      <w:r>
-        <w:rPr>
-          <w:rFonts w:ascii="Calibri" w:hAnsi="Calibri" w:cs="Calibri"/>
-          <w:b/>
-          <w:bCs/>
-          <w:sz w:val="36"/>
-          <w:szCs w:val="36"/>
+          <w:b/>
+          <w:bCs/>
+          <w:sz w:val="34"/>
+          <w:szCs w:val="34"/>
         </w:rPr>
         <w:t>bins</w:t>
       </w:r>
@@ -3523,16 +3527,16 @@
           <w:rFonts w:ascii="Calibri" w:hAnsi="Calibri" w:cs="Calibri"/>
           <w:b/>
           <w:bCs/>
-          <w:sz w:val="36"/>
-          <w:szCs w:val="36"/>
+          <w:sz w:val="34"/>
+          <w:szCs w:val="34"/>
         </w:rPr>
         <w:t>=</w:t>
       </w:r>
       <w:r>
         <w:rPr>
           <w:rFonts w:ascii="Calibri" w:hAnsi="Calibri" w:cs="Calibri"/>
-          <w:sz w:val="36"/>
-          <w:szCs w:val="36"/>
+          <w:sz w:val="34"/>
+          <w:szCs w:val="34"/>
         </w:rPr>
         <w:t xml:space="preserve"> means number of bars (ranges).</w:t>
       </w:r>
@@ -3547,15 +3551,15 @@
         <w:jc w:val="both"/>
         <w:rPr>
           <w:rFonts w:ascii="Calibri" w:hAnsi="Calibri" w:cs="Calibri"/>
-          <w:sz w:val="36"/>
-          <w:szCs w:val="36"/>
-        </w:rPr>
-      </w:pPr>
-      <w:r>
-        <w:rPr>
-          <w:rFonts w:ascii="Calibri" w:hAnsi="Calibri" w:cs="Calibri"/>
-          <w:sz w:val="36"/>
-          <w:szCs w:val="36"/>
+          <w:sz w:val="34"/>
+          <w:szCs w:val="34"/>
+        </w:rPr>
+      </w:pPr>
+      <w:r>
+        <w:rPr>
+          <w:rFonts w:ascii="Calibri" w:hAnsi="Calibri" w:cs="Calibri"/>
+          <w:sz w:val="34"/>
+          <w:szCs w:val="34"/>
         </w:rPr>
         <w:t>More bins → more detailed</w:t>
       </w:r>
@@ -3570,15 +3574,15 @@
         <w:jc w:val="both"/>
         <w:rPr>
           <w:rFonts w:ascii="Calibri" w:hAnsi="Calibri" w:cs="Calibri"/>
-          <w:sz w:val="36"/>
-          <w:szCs w:val="36"/>
-        </w:rPr>
-      </w:pPr>
-      <w:r>
-        <w:rPr>
-          <w:rFonts w:ascii="Calibri" w:hAnsi="Calibri" w:cs="Calibri"/>
-          <w:sz w:val="36"/>
-          <w:szCs w:val="36"/>
+          <w:sz w:val="34"/>
+          <w:szCs w:val="34"/>
+        </w:rPr>
+      </w:pPr>
+      <w:r>
+        <w:rPr>
+          <w:rFonts w:ascii="Calibri" w:hAnsi="Calibri" w:cs="Calibri"/>
+          <w:sz w:val="34"/>
+          <w:szCs w:val="34"/>
         </w:rPr>
         <w:t>Fewer bins → more simplified</w:t>
       </w:r>
@@ -3588,15 +3592,15 @@
         <w:jc w:val="both"/>
         <w:rPr>
           <w:rFonts w:ascii="Calibri" w:hAnsi="Calibri" w:cs="Calibri"/>
-          <w:sz w:val="36"/>
-          <w:szCs w:val="36"/>
-        </w:rPr>
-      </w:pPr>
-      <w:r>
-        <w:rPr>
-          <w:rFonts w:ascii="Calibri" w:hAnsi="Calibri" w:cs="Calibri"/>
-          <w:sz w:val="36"/>
-          <w:szCs w:val="36"/>
+          <w:sz w:val="34"/>
+          <w:szCs w:val="34"/>
+        </w:rPr>
+      </w:pPr>
+      <w:r>
+        <w:rPr>
+          <w:rFonts w:ascii="Calibri" w:hAnsi="Calibri" w:cs="Calibri"/>
+          <w:sz w:val="34"/>
+          <w:szCs w:val="34"/>
         </w:rPr>
         <w:t xml:space="preserve"># </w:t>
       </w:r>
@@ -3605,16 +3609,16 @@
           <w:rFonts w:ascii="Calibri" w:hAnsi="Calibri" w:cs="Calibri"/>
           <w:b/>
           <w:bCs/>
-          <w:sz w:val="36"/>
-          <w:szCs w:val="36"/>
+          <w:sz w:val="34"/>
+          <w:szCs w:val="34"/>
         </w:rPr>
         <w:t xml:space="preserve">color= </w:t>
       </w:r>
       <w:r>
         <w:rPr>
           <w:rFonts w:ascii="Calibri" w:hAnsi="Calibri" w:cs="Calibri"/>
-          <w:sz w:val="36"/>
-          <w:szCs w:val="36"/>
+          <w:sz w:val="34"/>
+          <w:szCs w:val="34"/>
         </w:rPr>
         <w:t>changes bar color</w:t>
       </w:r>
@@ -3624,15 +3628,15 @@
         <w:jc w:val="both"/>
         <w:rPr>
           <w:rFonts w:ascii="Calibri" w:hAnsi="Calibri" w:cs="Calibri"/>
-          <w:sz w:val="36"/>
-          <w:szCs w:val="36"/>
-        </w:rPr>
-      </w:pPr>
-      <w:r>
-        <w:rPr>
-          <w:rFonts w:ascii="Calibri" w:hAnsi="Calibri" w:cs="Calibri"/>
-          <w:sz w:val="36"/>
-          <w:szCs w:val="36"/>
+          <w:sz w:val="34"/>
+          <w:szCs w:val="34"/>
+        </w:rPr>
+      </w:pPr>
+      <w:r>
+        <w:rPr>
+          <w:rFonts w:ascii="Calibri" w:hAnsi="Calibri" w:cs="Calibri"/>
+          <w:sz w:val="34"/>
+          <w:szCs w:val="34"/>
         </w:rPr>
         <w:t xml:space="preserve"># </w:t>
       </w:r>
@@ -3641,24 +3645,24 @@
           <w:rFonts w:ascii="Calibri" w:hAnsi="Calibri" w:cs="Calibri"/>
           <w:b/>
           <w:bCs/>
-          <w:sz w:val="36"/>
-          <w:szCs w:val="36"/>
+          <w:sz w:val="34"/>
+          <w:szCs w:val="34"/>
         </w:rPr>
         <w:t xml:space="preserve">edgecolor= </w:t>
       </w:r>
       <w:r>
         <w:rPr>
           <w:rFonts w:ascii="Calibri" w:hAnsi="Calibri" w:cs="Calibri"/>
-          <w:sz w:val="36"/>
-          <w:szCs w:val="36"/>
+          <w:sz w:val="34"/>
+          <w:szCs w:val="34"/>
         </w:rPr>
         <w:t>gives clear borders around bars</w:t>
       </w:r>
       <w:r>
         <w:rPr>
           <w:rFonts w:ascii="Calibri" w:hAnsi="Calibri" w:cs="Calibri"/>
-          <w:sz w:val="36"/>
-          <w:szCs w:val="36"/>
+          <w:sz w:val="34"/>
+          <w:szCs w:val="34"/>
         </w:rPr>
         <w:t>. Highly recommended it makes histograms more readable.</w:t>
       </w:r>
@@ -3668,15 +3672,15 @@
         <w:jc w:val="both"/>
         <w:rPr>
           <w:rFonts w:ascii="Calibri" w:hAnsi="Calibri" w:cs="Calibri"/>
-          <w:sz w:val="36"/>
-          <w:szCs w:val="36"/>
-        </w:rPr>
-      </w:pPr>
-      <w:r>
-        <w:rPr>
-          <w:rFonts w:ascii="Calibri" w:hAnsi="Calibri" w:cs="Calibri"/>
-          <w:sz w:val="36"/>
-          <w:szCs w:val="36"/>
+          <w:sz w:val="34"/>
+          <w:szCs w:val="34"/>
+        </w:rPr>
+      </w:pPr>
+      <w:r>
+        <w:rPr>
+          <w:rFonts w:ascii="Calibri" w:hAnsi="Calibri" w:cs="Calibri"/>
+          <w:sz w:val="34"/>
+          <w:szCs w:val="34"/>
         </w:rPr>
         <w:t xml:space="preserve"># </w:t>
       </w:r>
@@ -3685,16 +3689,16 @@
           <w:rFonts w:ascii="Calibri" w:hAnsi="Calibri" w:cs="Calibri"/>
           <w:b/>
           <w:bCs/>
-          <w:sz w:val="36"/>
-          <w:szCs w:val="36"/>
+          <w:sz w:val="34"/>
+          <w:szCs w:val="34"/>
         </w:rPr>
         <w:t>range=</w:t>
       </w:r>
       <w:r>
         <w:rPr>
           <w:rFonts w:ascii="Calibri" w:hAnsi="Calibri" w:cs="Calibri"/>
-          <w:sz w:val="36"/>
-          <w:szCs w:val="36"/>
+          <w:sz w:val="34"/>
+          <w:szCs w:val="34"/>
         </w:rPr>
         <w:t xml:space="preserve"> use it to plot only a specific part of data.</w:t>
       </w:r>
@@ -3704,15 +3708,15 @@
         <w:jc w:val="both"/>
         <w:rPr>
           <w:rFonts w:ascii="Calibri" w:hAnsi="Calibri" w:cs="Calibri"/>
-          <w:sz w:val="36"/>
-          <w:szCs w:val="36"/>
-        </w:rPr>
-      </w:pPr>
-      <w:r>
-        <w:rPr>
-          <w:rFonts w:ascii="Calibri" w:hAnsi="Calibri" w:cs="Calibri"/>
-          <w:sz w:val="36"/>
-          <w:szCs w:val="36"/>
+          <w:sz w:val="34"/>
+          <w:szCs w:val="34"/>
+        </w:rPr>
+      </w:pPr>
+      <w:r>
+        <w:rPr>
+          <w:rFonts w:ascii="Calibri" w:hAnsi="Calibri" w:cs="Calibri"/>
+          <w:sz w:val="34"/>
+          <w:szCs w:val="34"/>
         </w:rPr>
         <w:t xml:space="preserve"># </w:t>
       </w:r>
@@ -3721,40 +3725,40 @@
           <w:rFonts w:ascii="Calibri" w:hAnsi="Calibri" w:cs="Calibri"/>
           <w:b/>
           <w:bCs/>
-          <w:sz w:val="36"/>
-          <w:szCs w:val="36"/>
+          <w:sz w:val="34"/>
+          <w:szCs w:val="34"/>
         </w:rPr>
         <w:t>density=True</w:t>
       </w:r>
       <w:r>
         <w:rPr>
           <w:rFonts w:ascii="Calibri" w:hAnsi="Calibri" w:cs="Calibri"/>
-          <w:sz w:val="36"/>
-          <w:szCs w:val="36"/>
+          <w:sz w:val="34"/>
+          <w:szCs w:val="34"/>
         </w:rPr>
         <w:t xml:space="preserve"> c</w:t>
       </w:r>
       <w:r>
         <w:rPr>
           <w:rFonts w:ascii="Calibri" w:hAnsi="Calibri" w:cs="Calibri"/>
-          <w:sz w:val="36"/>
-          <w:szCs w:val="36"/>
+          <w:sz w:val="34"/>
+          <w:szCs w:val="34"/>
         </w:rPr>
         <w:t>onverts histogram into a probability distribution</w:t>
       </w:r>
       <w:r>
         <w:rPr>
           <w:rFonts w:ascii="Calibri" w:hAnsi="Calibri" w:cs="Calibri"/>
-          <w:sz w:val="36"/>
-          <w:szCs w:val="36"/>
+          <w:sz w:val="34"/>
+          <w:szCs w:val="34"/>
         </w:rPr>
         <w:t xml:space="preserve">. </w:t>
       </w:r>
       <w:r>
         <w:rPr>
           <w:rFonts w:ascii="Calibri" w:hAnsi="Calibri" w:cs="Calibri"/>
-          <w:sz w:val="36"/>
-          <w:szCs w:val="36"/>
+          <w:sz w:val="34"/>
+          <w:szCs w:val="34"/>
         </w:rPr>
         <w:t>This is used heavily in statistics.</w:t>
       </w:r>
@@ -3764,15 +3768,15 @@
         <w:jc w:val="both"/>
         <w:rPr>
           <w:rFonts w:ascii="Calibri" w:hAnsi="Calibri" w:cs="Calibri"/>
-          <w:sz w:val="36"/>
-          <w:szCs w:val="36"/>
-        </w:rPr>
-      </w:pPr>
-      <w:r>
-        <w:rPr>
-          <w:rFonts w:ascii="Calibri" w:hAnsi="Calibri" w:cs="Calibri"/>
-          <w:sz w:val="36"/>
-          <w:szCs w:val="36"/>
+          <w:sz w:val="34"/>
+          <w:szCs w:val="34"/>
+        </w:rPr>
+      </w:pPr>
+      <w:r>
+        <w:rPr>
+          <w:rFonts w:ascii="Calibri" w:hAnsi="Calibri" w:cs="Calibri"/>
+          <w:sz w:val="34"/>
+          <w:szCs w:val="34"/>
         </w:rPr>
         <w:t>#</w:t>
       </w:r>
@@ -3781,8 +3785,8 @@
           <w:rFonts w:ascii="Calibri" w:hAnsi="Calibri" w:cs="Calibri"/>
           <w:b/>
           <w:bCs/>
-          <w:sz w:val="36"/>
-          <w:szCs w:val="36"/>
+          <w:sz w:val="34"/>
+          <w:szCs w:val="34"/>
         </w:rPr>
         <w:t xml:space="preserve"> </w:t>
       </w:r>
@@ -3791,16 +3795,16 @@
           <w:rFonts w:ascii="Calibri" w:hAnsi="Calibri" w:cs="Calibri"/>
           <w:b/>
           <w:bCs/>
-          <w:sz w:val="36"/>
-          <w:szCs w:val="36"/>
+          <w:sz w:val="34"/>
+          <w:szCs w:val="34"/>
         </w:rPr>
         <w:t>alpha= 0.5</w:t>
       </w:r>
       <w:r>
         <w:rPr>
           <w:rFonts w:ascii="Calibri" w:hAnsi="Calibri" w:cs="Calibri"/>
-          <w:sz w:val="36"/>
-          <w:szCs w:val="36"/>
+          <w:sz w:val="34"/>
+          <w:szCs w:val="34"/>
         </w:rPr>
         <w:t xml:space="preserve"> (opacity) controls transparency. Useful when overlapping multiple histograms.</w:t>
       </w:r>
@@ -3813,18 +3817,18 @@
           <w:b/>
           <w:bCs/>
           <w:color w:val="D86DCB" w:themeColor="accent5" w:themeTint="99"/>
-          <w:sz w:val="36"/>
-          <w:szCs w:val="36"/>
-        </w:rPr>
-      </w:pPr>
-      <w:r>
-        <w:rPr>
-          <w:rFonts w:ascii="Calibri" w:hAnsi="Calibri" w:cs="Calibri"/>
-          <w:b/>
-          <w:bCs/>
-          <w:color w:val="D86DCB" w:themeColor="accent5" w:themeTint="99"/>
-          <w:sz w:val="36"/>
-          <w:szCs w:val="36"/>
+          <w:sz w:val="34"/>
+          <w:szCs w:val="34"/>
+        </w:rPr>
+      </w:pPr>
+      <w:r>
+        <w:rPr>
+          <w:rFonts w:ascii="Calibri" w:hAnsi="Calibri" w:cs="Calibri"/>
+          <w:b/>
+          <w:bCs/>
+          <w:color w:val="D86DCB" w:themeColor="accent5" w:themeTint="99"/>
+          <w:sz w:val="34"/>
+          <w:szCs w:val="34"/>
         </w:rPr>
         <w:t>import matplotlib.pyplot as plt</w:t>
       </w:r>
@@ -3837,18 +3841,18 @@
           <w:b/>
           <w:bCs/>
           <w:color w:val="D86DCB" w:themeColor="accent5" w:themeTint="99"/>
-          <w:sz w:val="36"/>
-          <w:szCs w:val="36"/>
-        </w:rPr>
-      </w:pPr>
-      <w:r>
-        <w:rPr>
-          <w:rFonts w:ascii="Calibri" w:hAnsi="Calibri" w:cs="Calibri"/>
-          <w:b/>
-          <w:bCs/>
-          <w:color w:val="D86DCB" w:themeColor="accent5" w:themeTint="99"/>
-          <w:sz w:val="36"/>
-          <w:szCs w:val="36"/>
+          <w:sz w:val="34"/>
+          <w:szCs w:val="34"/>
+        </w:rPr>
+      </w:pPr>
+      <w:r>
+        <w:rPr>
+          <w:rFonts w:ascii="Calibri" w:hAnsi="Calibri" w:cs="Calibri"/>
+          <w:b/>
+          <w:bCs/>
+          <w:color w:val="D86DCB" w:themeColor="accent5" w:themeTint="99"/>
+          <w:sz w:val="34"/>
+          <w:szCs w:val="34"/>
         </w:rPr>
         <w:t>import numpy as np</w:t>
       </w:r>
@@ -3861,18 +3865,18 @@
           <w:b/>
           <w:bCs/>
           <w:color w:val="D86DCB" w:themeColor="accent5" w:themeTint="99"/>
-          <w:sz w:val="36"/>
-          <w:szCs w:val="36"/>
-        </w:rPr>
-      </w:pPr>
-      <w:r>
-        <w:rPr>
-          <w:rFonts w:ascii="Calibri" w:hAnsi="Calibri" w:cs="Calibri"/>
-          <w:b/>
-          <w:bCs/>
-          <w:color w:val="D86DCB" w:themeColor="accent5" w:themeTint="99"/>
-          <w:sz w:val="36"/>
-          <w:szCs w:val="36"/>
+          <w:sz w:val="34"/>
+          <w:szCs w:val="34"/>
+        </w:rPr>
+      </w:pPr>
+      <w:r>
+        <w:rPr>
+          <w:rFonts w:ascii="Calibri" w:hAnsi="Calibri" w:cs="Calibri"/>
+          <w:b/>
+          <w:bCs/>
+          <w:color w:val="D86DCB" w:themeColor="accent5" w:themeTint="99"/>
+          <w:sz w:val="34"/>
+          <w:szCs w:val="34"/>
         </w:rPr>
         <w:t>data = np.random.normal(loc=50, scale=10, size=1000)</w:t>
       </w:r>
@@ -3885,212 +3889,212 @@
           <w:b/>
           <w:bCs/>
           <w:color w:val="D86DCB" w:themeColor="accent5" w:themeTint="99"/>
-          <w:sz w:val="36"/>
-          <w:szCs w:val="36"/>
-        </w:rPr>
-      </w:pPr>
-      <w:r>
-        <w:rPr>
-          <w:rFonts w:ascii="Calibri" w:hAnsi="Calibri" w:cs="Calibri"/>
-          <w:b/>
-          <w:bCs/>
-          <w:color w:val="D86DCB" w:themeColor="accent5" w:themeTint="99"/>
-          <w:sz w:val="36"/>
-          <w:szCs w:val="36"/>
+          <w:sz w:val="34"/>
+          <w:szCs w:val="34"/>
+        </w:rPr>
+      </w:pPr>
+      <w:r>
+        <w:rPr>
+          <w:rFonts w:ascii="Calibri" w:hAnsi="Calibri" w:cs="Calibri"/>
+          <w:b/>
+          <w:bCs/>
+          <w:color w:val="D86DCB" w:themeColor="accent5" w:themeTint="99"/>
+          <w:sz w:val="34"/>
+          <w:szCs w:val="34"/>
+        </w:rPr>
+        <w:t>plt.hist(</w:t>
+      </w:r>
+    </w:p>
+    <w:p>
+      <w:pPr>
+        <w:jc w:val="both"/>
+        <w:rPr>
+          <w:rFonts w:ascii="Calibri" w:hAnsi="Calibri" w:cs="Calibri"/>
+          <w:b/>
+          <w:bCs/>
+          <w:color w:val="D86DCB" w:themeColor="accent5" w:themeTint="99"/>
+          <w:sz w:val="34"/>
+          <w:szCs w:val="34"/>
+        </w:rPr>
+      </w:pPr>
+      <w:r>
+        <w:rPr>
+          <w:rFonts w:ascii="Calibri" w:hAnsi="Calibri" w:cs="Calibri"/>
+          <w:b/>
+          <w:bCs/>
+          <w:color w:val="D86DCB" w:themeColor="accent5" w:themeTint="99"/>
+          <w:sz w:val="34"/>
+          <w:szCs w:val="34"/>
+        </w:rPr>
+        <w:t xml:space="preserve">    data,</w:t>
+      </w:r>
+    </w:p>
+    <w:p>
+      <w:pPr>
+        <w:jc w:val="both"/>
+        <w:rPr>
+          <w:rFonts w:ascii="Calibri" w:hAnsi="Calibri" w:cs="Calibri"/>
+          <w:b/>
+          <w:bCs/>
+          <w:color w:val="D86DCB" w:themeColor="accent5" w:themeTint="99"/>
+          <w:sz w:val="34"/>
+          <w:szCs w:val="34"/>
+        </w:rPr>
+      </w:pPr>
+      <w:r>
+        <w:rPr>
+          <w:rFonts w:ascii="Calibri" w:hAnsi="Calibri" w:cs="Calibri"/>
+          <w:b/>
+          <w:bCs/>
+          <w:color w:val="D86DCB" w:themeColor="accent5" w:themeTint="99"/>
+          <w:sz w:val="34"/>
+          <w:szCs w:val="34"/>
+        </w:rPr>
+        <w:t xml:space="preserve">    bins=20,</w:t>
+      </w:r>
+    </w:p>
+    <w:p>
+      <w:pPr>
+        <w:jc w:val="both"/>
+        <w:rPr>
+          <w:rFonts w:ascii="Calibri" w:hAnsi="Calibri" w:cs="Calibri"/>
+          <w:b/>
+          <w:bCs/>
+          <w:color w:val="D86DCB" w:themeColor="accent5" w:themeTint="99"/>
+          <w:sz w:val="34"/>
+          <w:szCs w:val="34"/>
+        </w:rPr>
+      </w:pPr>
+      <w:r>
+        <w:rPr>
+          <w:rFonts w:ascii="Calibri" w:hAnsi="Calibri" w:cs="Calibri"/>
+          <w:b/>
+          <w:bCs/>
+          <w:color w:val="D86DCB" w:themeColor="accent5" w:themeTint="99"/>
+          <w:sz w:val="34"/>
+          <w:szCs w:val="34"/>
+        </w:rPr>
+        <w:t xml:space="preserve">    color='skyblue',</w:t>
+      </w:r>
+    </w:p>
+    <w:p>
+      <w:pPr>
+        <w:jc w:val="both"/>
+        <w:rPr>
+          <w:rFonts w:ascii="Calibri" w:hAnsi="Calibri" w:cs="Calibri"/>
+          <w:b/>
+          <w:bCs/>
+          <w:color w:val="D86DCB" w:themeColor="accent5" w:themeTint="99"/>
+          <w:sz w:val="34"/>
+          <w:szCs w:val="34"/>
+        </w:rPr>
+      </w:pPr>
+      <w:r>
+        <w:rPr>
+          <w:rFonts w:ascii="Calibri" w:hAnsi="Calibri" w:cs="Calibri"/>
+          <w:b/>
+          <w:bCs/>
+          <w:color w:val="D86DCB" w:themeColor="accent5" w:themeTint="99"/>
+          <w:sz w:val="34"/>
+          <w:szCs w:val="34"/>
+        </w:rPr>
+        <w:t xml:space="preserve">    edgecolor='black',</w:t>
+      </w:r>
+    </w:p>
+    <w:p>
+      <w:pPr>
+        <w:jc w:val="both"/>
+        <w:rPr>
+          <w:rFonts w:ascii="Calibri" w:hAnsi="Calibri" w:cs="Calibri"/>
+          <w:b/>
+          <w:bCs/>
+          <w:color w:val="D86DCB" w:themeColor="accent5" w:themeTint="99"/>
+          <w:sz w:val="34"/>
+          <w:szCs w:val="34"/>
+        </w:rPr>
+      </w:pPr>
+      <w:r>
+        <w:rPr>
+          <w:rFonts w:ascii="Calibri" w:hAnsi="Calibri" w:cs="Calibri"/>
+          <w:b/>
+          <w:bCs/>
+          <w:color w:val="D86DCB" w:themeColor="accent5" w:themeTint="99"/>
+          <w:sz w:val="34"/>
+          <w:szCs w:val="34"/>
+        </w:rPr>
+        <w:t xml:space="preserve">    alpha=0.7</w:t>
+      </w:r>
+    </w:p>
+    <w:p>
+      <w:pPr>
+        <w:jc w:val="both"/>
+        <w:rPr>
+          <w:rFonts w:ascii="Calibri" w:hAnsi="Calibri" w:cs="Calibri"/>
+          <w:b/>
+          <w:bCs/>
+          <w:color w:val="D86DCB" w:themeColor="accent5" w:themeTint="99"/>
+          <w:sz w:val="34"/>
+          <w:szCs w:val="34"/>
+        </w:rPr>
+      </w:pPr>
+      <w:r>
+        <w:rPr>
+          <w:rFonts w:ascii="Calibri" w:hAnsi="Calibri" w:cs="Calibri"/>
+          <w:b/>
+          <w:bCs/>
+          <w:color w:val="D86DCB" w:themeColor="accent5" w:themeTint="99"/>
+          <w:sz w:val="34"/>
+          <w:szCs w:val="34"/>
+        </w:rPr>
+        <w:t>)</w:t>
+      </w:r>
+    </w:p>
+    <w:p>
+      <w:pPr>
+        <w:jc w:val="both"/>
+        <w:rPr>
+          <w:rFonts w:ascii="Calibri" w:hAnsi="Calibri" w:cs="Calibri"/>
+          <w:b/>
+          <w:bCs/>
+          <w:color w:val="D86DCB" w:themeColor="accent5" w:themeTint="99"/>
+          <w:sz w:val="34"/>
+          <w:szCs w:val="34"/>
+        </w:rPr>
+      </w:pPr>
+      <w:r>
+        <w:rPr>
+          <w:rFonts w:ascii="Calibri" w:hAnsi="Calibri" w:cs="Calibri"/>
+          <w:b/>
+          <w:bCs/>
+          <w:color w:val="D86DCB" w:themeColor="accent5" w:themeTint="99"/>
+          <w:sz w:val="34"/>
+          <w:szCs w:val="34"/>
+        </w:rPr>
+        <w:t>plt.xlabel("Value")</w:t>
+      </w:r>
+    </w:p>
+    <w:p>
+      <w:pPr>
+        <w:jc w:val="both"/>
+        <w:rPr>
+          <w:rFonts w:ascii="Calibri" w:hAnsi="Calibri" w:cs="Calibri"/>
+          <w:b/>
+          <w:bCs/>
+          <w:color w:val="D86DCB" w:themeColor="accent5" w:themeTint="99"/>
+          <w:sz w:val="34"/>
+          <w:szCs w:val="34"/>
+        </w:rPr>
+      </w:pPr>
+      <w:r>
+        <w:rPr>
+          <w:rFonts w:ascii="Calibri" w:hAnsi="Calibri" w:cs="Calibri"/>
+          <w:b/>
+          <w:bCs/>
+          <w:color w:val="D86DCB" w:themeColor="accent5" w:themeTint="99"/>
+          <w:sz w:val="34"/>
+          <w:szCs w:val="34"/>
         </w:rPr>
         <w:lastRenderedPageBreak/>
-        <w:t>plt.hist(</w:t>
-      </w:r>
-    </w:p>
-    <w:p>
-      <w:pPr>
-        <w:jc w:val="both"/>
-        <w:rPr>
-          <w:rFonts w:ascii="Calibri" w:hAnsi="Calibri" w:cs="Calibri"/>
-          <w:b/>
-          <w:bCs/>
-          <w:color w:val="D86DCB" w:themeColor="accent5" w:themeTint="99"/>
-          <w:sz w:val="36"/>
-          <w:szCs w:val="36"/>
-        </w:rPr>
-      </w:pPr>
-      <w:r>
-        <w:rPr>
-          <w:rFonts w:ascii="Calibri" w:hAnsi="Calibri" w:cs="Calibri"/>
-          <w:b/>
-          <w:bCs/>
-          <w:color w:val="D86DCB" w:themeColor="accent5" w:themeTint="99"/>
-          <w:sz w:val="36"/>
-          <w:szCs w:val="36"/>
-        </w:rPr>
-        <w:t xml:space="preserve">    data,</w:t>
-      </w:r>
-    </w:p>
-    <w:p>
-      <w:pPr>
-        <w:jc w:val="both"/>
-        <w:rPr>
-          <w:rFonts w:ascii="Calibri" w:hAnsi="Calibri" w:cs="Calibri"/>
-          <w:b/>
-          <w:bCs/>
-          <w:color w:val="D86DCB" w:themeColor="accent5" w:themeTint="99"/>
-          <w:sz w:val="36"/>
-          <w:szCs w:val="36"/>
-        </w:rPr>
-      </w:pPr>
-      <w:r>
-        <w:rPr>
-          <w:rFonts w:ascii="Calibri" w:hAnsi="Calibri" w:cs="Calibri"/>
-          <w:b/>
-          <w:bCs/>
-          <w:color w:val="D86DCB" w:themeColor="accent5" w:themeTint="99"/>
-          <w:sz w:val="36"/>
-          <w:szCs w:val="36"/>
-        </w:rPr>
-        <w:t xml:space="preserve">    bins=20,</w:t>
-      </w:r>
-    </w:p>
-    <w:p>
-      <w:pPr>
-        <w:jc w:val="both"/>
-        <w:rPr>
-          <w:rFonts w:ascii="Calibri" w:hAnsi="Calibri" w:cs="Calibri"/>
-          <w:b/>
-          <w:bCs/>
-          <w:color w:val="D86DCB" w:themeColor="accent5" w:themeTint="99"/>
-          <w:sz w:val="36"/>
-          <w:szCs w:val="36"/>
-        </w:rPr>
-      </w:pPr>
-      <w:r>
-        <w:rPr>
-          <w:rFonts w:ascii="Calibri" w:hAnsi="Calibri" w:cs="Calibri"/>
-          <w:b/>
-          <w:bCs/>
-          <w:color w:val="D86DCB" w:themeColor="accent5" w:themeTint="99"/>
-          <w:sz w:val="36"/>
-          <w:szCs w:val="36"/>
-        </w:rPr>
-        <w:t xml:space="preserve">    color='skyblue',</w:t>
-      </w:r>
-    </w:p>
-    <w:p>
-      <w:pPr>
-        <w:jc w:val="both"/>
-        <w:rPr>
-          <w:rFonts w:ascii="Calibri" w:hAnsi="Calibri" w:cs="Calibri"/>
-          <w:b/>
-          <w:bCs/>
-          <w:color w:val="D86DCB" w:themeColor="accent5" w:themeTint="99"/>
-          <w:sz w:val="36"/>
-          <w:szCs w:val="36"/>
-        </w:rPr>
-      </w:pPr>
-      <w:r>
-        <w:rPr>
-          <w:rFonts w:ascii="Calibri" w:hAnsi="Calibri" w:cs="Calibri"/>
-          <w:b/>
-          <w:bCs/>
-          <w:color w:val="D86DCB" w:themeColor="accent5" w:themeTint="99"/>
-          <w:sz w:val="36"/>
-          <w:szCs w:val="36"/>
-        </w:rPr>
-        <w:t xml:space="preserve">    edgecolor='black',</w:t>
-      </w:r>
-    </w:p>
-    <w:p>
-      <w:pPr>
-        <w:jc w:val="both"/>
-        <w:rPr>
-          <w:rFonts w:ascii="Calibri" w:hAnsi="Calibri" w:cs="Calibri"/>
-          <w:b/>
-          <w:bCs/>
-          <w:color w:val="D86DCB" w:themeColor="accent5" w:themeTint="99"/>
-          <w:sz w:val="36"/>
-          <w:szCs w:val="36"/>
-        </w:rPr>
-      </w:pPr>
-      <w:r>
-        <w:rPr>
-          <w:rFonts w:ascii="Calibri" w:hAnsi="Calibri" w:cs="Calibri"/>
-          <w:b/>
-          <w:bCs/>
-          <w:color w:val="D86DCB" w:themeColor="accent5" w:themeTint="99"/>
-          <w:sz w:val="36"/>
-          <w:szCs w:val="36"/>
-        </w:rPr>
-        <w:t xml:space="preserve">    alpha=0.7</w:t>
-      </w:r>
-    </w:p>
-    <w:p>
-      <w:pPr>
-        <w:jc w:val="both"/>
-        <w:rPr>
-          <w:rFonts w:ascii="Calibri" w:hAnsi="Calibri" w:cs="Calibri"/>
-          <w:b/>
-          <w:bCs/>
-          <w:color w:val="D86DCB" w:themeColor="accent5" w:themeTint="99"/>
-          <w:sz w:val="36"/>
-          <w:szCs w:val="36"/>
-        </w:rPr>
-      </w:pPr>
-      <w:r>
-        <w:rPr>
-          <w:rFonts w:ascii="Calibri" w:hAnsi="Calibri" w:cs="Calibri"/>
-          <w:b/>
-          <w:bCs/>
-          <w:color w:val="D86DCB" w:themeColor="accent5" w:themeTint="99"/>
-          <w:sz w:val="36"/>
-          <w:szCs w:val="36"/>
-        </w:rPr>
-        <w:t>)</w:t>
-      </w:r>
-    </w:p>
-    <w:p>
-      <w:pPr>
-        <w:jc w:val="both"/>
-        <w:rPr>
-          <w:rFonts w:ascii="Calibri" w:hAnsi="Calibri" w:cs="Calibri"/>
-          <w:b/>
-          <w:bCs/>
-          <w:color w:val="D86DCB" w:themeColor="accent5" w:themeTint="99"/>
-          <w:sz w:val="36"/>
-          <w:szCs w:val="36"/>
-        </w:rPr>
-      </w:pPr>
-      <w:r>
-        <w:rPr>
-          <w:rFonts w:ascii="Calibri" w:hAnsi="Calibri" w:cs="Calibri"/>
-          <w:b/>
-          <w:bCs/>
-          <w:color w:val="D86DCB" w:themeColor="accent5" w:themeTint="99"/>
-          <w:sz w:val="36"/>
-          <w:szCs w:val="36"/>
-        </w:rPr>
-        <w:t>plt.xlabel("Value")</w:t>
-      </w:r>
-    </w:p>
-    <w:p>
-      <w:pPr>
-        <w:jc w:val="both"/>
-        <w:rPr>
-          <w:rFonts w:ascii="Calibri" w:hAnsi="Calibri" w:cs="Calibri"/>
-          <w:b/>
-          <w:bCs/>
-          <w:color w:val="D86DCB" w:themeColor="accent5" w:themeTint="99"/>
-          <w:sz w:val="36"/>
-          <w:szCs w:val="36"/>
-        </w:rPr>
-      </w:pPr>
-      <w:r>
-        <w:rPr>
-          <w:rFonts w:ascii="Calibri" w:hAnsi="Calibri" w:cs="Calibri"/>
-          <w:b/>
-          <w:bCs/>
-          <w:color w:val="D86DCB" w:themeColor="accent5" w:themeTint="99"/>
-          <w:sz w:val="36"/>
-          <w:szCs w:val="36"/>
-        </w:rPr>
         <w:t>plt.ylabel("Frequency")</w:t>
       </w:r>
     </w:p>
@@ -4102,18 +4106,18 @@
           <w:b/>
           <w:bCs/>
           <w:color w:val="D86DCB" w:themeColor="accent5" w:themeTint="99"/>
-          <w:sz w:val="36"/>
-          <w:szCs w:val="36"/>
-        </w:rPr>
-      </w:pPr>
-      <w:r>
-        <w:rPr>
-          <w:rFonts w:ascii="Calibri" w:hAnsi="Calibri" w:cs="Calibri"/>
-          <w:b/>
-          <w:bCs/>
-          <w:color w:val="D86DCB" w:themeColor="accent5" w:themeTint="99"/>
-          <w:sz w:val="36"/>
-          <w:szCs w:val="36"/>
+          <w:sz w:val="34"/>
+          <w:szCs w:val="34"/>
+        </w:rPr>
+      </w:pPr>
+      <w:r>
+        <w:rPr>
+          <w:rFonts w:ascii="Calibri" w:hAnsi="Calibri" w:cs="Calibri"/>
+          <w:b/>
+          <w:bCs/>
+          <w:color w:val="D86DCB" w:themeColor="accent5" w:themeTint="99"/>
+          <w:sz w:val="34"/>
+          <w:szCs w:val="34"/>
         </w:rPr>
         <w:t>plt.title("Histogram Example")</w:t>
       </w:r>
@@ -4126,18 +4130,18 @@
           <w:b/>
           <w:bCs/>
           <w:color w:val="D86DCB" w:themeColor="accent5" w:themeTint="99"/>
-          <w:sz w:val="36"/>
-          <w:szCs w:val="36"/>
-        </w:rPr>
-      </w:pPr>
-      <w:r>
-        <w:rPr>
-          <w:rFonts w:ascii="Calibri" w:hAnsi="Calibri" w:cs="Calibri"/>
-          <w:b/>
-          <w:bCs/>
-          <w:color w:val="D86DCB" w:themeColor="accent5" w:themeTint="99"/>
-          <w:sz w:val="36"/>
-          <w:szCs w:val="36"/>
+          <w:sz w:val="34"/>
+          <w:szCs w:val="34"/>
+        </w:rPr>
+      </w:pPr>
+      <w:r>
+        <w:rPr>
+          <w:rFonts w:ascii="Calibri" w:hAnsi="Calibri" w:cs="Calibri"/>
+          <w:b/>
+          <w:bCs/>
+          <w:color w:val="D86DCB" w:themeColor="accent5" w:themeTint="99"/>
+          <w:sz w:val="34"/>
+          <w:szCs w:val="34"/>
         </w:rPr>
         <w:t>plt.show()</w:t>
       </w:r>
@@ -4150,25 +4154,25 @@
           <w:b/>
           <w:bCs/>
           <w:color w:val="D86DCB" w:themeColor="accent5" w:themeTint="99"/>
-          <w:sz w:val="36"/>
-          <w:szCs w:val="36"/>
-        </w:rPr>
-      </w:pPr>
-    </w:p>
-    <w:p>
-      <w:pPr>
-        <w:jc w:val="both"/>
-        <w:rPr>
-          <w:rFonts w:ascii="Calibri" w:hAnsi="Calibri" w:cs="Calibri"/>
-          <w:sz w:val="36"/>
-          <w:szCs w:val="36"/>
-        </w:rPr>
-      </w:pPr>
-      <w:r>
-        <w:rPr>
-          <w:rFonts w:ascii="Calibri" w:hAnsi="Calibri" w:cs="Calibri"/>
-          <w:sz w:val="36"/>
-          <w:szCs w:val="36"/>
+          <w:sz w:val="34"/>
+          <w:szCs w:val="34"/>
+        </w:rPr>
+      </w:pPr>
+    </w:p>
+    <w:p>
+      <w:pPr>
+        <w:jc w:val="both"/>
+        <w:rPr>
+          <w:rFonts w:ascii="Calibri" w:hAnsi="Calibri" w:cs="Calibri"/>
+          <w:sz w:val="34"/>
+          <w:szCs w:val="34"/>
+        </w:rPr>
+      </w:pPr>
+      <w:r>
+        <w:rPr>
+          <w:rFonts w:ascii="Calibri" w:hAnsi="Calibri" w:cs="Calibri"/>
+          <w:sz w:val="34"/>
+          <w:szCs w:val="34"/>
         </w:rPr>
         <w:t>Use case:</w:t>
       </w:r>
@@ -4178,15 +4182,15 @@
         <w:jc w:val="both"/>
         <w:rPr>
           <w:rFonts w:ascii="Calibri" w:hAnsi="Calibri" w:cs="Calibri"/>
-          <w:sz w:val="36"/>
-          <w:szCs w:val="36"/>
-        </w:rPr>
-      </w:pPr>
-      <w:r>
-        <w:rPr>
-          <w:rFonts w:ascii="Calibri" w:hAnsi="Calibri" w:cs="Calibri"/>
-          <w:sz w:val="36"/>
-          <w:szCs w:val="36"/>
+          <w:sz w:val="34"/>
+          <w:szCs w:val="34"/>
+        </w:rPr>
+      </w:pPr>
+      <w:r>
+        <w:rPr>
+          <w:rFonts w:ascii="Calibri" w:hAnsi="Calibri" w:cs="Calibri"/>
+          <w:sz w:val="34"/>
+          <w:szCs w:val="34"/>
         </w:rPr>
         <w:t># A histogram helps you understand:</w:t>
       </w:r>
@@ -4201,29 +4205,31 @@
         <w:jc w:val="both"/>
         <w:rPr>
           <w:rFonts w:ascii="Calibri" w:hAnsi="Calibri" w:cs="Calibri"/>
-          <w:sz w:val="36"/>
-          <w:szCs w:val="36"/>
-        </w:rPr>
-      </w:pPr>
-      <w:r>
-        <w:rPr>
-          <w:rFonts w:ascii="Calibri" w:hAnsi="Calibri" w:cs="Calibri"/>
-          <w:sz w:val="36"/>
-          <w:szCs w:val="36"/>
+          <w:sz w:val="34"/>
+          <w:szCs w:val="34"/>
+        </w:rPr>
+      </w:pPr>
+      <w:r>
+        <w:rPr>
+          <w:rFonts w:ascii="Calibri" w:hAnsi="Calibri" w:cs="Calibri"/>
+          <w:sz w:val="34"/>
+          <w:szCs w:val="34"/>
         </w:rPr>
         <w:t xml:space="preserve">Shape of the data </w:t>
       </w:r>
       <w:r>
         <w:rPr>
           <w:rFonts w:ascii="Calibri" w:hAnsi="Calibri" w:cs="Calibri"/>
+          <w:sz w:val="22"/>
+          <w:szCs w:val="22"/>
         </w:rPr>
         <w:sym w:font="Wingdings" w:char="F0E0"/>
       </w:r>
       <w:r>
         <w:rPr>
           <w:rFonts w:ascii="Calibri" w:hAnsi="Calibri" w:cs="Calibri"/>
-          <w:sz w:val="36"/>
-          <w:szCs w:val="36"/>
+          <w:sz w:val="34"/>
+          <w:szCs w:val="34"/>
         </w:rPr>
         <w:t xml:space="preserve"> Normal (bell curve), Skewed left/right and Bimodal (two peaks)</w:t>
       </w:r>
@@ -4238,29 +4244,31 @@
         <w:jc w:val="both"/>
         <w:rPr>
           <w:rFonts w:ascii="Calibri" w:hAnsi="Calibri" w:cs="Calibri"/>
-          <w:sz w:val="36"/>
-          <w:szCs w:val="36"/>
-        </w:rPr>
-      </w:pPr>
-      <w:r>
-        <w:rPr>
-          <w:rFonts w:ascii="Calibri" w:hAnsi="Calibri" w:cs="Calibri"/>
-          <w:sz w:val="36"/>
-          <w:szCs w:val="36"/>
+          <w:sz w:val="34"/>
+          <w:szCs w:val="34"/>
+        </w:rPr>
+      </w:pPr>
+      <w:r>
+        <w:rPr>
+          <w:rFonts w:ascii="Calibri" w:hAnsi="Calibri" w:cs="Calibri"/>
+          <w:sz w:val="34"/>
+          <w:szCs w:val="34"/>
         </w:rPr>
         <w:t xml:space="preserve">Whether data has outliers </w:t>
       </w:r>
       <w:r>
         <w:rPr>
           <w:rFonts w:ascii="Calibri" w:hAnsi="Calibri" w:cs="Calibri"/>
+          <w:sz w:val="22"/>
+          <w:szCs w:val="22"/>
         </w:rPr>
         <w:sym w:font="Wingdings" w:char="F0E0"/>
       </w:r>
       <w:r>
         <w:rPr>
           <w:rFonts w:ascii="Calibri" w:hAnsi="Calibri" w:cs="Calibri"/>
-          <w:sz w:val="36"/>
-          <w:szCs w:val="36"/>
+          <w:sz w:val="34"/>
+          <w:szCs w:val="34"/>
         </w:rPr>
         <w:t xml:space="preserve"> Large bars on edges show unusual values.</w:t>
       </w:r>
@@ -4275,29 +4283,31 @@
         <w:jc w:val="both"/>
         <w:rPr>
           <w:rFonts w:ascii="Calibri" w:hAnsi="Calibri" w:cs="Calibri"/>
-          <w:sz w:val="36"/>
-          <w:szCs w:val="36"/>
-        </w:rPr>
-      </w:pPr>
-      <w:r>
-        <w:rPr>
-          <w:rFonts w:ascii="Calibri" w:hAnsi="Calibri" w:cs="Calibri"/>
-          <w:sz w:val="36"/>
-          <w:szCs w:val="36"/>
+          <w:sz w:val="34"/>
+          <w:szCs w:val="34"/>
+        </w:rPr>
+      </w:pPr>
+      <w:r>
+        <w:rPr>
+          <w:rFonts w:ascii="Calibri" w:hAnsi="Calibri" w:cs="Calibri"/>
+          <w:sz w:val="34"/>
+          <w:szCs w:val="34"/>
         </w:rPr>
         <w:t xml:space="preserve">Spread of data </w:t>
       </w:r>
       <w:r>
         <w:rPr>
           <w:rFonts w:ascii="Calibri" w:hAnsi="Calibri" w:cs="Calibri"/>
+          <w:sz w:val="22"/>
+          <w:szCs w:val="22"/>
         </w:rPr>
         <w:sym w:font="Wingdings" w:char="F0E0"/>
       </w:r>
       <w:r>
         <w:rPr>
           <w:rFonts w:ascii="Calibri" w:hAnsi="Calibri" w:cs="Calibri"/>
-          <w:sz w:val="36"/>
-          <w:szCs w:val="36"/>
+          <w:sz w:val="34"/>
+          <w:szCs w:val="34"/>
         </w:rPr>
         <w:t xml:space="preserve"> Wide distribution = high variance and Narrow = low variance</w:t>
       </w:r>
@@ -4312,29 +4322,31 @@
         <w:jc w:val="both"/>
         <w:rPr>
           <w:rFonts w:ascii="Calibri" w:hAnsi="Calibri" w:cs="Calibri"/>
-          <w:sz w:val="36"/>
-          <w:szCs w:val="36"/>
-        </w:rPr>
-      </w:pPr>
-      <w:r>
-        <w:rPr>
-          <w:rFonts w:ascii="Calibri" w:hAnsi="Calibri" w:cs="Calibri"/>
-          <w:sz w:val="36"/>
-          <w:szCs w:val="36"/>
+          <w:sz w:val="34"/>
+          <w:szCs w:val="34"/>
+        </w:rPr>
+      </w:pPr>
+      <w:r>
+        <w:rPr>
+          <w:rFonts w:ascii="Calibri" w:hAnsi="Calibri" w:cs="Calibri"/>
+          <w:sz w:val="34"/>
+          <w:szCs w:val="34"/>
         </w:rPr>
         <w:t xml:space="preserve">Where values are concentrated </w:t>
       </w:r>
       <w:r>
         <w:rPr>
           <w:rFonts w:ascii="Calibri" w:hAnsi="Calibri" w:cs="Calibri"/>
+          <w:sz w:val="22"/>
+          <w:szCs w:val="22"/>
         </w:rPr>
         <w:sym w:font="Wingdings" w:char="F0E0"/>
       </w:r>
       <w:r>
         <w:rPr>
           <w:rFonts w:ascii="Calibri" w:hAnsi="Calibri" w:cs="Calibri"/>
-          <w:sz w:val="36"/>
-          <w:szCs w:val="36"/>
+          <w:sz w:val="34"/>
+          <w:szCs w:val="34"/>
         </w:rPr>
         <w:t xml:space="preserve"> Tall bars show common values.</w:t>
       </w:r>
@@ -4344,8 +4356,8 @@
         <w:jc w:val="both"/>
         <w:rPr>
           <w:rFonts w:ascii="Calibri" w:hAnsi="Calibri" w:cs="Calibri"/>
-          <w:sz w:val="36"/>
-          <w:szCs w:val="36"/>
+          <w:sz w:val="34"/>
+          <w:szCs w:val="34"/>
         </w:rPr>
       </w:pPr>
     </w:p>
@@ -4359,17 +4371,17 @@
           <w:rFonts w:ascii="Calibri" w:hAnsi="Calibri" w:cs="Calibri"/>
           <w:b/>
           <w:bCs/>
-          <w:sz w:val="36"/>
-          <w:szCs w:val="36"/>
-        </w:rPr>
-      </w:pPr>
-      <w:r>
-        <w:rPr>
-          <w:rFonts w:ascii="Calibri" w:hAnsi="Calibri" w:cs="Calibri"/>
-          <w:b/>
-          <w:bCs/>
-          <w:sz w:val="36"/>
-          <w:szCs w:val="36"/>
+          <w:sz w:val="34"/>
+          <w:szCs w:val="34"/>
+        </w:rPr>
+      </w:pPr>
+      <w:r>
+        <w:rPr>
+          <w:rFonts w:ascii="Calibri" w:hAnsi="Calibri" w:cs="Calibri"/>
+          <w:b/>
+          <w:bCs/>
+          <w:sz w:val="34"/>
+          <w:szCs w:val="34"/>
         </w:rPr>
         <w:t>HeatMap (plt.imshow()):</w:t>
       </w:r>
@@ -4382,15 +4394,15 @@
         <w:jc w:val="both"/>
         <w:rPr>
           <w:rFonts w:ascii="Calibri" w:hAnsi="Calibri" w:cs="Calibri"/>
-          <w:sz w:val="36"/>
-          <w:szCs w:val="36"/>
-        </w:rPr>
-      </w:pPr>
-      <w:r>
-        <w:rPr>
-          <w:rFonts w:ascii="Calibri" w:hAnsi="Calibri" w:cs="Calibri"/>
-          <w:sz w:val="36"/>
-          <w:szCs w:val="36"/>
+          <w:sz w:val="34"/>
+          <w:szCs w:val="34"/>
+        </w:rPr>
+      </w:pPr>
+      <w:r>
+        <w:rPr>
+          <w:rFonts w:ascii="Calibri" w:hAnsi="Calibri" w:cs="Calibri"/>
+          <w:sz w:val="34"/>
+          <w:szCs w:val="34"/>
         </w:rPr>
         <w:t>#</w:t>
       </w:r>
@@ -4399,16 +4411,16 @@
           <w:rFonts w:ascii="Calibri" w:hAnsi="Calibri" w:cs="Calibri"/>
           <w:b/>
           <w:bCs/>
-          <w:sz w:val="36"/>
-          <w:szCs w:val="36"/>
+          <w:sz w:val="34"/>
+          <w:szCs w:val="34"/>
         </w:rPr>
         <w:t xml:space="preserve"> plt.imshow()</w:t>
       </w:r>
       <w:r>
         <w:rPr>
           <w:rFonts w:ascii="Calibri" w:hAnsi="Calibri" w:cs="Calibri"/>
-          <w:sz w:val="36"/>
-          <w:szCs w:val="36"/>
+          <w:sz w:val="34"/>
+          <w:szCs w:val="34"/>
         </w:rPr>
         <w:t xml:space="preserve"> displays 2D numerical data as an image. Each value in a matrix:</w:t>
       </w:r>
@@ -4426,15 +4438,15 @@
         <w:jc w:val="both"/>
         <w:rPr>
           <w:rFonts w:ascii="Calibri" w:hAnsi="Calibri" w:cs="Calibri"/>
-          <w:sz w:val="36"/>
-          <w:szCs w:val="36"/>
-        </w:rPr>
-      </w:pPr>
-      <w:r>
-        <w:rPr>
-          <w:rFonts w:ascii="Calibri" w:hAnsi="Calibri" w:cs="Calibri"/>
-          <w:sz w:val="36"/>
-          <w:szCs w:val="36"/>
+          <w:sz w:val="34"/>
+          <w:szCs w:val="34"/>
+        </w:rPr>
+      </w:pPr>
+      <w:r>
+        <w:rPr>
+          <w:rFonts w:ascii="Calibri" w:hAnsi="Calibri" w:cs="Calibri"/>
+          <w:sz w:val="34"/>
+          <w:szCs w:val="34"/>
         </w:rPr>
         <w:t>becomes a colored square (pixel)</w:t>
       </w:r>
@@ -4452,15 +4464,15 @@
         <w:jc w:val="both"/>
         <w:rPr>
           <w:rFonts w:ascii="Calibri" w:hAnsi="Calibri" w:cs="Calibri"/>
-          <w:sz w:val="36"/>
-          <w:szCs w:val="36"/>
-        </w:rPr>
-      </w:pPr>
-      <w:r>
-        <w:rPr>
-          <w:rFonts w:ascii="Calibri" w:hAnsi="Calibri" w:cs="Calibri"/>
-          <w:sz w:val="36"/>
-          <w:szCs w:val="36"/>
+          <w:sz w:val="34"/>
+          <w:szCs w:val="34"/>
+        </w:rPr>
+      </w:pPr>
+      <w:r>
+        <w:rPr>
+          <w:rFonts w:ascii="Calibri" w:hAnsi="Calibri" w:cs="Calibri"/>
+          <w:sz w:val="34"/>
+          <w:szCs w:val="34"/>
         </w:rPr>
         <w:t>color depends on the value</w:t>
       </w:r>
@@ -4478,15 +4490,15 @@
         <w:jc w:val="both"/>
         <w:rPr>
           <w:rFonts w:ascii="Calibri" w:hAnsi="Calibri" w:cs="Calibri"/>
-          <w:sz w:val="36"/>
-          <w:szCs w:val="36"/>
-        </w:rPr>
-      </w:pPr>
-      <w:r>
-        <w:rPr>
-          <w:rFonts w:ascii="Calibri" w:hAnsi="Calibri" w:cs="Calibri"/>
-          <w:sz w:val="36"/>
-          <w:szCs w:val="36"/>
+          <w:sz w:val="34"/>
+          <w:szCs w:val="34"/>
+        </w:rPr>
+      </w:pPr>
+      <w:r>
+        <w:rPr>
+          <w:rFonts w:ascii="Calibri" w:hAnsi="Calibri" w:cs="Calibri"/>
+          <w:sz w:val="34"/>
+          <w:szCs w:val="34"/>
         </w:rPr>
         <w:t>great for heatmaps, correlation matrices, images, grids</w:t>
       </w:r>
@@ -4499,15 +4511,15 @@
         <w:jc w:val="both"/>
         <w:rPr>
           <w:rFonts w:ascii="Calibri" w:hAnsi="Calibri" w:cs="Calibri"/>
-          <w:sz w:val="36"/>
-          <w:szCs w:val="36"/>
-        </w:rPr>
-      </w:pPr>
-      <w:r>
-        <w:rPr>
-          <w:rFonts w:ascii="Calibri" w:hAnsi="Calibri" w:cs="Calibri"/>
-          <w:sz w:val="36"/>
-          <w:szCs w:val="36"/>
+          <w:sz w:val="34"/>
+          <w:szCs w:val="34"/>
+        </w:rPr>
+      </w:pPr>
+      <w:r>
+        <w:rPr>
+          <w:rFonts w:ascii="Calibri" w:hAnsi="Calibri" w:cs="Calibri"/>
+          <w:sz w:val="34"/>
+          <w:szCs w:val="34"/>
         </w:rPr>
         <w:t xml:space="preserve"># </w:t>
       </w:r>
@@ -4516,16 +4528,16 @@
           <w:rFonts w:ascii="Calibri" w:hAnsi="Calibri" w:cs="Calibri"/>
           <w:b/>
           <w:bCs/>
-          <w:sz w:val="36"/>
-          <w:szCs w:val="36"/>
+          <w:sz w:val="34"/>
+          <w:szCs w:val="34"/>
         </w:rPr>
         <w:t>plt.imshow()</w:t>
       </w:r>
       <w:r>
         <w:rPr>
           <w:rFonts w:ascii="Calibri" w:hAnsi="Calibri" w:cs="Calibri"/>
-          <w:sz w:val="36"/>
-          <w:szCs w:val="36"/>
+          <w:sz w:val="34"/>
+          <w:szCs w:val="34"/>
         </w:rPr>
         <w:t xml:space="preserve"> maps numbers to colors.</w:t>
       </w:r>
@@ -4538,16 +4550,17 @@
         <w:jc w:val="both"/>
         <w:rPr>
           <w:rFonts w:ascii="Calibri" w:hAnsi="Calibri" w:cs="Calibri"/>
-          <w:sz w:val="36"/>
-          <w:szCs w:val="36"/>
-        </w:rPr>
-      </w:pPr>
-      <w:r>
-        <w:rPr>
-          <w:rFonts w:ascii="Calibri" w:hAnsi="Calibri" w:cs="Calibri"/>
-          <w:sz w:val="36"/>
-          <w:szCs w:val="36"/>
-        </w:rPr>
+          <w:sz w:val="34"/>
+          <w:szCs w:val="34"/>
+        </w:rPr>
+      </w:pPr>
+      <w:r>
+        <w:rPr>
+          <w:rFonts w:ascii="Calibri" w:hAnsi="Calibri" w:cs="Calibri"/>
+          <w:sz w:val="34"/>
+          <w:szCs w:val="34"/>
+        </w:rPr>
+        <w:lastRenderedPageBreak/>
         <w:t xml:space="preserve"># </w:t>
       </w:r>
       <w:r>
@@ -4555,16 +4568,16 @@
           <w:rFonts w:ascii="Calibri" w:hAnsi="Calibri" w:cs="Calibri"/>
           <w:b/>
           <w:bCs/>
-          <w:sz w:val="36"/>
-          <w:szCs w:val="36"/>
+          <w:sz w:val="34"/>
+          <w:szCs w:val="34"/>
         </w:rPr>
         <w:t xml:space="preserve">.corr(…) </w:t>
       </w:r>
       <w:r>
         <w:rPr>
           <w:rFonts w:ascii="Calibri" w:hAnsi="Calibri" w:cs="Calibri"/>
-          <w:sz w:val="36"/>
-          <w:szCs w:val="36"/>
+          <w:sz w:val="34"/>
+          <w:szCs w:val="34"/>
         </w:rPr>
         <w:t xml:space="preserve">method takes only numeric columns, computes </w:t>
       </w:r>
@@ -4573,16 +4586,16 @@
           <w:rFonts w:ascii="Calibri" w:hAnsi="Calibri" w:cs="Calibri"/>
           <w:b/>
           <w:bCs/>
-          <w:sz w:val="36"/>
-          <w:szCs w:val="36"/>
+          <w:sz w:val="34"/>
+          <w:szCs w:val="34"/>
         </w:rPr>
         <w:t xml:space="preserve">Pearson </w:t>
       </w:r>
       <w:r>
         <w:rPr>
           <w:rFonts w:ascii="Calibri" w:hAnsi="Calibri" w:cs="Calibri"/>
-          <w:sz w:val="36"/>
-          <w:szCs w:val="36"/>
+          <w:sz w:val="34"/>
+          <w:szCs w:val="34"/>
         </w:rPr>
         <w:t>correlation and output is a square matrix. Values range from -1 to 1.</w:t>
       </w:r>
@@ -4595,15 +4608,15 @@
         <w:jc w:val="both"/>
         <w:rPr>
           <w:rFonts w:ascii="Calibri" w:hAnsi="Calibri" w:cs="Calibri"/>
-          <w:sz w:val="36"/>
-          <w:szCs w:val="36"/>
-        </w:rPr>
-      </w:pPr>
-      <w:r>
-        <w:rPr>
-          <w:rFonts w:ascii="Calibri" w:hAnsi="Calibri" w:cs="Calibri"/>
-          <w:sz w:val="36"/>
-          <w:szCs w:val="36"/>
+          <w:sz w:val="34"/>
+          <w:szCs w:val="34"/>
+        </w:rPr>
+      </w:pPr>
+      <w:r>
+        <w:rPr>
+          <w:rFonts w:ascii="Calibri" w:hAnsi="Calibri" w:cs="Calibri"/>
+          <w:sz w:val="34"/>
+          <w:szCs w:val="34"/>
         </w:rPr>
         <w:t xml:space="preserve"># </w:t>
       </w:r>
@@ -4612,16 +4625,16 @@
           <w:rFonts w:ascii="Calibri" w:hAnsi="Calibri" w:cs="Calibri"/>
           <w:b/>
           <w:bCs/>
-          <w:sz w:val="36"/>
-          <w:szCs w:val="36"/>
+          <w:sz w:val="34"/>
+          <w:szCs w:val="34"/>
         </w:rPr>
         <w:t>plt.imshow(…)</w:t>
       </w:r>
       <w:r>
         <w:rPr>
           <w:rFonts w:ascii="Calibri" w:hAnsi="Calibri" w:cs="Calibri"/>
-          <w:sz w:val="36"/>
-          <w:szCs w:val="36"/>
+          <w:sz w:val="34"/>
+          <w:szCs w:val="34"/>
         </w:rPr>
         <w:t xml:space="preserve"> creates the heatmap. </w:t>
       </w:r>
@@ -4630,16 +4643,16 @@
           <w:rFonts w:ascii="Calibri" w:hAnsi="Calibri" w:cs="Calibri"/>
           <w:b/>
           <w:bCs/>
-          <w:sz w:val="36"/>
-          <w:szCs w:val="36"/>
+          <w:sz w:val="34"/>
+          <w:szCs w:val="34"/>
         </w:rPr>
         <w:t>correlation_matrix</w:t>
       </w:r>
       <w:r>
         <w:rPr>
           <w:rFonts w:ascii="Calibri" w:hAnsi="Calibri" w:cs="Calibri"/>
-          <w:sz w:val="36"/>
-          <w:szCs w:val="36"/>
+          <w:sz w:val="34"/>
+          <w:szCs w:val="34"/>
         </w:rPr>
         <w:t xml:space="preserve"> is a 2D NumPy-like array where each number becomes one colored cell</w:t>
       </w:r>
@@ -4652,15 +4665,15 @@
         <w:jc w:val="both"/>
         <w:rPr>
           <w:rFonts w:ascii="Calibri" w:hAnsi="Calibri" w:cs="Calibri"/>
-          <w:sz w:val="36"/>
-          <w:szCs w:val="36"/>
-        </w:rPr>
-      </w:pPr>
-      <w:r>
-        <w:rPr>
-          <w:rFonts w:ascii="Calibri" w:hAnsi="Calibri" w:cs="Calibri"/>
-          <w:sz w:val="36"/>
-          <w:szCs w:val="36"/>
+          <w:sz w:val="34"/>
+          <w:szCs w:val="34"/>
+        </w:rPr>
+      </w:pPr>
+      <w:r>
+        <w:rPr>
+          <w:rFonts w:ascii="Calibri" w:hAnsi="Calibri" w:cs="Calibri"/>
+          <w:sz w:val="34"/>
+          <w:szCs w:val="34"/>
         </w:rPr>
         <w:t xml:space="preserve"># </w:t>
       </w:r>
@@ -4669,16 +4682,16 @@
           <w:rFonts w:ascii="Calibri" w:hAnsi="Calibri" w:cs="Calibri"/>
           <w:b/>
           <w:bCs/>
-          <w:sz w:val="36"/>
-          <w:szCs w:val="36"/>
+          <w:sz w:val="34"/>
+          <w:szCs w:val="34"/>
         </w:rPr>
         <w:t>cmap='coolwarm'</w:t>
       </w:r>
       <w:r>
         <w:rPr>
           <w:rFonts w:ascii="Calibri" w:hAnsi="Calibri" w:cs="Calibri"/>
-          <w:sz w:val="36"/>
-          <w:szCs w:val="36"/>
+          <w:sz w:val="34"/>
+          <w:szCs w:val="34"/>
         </w:rPr>
         <w:t xml:space="preserve"> this is the color map. Where:</w:t>
       </w:r>
@@ -4696,15 +4709,15 @@
         <w:jc w:val="both"/>
         <w:rPr>
           <w:rFonts w:ascii="Calibri" w:hAnsi="Calibri" w:cs="Calibri"/>
-          <w:sz w:val="36"/>
-          <w:szCs w:val="36"/>
-        </w:rPr>
-      </w:pPr>
-      <w:r>
-        <w:rPr>
-          <w:rFonts w:ascii="Calibri" w:hAnsi="Calibri" w:cs="Calibri"/>
-          <w:sz w:val="36"/>
-          <w:szCs w:val="36"/>
+          <w:sz w:val="34"/>
+          <w:szCs w:val="34"/>
+        </w:rPr>
+      </w:pPr>
+      <w:r>
+        <w:rPr>
+          <w:rFonts w:ascii="Calibri" w:hAnsi="Calibri" w:cs="Calibri"/>
+          <w:sz w:val="34"/>
+          <w:szCs w:val="34"/>
         </w:rPr>
         <w:t>Negative values → blue</w:t>
       </w:r>
@@ -4722,15 +4735,15 @@
         <w:jc w:val="both"/>
         <w:rPr>
           <w:rFonts w:ascii="Calibri" w:hAnsi="Calibri" w:cs="Calibri"/>
-          <w:sz w:val="36"/>
-          <w:szCs w:val="36"/>
-        </w:rPr>
-      </w:pPr>
-      <w:r>
-        <w:rPr>
-          <w:rFonts w:ascii="Calibri" w:hAnsi="Calibri" w:cs="Calibri"/>
-          <w:sz w:val="36"/>
-          <w:szCs w:val="36"/>
+          <w:sz w:val="34"/>
+          <w:szCs w:val="34"/>
+        </w:rPr>
+      </w:pPr>
+      <w:r>
+        <w:rPr>
+          <w:rFonts w:ascii="Calibri" w:hAnsi="Calibri" w:cs="Calibri"/>
+          <w:sz w:val="34"/>
+          <w:szCs w:val="34"/>
         </w:rPr>
         <w:t>Zero → white</w:t>
       </w:r>
@@ -4748,15 +4761,15 @@
         <w:jc w:val="both"/>
         <w:rPr>
           <w:rFonts w:ascii="Calibri" w:hAnsi="Calibri" w:cs="Calibri"/>
-          <w:sz w:val="36"/>
-          <w:szCs w:val="36"/>
-        </w:rPr>
-      </w:pPr>
-      <w:r>
-        <w:rPr>
-          <w:rFonts w:ascii="Calibri" w:hAnsi="Calibri" w:cs="Calibri"/>
-          <w:sz w:val="36"/>
-          <w:szCs w:val="36"/>
+          <w:sz w:val="34"/>
+          <w:szCs w:val="34"/>
+        </w:rPr>
+      </w:pPr>
+      <w:r>
+        <w:rPr>
+          <w:rFonts w:ascii="Calibri" w:hAnsi="Calibri" w:cs="Calibri"/>
+          <w:sz w:val="34"/>
+          <w:szCs w:val="34"/>
         </w:rPr>
         <w:t>Positive values → red</w:t>
       </w:r>
@@ -4769,15 +4782,15 @@
         <w:jc w:val="both"/>
         <w:rPr>
           <w:rFonts w:ascii="Calibri" w:hAnsi="Calibri" w:cs="Calibri"/>
-          <w:sz w:val="36"/>
-          <w:szCs w:val="36"/>
-        </w:rPr>
-      </w:pPr>
-      <w:r>
-        <w:rPr>
-          <w:rFonts w:ascii="Calibri" w:hAnsi="Calibri" w:cs="Calibri"/>
-          <w:sz w:val="36"/>
-          <w:szCs w:val="36"/>
+          <w:sz w:val="34"/>
+          <w:szCs w:val="34"/>
+        </w:rPr>
+      </w:pPr>
+      <w:r>
+        <w:rPr>
+          <w:rFonts w:ascii="Calibri" w:hAnsi="Calibri" w:cs="Calibri"/>
+          <w:sz w:val="34"/>
+          <w:szCs w:val="34"/>
         </w:rPr>
         <w:t># Perfect for correlations. Other common colormaps:</w:t>
       </w:r>
@@ -4795,15 +4808,15 @@
         <w:jc w:val="both"/>
         <w:rPr>
           <w:rFonts w:ascii="Calibri" w:hAnsi="Calibri" w:cs="Calibri"/>
-          <w:sz w:val="36"/>
-          <w:szCs w:val="36"/>
-        </w:rPr>
-      </w:pPr>
-      <w:r>
-        <w:rPr>
-          <w:rFonts w:ascii="Calibri" w:hAnsi="Calibri" w:cs="Calibri"/>
-          <w:sz w:val="36"/>
-          <w:szCs w:val="36"/>
+          <w:sz w:val="34"/>
+          <w:szCs w:val="34"/>
+        </w:rPr>
+      </w:pPr>
+      <w:r>
+        <w:rPr>
+          <w:rFonts w:ascii="Calibri" w:hAnsi="Calibri" w:cs="Calibri"/>
+          <w:sz w:val="34"/>
+          <w:szCs w:val="34"/>
         </w:rPr>
         <w:t>viridis</w:t>
       </w:r>
@@ -4821,15 +4834,15 @@
         <w:jc w:val="both"/>
         <w:rPr>
           <w:rFonts w:ascii="Calibri" w:hAnsi="Calibri" w:cs="Calibri"/>
-          <w:sz w:val="36"/>
-          <w:szCs w:val="36"/>
-        </w:rPr>
-      </w:pPr>
-      <w:r>
-        <w:rPr>
-          <w:rFonts w:ascii="Calibri" w:hAnsi="Calibri" w:cs="Calibri"/>
-          <w:sz w:val="36"/>
-          <w:szCs w:val="36"/>
+          <w:sz w:val="34"/>
+          <w:szCs w:val="34"/>
+        </w:rPr>
+      </w:pPr>
+      <w:r>
+        <w:rPr>
+          <w:rFonts w:ascii="Calibri" w:hAnsi="Calibri" w:cs="Calibri"/>
+          <w:sz w:val="34"/>
+          <w:szCs w:val="34"/>
         </w:rPr>
         <w:t>plasma</w:t>
       </w:r>
@@ -4847,15 +4860,15 @@
         <w:jc w:val="both"/>
         <w:rPr>
           <w:rFonts w:ascii="Calibri" w:hAnsi="Calibri" w:cs="Calibri"/>
-          <w:sz w:val="36"/>
-          <w:szCs w:val="36"/>
-        </w:rPr>
-      </w:pPr>
-      <w:r>
-        <w:rPr>
-          <w:rFonts w:ascii="Calibri" w:hAnsi="Calibri" w:cs="Calibri"/>
-          <w:sz w:val="36"/>
-          <w:szCs w:val="36"/>
+          <w:sz w:val="34"/>
+          <w:szCs w:val="34"/>
+        </w:rPr>
+      </w:pPr>
+      <w:r>
+        <w:rPr>
+          <w:rFonts w:ascii="Calibri" w:hAnsi="Calibri" w:cs="Calibri"/>
+          <w:sz w:val="34"/>
+          <w:szCs w:val="34"/>
         </w:rPr>
         <w:t>gray</w:t>
       </w:r>
@@ -4873,15 +4886,15 @@
         <w:jc w:val="both"/>
         <w:rPr>
           <w:rFonts w:ascii="Calibri" w:hAnsi="Calibri" w:cs="Calibri"/>
-          <w:sz w:val="36"/>
-          <w:szCs w:val="36"/>
-        </w:rPr>
-      </w:pPr>
-      <w:r>
-        <w:rPr>
-          <w:rFonts w:ascii="Calibri" w:hAnsi="Calibri" w:cs="Calibri"/>
-          <w:sz w:val="36"/>
-          <w:szCs w:val="36"/>
+          <w:sz w:val="34"/>
+          <w:szCs w:val="34"/>
+        </w:rPr>
+      </w:pPr>
+      <w:r>
+        <w:rPr>
+          <w:rFonts w:ascii="Calibri" w:hAnsi="Calibri" w:cs="Calibri"/>
+          <w:sz w:val="34"/>
+          <w:szCs w:val="34"/>
         </w:rPr>
         <w:t>hot</w:t>
       </w:r>
@@ -4894,17 +4907,16 @@
         <w:jc w:val="both"/>
         <w:rPr>
           <w:rFonts w:ascii="Calibri" w:hAnsi="Calibri" w:cs="Calibri"/>
-          <w:sz w:val="36"/>
-          <w:szCs w:val="36"/>
-        </w:rPr>
-      </w:pPr>
-      <w:r>
-        <w:rPr>
-          <w:rFonts w:ascii="Calibri" w:hAnsi="Calibri" w:cs="Calibri"/>
-          <w:sz w:val="36"/>
-          <w:szCs w:val="36"/>
-        </w:rPr>
-        <w:lastRenderedPageBreak/>
+          <w:sz w:val="34"/>
+          <w:szCs w:val="34"/>
+        </w:rPr>
+      </w:pPr>
+      <w:r>
+        <w:rPr>
+          <w:rFonts w:ascii="Calibri" w:hAnsi="Calibri" w:cs="Calibri"/>
+          <w:sz w:val="34"/>
+          <w:szCs w:val="34"/>
+        </w:rPr>
         <w:t xml:space="preserve"># </w:t>
       </w:r>
       <w:r>
@@ -4912,16 +4924,16 @@
           <w:rFonts w:ascii="Calibri" w:hAnsi="Calibri" w:cs="Calibri"/>
           <w:b/>
           <w:bCs/>
-          <w:sz w:val="36"/>
-          <w:szCs w:val="36"/>
+          <w:sz w:val="34"/>
+          <w:szCs w:val="34"/>
         </w:rPr>
         <w:t>interpolation='nearest'</w:t>
       </w:r>
       <w:r>
         <w:rPr>
           <w:rFonts w:ascii="Calibri" w:hAnsi="Calibri" w:cs="Calibri"/>
-          <w:sz w:val="36"/>
-          <w:szCs w:val="36"/>
+          <w:sz w:val="34"/>
+          <w:szCs w:val="34"/>
         </w:rPr>
         <w:t xml:space="preserve"> controls how pixels are drawn.</w:t>
       </w:r>
@@ -4939,15 +4951,15 @@
         <w:jc w:val="both"/>
         <w:rPr>
           <w:rFonts w:ascii="Calibri" w:hAnsi="Calibri" w:cs="Calibri"/>
-          <w:sz w:val="36"/>
-          <w:szCs w:val="36"/>
-        </w:rPr>
-      </w:pPr>
-      <w:r>
-        <w:rPr>
-          <w:rFonts w:ascii="Calibri" w:hAnsi="Calibri" w:cs="Calibri"/>
-          <w:sz w:val="36"/>
-          <w:szCs w:val="36"/>
+          <w:sz w:val="34"/>
+          <w:szCs w:val="34"/>
+        </w:rPr>
+      </w:pPr>
+      <w:r>
+        <w:rPr>
+          <w:rFonts w:ascii="Calibri" w:hAnsi="Calibri" w:cs="Calibri"/>
+          <w:sz w:val="34"/>
+          <w:szCs w:val="34"/>
         </w:rPr>
         <w:t>'nearest' → sharp squares, no smoothing and best for heatmaps</w:t>
       </w:r>
@@ -4965,15 +4977,15 @@
         <w:jc w:val="both"/>
         <w:rPr>
           <w:rFonts w:ascii="Calibri" w:hAnsi="Calibri" w:cs="Calibri"/>
-          <w:sz w:val="36"/>
-          <w:szCs w:val="36"/>
-        </w:rPr>
-      </w:pPr>
-      <w:r>
-        <w:rPr>
-          <w:rFonts w:ascii="Calibri" w:hAnsi="Calibri" w:cs="Calibri"/>
-          <w:sz w:val="36"/>
-          <w:szCs w:val="36"/>
+          <w:sz w:val="34"/>
+          <w:szCs w:val="34"/>
+        </w:rPr>
+      </w:pPr>
+      <w:r>
+        <w:rPr>
+          <w:rFonts w:ascii="Calibri" w:hAnsi="Calibri" w:cs="Calibri"/>
+          <w:sz w:val="34"/>
+          <w:szCs w:val="34"/>
         </w:rPr>
         <w:t>If we used 'bilinear' → colors would blur (not ideal for data).</w:t>
       </w:r>
@@ -4986,15 +4998,15 @@
         <w:jc w:val="both"/>
         <w:rPr>
           <w:rFonts w:ascii="Calibri" w:hAnsi="Calibri" w:cs="Calibri"/>
-          <w:sz w:val="36"/>
-          <w:szCs w:val="36"/>
-        </w:rPr>
-      </w:pPr>
-      <w:r>
-        <w:rPr>
-          <w:rFonts w:ascii="Calibri" w:hAnsi="Calibri" w:cs="Calibri"/>
-          <w:sz w:val="36"/>
-          <w:szCs w:val="36"/>
+          <w:sz w:val="34"/>
+          <w:szCs w:val="34"/>
+        </w:rPr>
+      </w:pPr>
+      <w:r>
+        <w:rPr>
+          <w:rFonts w:ascii="Calibri" w:hAnsi="Calibri" w:cs="Calibri"/>
+          <w:sz w:val="34"/>
+          <w:szCs w:val="34"/>
         </w:rPr>
         <w:t xml:space="preserve"># </w:t>
       </w:r>
@@ -5003,16 +5015,16 @@
           <w:rFonts w:ascii="Calibri" w:hAnsi="Calibri" w:cs="Calibri"/>
           <w:b/>
           <w:bCs/>
-          <w:sz w:val="36"/>
-          <w:szCs w:val="36"/>
+          <w:sz w:val="34"/>
+          <w:szCs w:val="34"/>
         </w:rPr>
         <w:t>plt.colorbar()</w:t>
       </w:r>
       <w:r>
         <w:rPr>
           <w:rFonts w:ascii="Calibri" w:hAnsi="Calibri" w:cs="Calibri"/>
-          <w:sz w:val="36"/>
-          <w:szCs w:val="36"/>
+          <w:sz w:val="34"/>
+          <w:szCs w:val="34"/>
         </w:rPr>
         <w:t xml:space="preserve"> this shows:</w:t>
       </w:r>
@@ -5030,15 +5042,15 @@
         <w:jc w:val="both"/>
         <w:rPr>
           <w:rFonts w:ascii="Calibri" w:hAnsi="Calibri" w:cs="Calibri"/>
-          <w:sz w:val="36"/>
-          <w:szCs w:val="36"/>
-        </w:rPr>
-      </w:pPr>
-      <w:r>
-        <w:rPr>
-          <w:rFonts w:ascii="Calibri" w:hAnsi="Calibri" w:cs="Calibri"/>
-          <w:sz w:val="36"/>
-          <w:szCs w:val="36"/>
+          <w:sz w:val="34"/>
+          <w:szCs w:val="34"/>
+        </w:rPr>
+      </w:pPr>
+      <w:r>
+        <w:rPr>
+          <w:rFonts w:ascii="Calibri" w:hAnsi="Calibri" w:cs="Calibri"/>
+          <w:sz w:val="34"/>
+          <w:szCs w:val="34"/>
         </w:rPr>
         <w:t>Which color corresponds to which value</w:t>
       </w:r>
@@ -5056,15 +5068,15 @@
         <w:jc w:val="both"/>
         <w:rPr>
           <w:rFonts w:ascii="Calibri" w:hAnsi="Calibri" w:cs="Calibri"/>
-          <w:sz w:val="36"/>
-          <w:szCs w:val="36"/>
-        </w:rPr>
-      </w:pPr>
-      <w:r>
-        <w:rPr>
-          <w:rFonts w:ascii="Calibri" w:hAnsi="Calibri" w:cs="Calibri"/>
-          <w:sz w:val="36"/>
-          <w:szCs w:val="36"/>
+          <w:sz w:val="34"/>
+          <w:szCs w:val="34"/>
+        </w:rPr>
+      </w:pPr>
+      <w:r>
+        <w:rPr>
+          <w:rFonts w:ascii="Calibri" w:hAnsi="Calibri" w:cs="Calibri"/>
+          <w:sz w:val="34"/>
+          <w:szCs w:val="34"/>
         </w:rPr>
         <w:t>Essential for interpreting the heatmap</w:t>
       </w:r>
@@ -5082,15 +5094,15 @@
         <w:jc w:val="both"/>
         <w:rPr>
           <w:rFonts w:ascii="Calibri" w:hAnsi="Calibri" w:cs="Calibri"/>
-          <w:sz w:val="36"/>
-          <w:szCs w:val="36"/>
-        </w:rPr>
-      </w:pPr>
-      <w:r>
-        <w:rPr>
-          <w:rFonts w:ascii="Calibri" w:hAnsi="Calibri" w:cs="Calibri"/>
-          <w:sz w:val="36"/>
-          <w:szCs w:val="36"/>
+          <w:sz w:val="34"/>
+          <w:szCs w:val="34"/>
+        </w:rPr>
+      </w:pPr>
+      <w:r>
+        <w:rPr>
+          <w:rFonts w:ascii="Calibri" w:hAnsi="Calibri" w:cs="Calibri"/>
+          <w:sz w:val="34"/>
+          <w:szCs w:val="34"/>
         </w:rPr>
         <w:t>Without this, colors are meaningless</w:t>
       </w:r>
@@ -5103,15 +5115,15 @@
         <w:jc w:val="both"/>
         <w:rPr>
           <w:rFonts w:ascii="Calibri" w:hAnsi="Calibri" w:cs="Calibri"/>
-          <w:sz w:val="36"/>
-          <w:szCs w:val="36"/>
-        </w:rPr>
-      </w:pPr>
-      <w:r>
-        <w:rPr>
-          <w:rFonts w:ascii="Calibri" w:hAnsi="Calibri" w:cs="Calibri"/>
-          <w:sz w:val="36"/>
-          <w:szCs w:val="36"/>
+          <w:sz w:val="34"/>
+          <w:szCs w:val="34"/>
+        </w:rPr>
+      </w:pPr>
+      <w:r>
+        <w:rPr>
+          <w:rFonts w:ascii="Calibri" w:hAnsi="Calibri" w:cs="Calibri"/>
+          <w:sz w:val="34"/>
+          <w:szCs w:val="34"/>
         </w:rPr>
         <w:t xml:space="preserve"># </w:t>
       </w:r>
@@ -5120,16 +5132,16 @@
           <w:rFonts w:ascii="Calibri" w:hAnsi="Calibri" w:cs="Calibri"/>
           <w:b/>
           <w:bCs/>
-          <w:sz w:val="36"/>
-          <w:szCs w:val="36"/>
+          <w:sz w:val="34"/>
+          <w:szCs w:val="34"/>
         </w:rPr>
         <w:t>plt.title('Correlation Heatmap')</w:t>
       </w:r>
       <w:r>
         <w:rPr>
           <w:rFonts w:ascii="Calibri" w:hAnsi="Calibri" w:cs="Calibri"/>
-          <w:sz w:val="36"/>
-          <w:szCs w:val="36"/>
+          <w:sz w:val="34"/>
+          <w:szCs w:val="34"/>
         </w:rPr>
         <w:t xml:space="preserve"> just labels the visualization. And </w:t>
       </w:r>
@@ -5138,16 +5150,16 @@
           <w:rFonts w:ascii="Calibri" w:hAnsi="Calibri" w:cs="Calibri"/>
           <w:b/>
           <w:bCs/>
-          <w:sz w:val="36"/>
-          <w:szCs w:val="36"/>
+          <w:sz w:val="34"/>
+          <w:szCs w:val="34"/>
         </w:rPr>
         <w:t>plt.show()</w:t>
       </w:r>
       <w:r>
         <w:rPr>
           <w:rFonts w:ascii="Calibri" w:hAnsi="Calibri" w:cs="Calibri"/>
-          <w:sz w:val="36"/>
-          <w:szCs w:val="36"/>
+          <w:sz w:val="34"/>
+          <w:szCs w:val="34"/>
         </w:rPr>
         <w:t xml:space="preserve"> displays the image window.</w:t>
       </w:r>
@@ -5163,18 +5175,18 @@
           <w:b/>
           <w:bCs/>
           <w:color w:val="D86DCB" w:themeColor="accent5" w:themeTint="99"/>
-          <w:sz w:val="36"/>
-          <w:szCs w:val="36"/>
-        </w:rPr>
-      </w:pPr>
-      <w:r>
-        <w:rPr>
-          <w:rFonts w:ascii="Calibri" w:hAnsi="Calibri" w:cs="Calibri"/>
-          <w:b/>
-          <w:bCs/>
-          <w:color w:val="D86DCB" w:themeColor="accent5" w:themeTint="99"/>
-          <w:sz w:val="36"/>
-          <w:szCs w:val="36"/>
+          <w:sz w:val="34"/>
+          <w:szCs w:val="34"/>
+        </w:rPr>
+      </w:pPr>
+      <w:r>
+        <w:rPr>
+          <w:rFonts w:ascii="Calibri" w:hAnsi="Calibri" w:cs="Calibri"/>
+          <w:b/>
+          <w:bCs/>
+          <w:color w:val="D86DCB" w:themeColor="accent5" w:themeTint="99"/>
+          <w:sz w:val="34"/>
+          <w:szCs w:val="34"/>
         </w:rPr>
         <w:t>import numpy as np</w:t>
       </w:r>
@@ -5190,19 +5202,20 @@
           <w:b/>
           <w:bCs/>
           <w:color w:val="D86DCB" w:themeColor="accent5" w:themeTint="99"/>
-          <w:sz w:val="36"/>
-          <w:szCs w:val="36"/>
-        </w:rPr>
-      </w:pPr>
-      <w:r>
-        <w:rPr>
-          <w:rFonts w:ascii="Calibri" w:hAnsi="Calibri" w:cs="Calibri"/>
-          <w:b/>
-          <w:bCs/>
-          <w:color w:val="D86DCB" w:themeColor="accent5" w:themeTint="99"/>
-          <w:sz w:val="36"/>
-          <w:szCs w:val="36"/>
-        </w:rPr>
+          <w:sz w:val="34"/>
+          <w:szCs w:val="34"/>
+        </w:rPr>
+      </w:pPr>
+      <w:r>
+        <w:rPr>
+          <w:rFonts w:ascii="Calibri" w:hAnsi="Calibri" w:cs="Calibri"/>
+          <w:b/>
+          <w:bCs/>
+          <w:color w:val="D86DCB" w:themeColor="accent5" w:themeTint="99"/>
+          <w:sz w:val="34"/>
+          <w:szCs w:val="34"/>
+        </w:rPr>
+        <w:lastRenderedPageBreak/>
         <w:t>import pandas as pd</w:t>
       </w:r>
     </w:p>
@@ -5217,18 +5230,18 @@
           <w:b/>
           <w:bCs/>
           <w:color w:val="D86DCB" w:themeColor="accent5" w:themeTint="99"/>
-          <w:sz w:val="36"/>
-          <w:szCs w:val="36"/>
-        </w:rPr>
-      </w:pPr>
-      <w:r>
-        <w:rPr>
-          <w:rFonts w:ascii="Calibri" w:hAnsi="Calibri" w:cs="Calibri"/>
-          <w:b/>
-          <w:bCs/>
-          <w:color w:val="D86DCB" w:themeColor="accent5" w:themeTint="99"/>
-          <w:sz w:val="36"/>
-          <w:szCs w:val="36"/>
+          <w:sz w:val="34"/>
+          <w:szCs w:val="34"/>
+        </w:rPr>
+      </w:pPr>
+      <w:r>
+        <w:rPr>
+          <w:rFonts w:ascii="Calibri" w:hAnsi="Calibri" w:cs="Calibri"/>
+          <w:b/>
+          <w:bCs/>
+          <w:color w:val="D86DCB" w:themeColor="accent5" w:themeTint="99"/>
+          <w:sz w:val="34"/>
+          <w:szCs w:val="34"/>
         </w:rPr>
         <w:t>import matplotlib.pyplot as plt</w:t>
       </w:r>
@@ -5244,18 +5257,18 @@
           <w:b/>
           <w:bCs/>
           <w:color w:val="D86DCB" w:themeColor="accent5" w:themeTint="99"/>
-          <w:sz w:val="36"/>
-          <w:szCs w:val="36"/>
-        </w:rPr>
-      </w:pPr>
-      <w:r>
-        <w:rPr>
-          <w:rFonts w:ascii="Calibri" w:hAnsi="Calibri" w:cs="Calibri"/>
-          <w:b/>
-          <w:bCs/>
-          <w:color w:val="D86DCB" w:themeColor="accent5" w:themeTint="99"/>
-          <w:sz w:val="36"/>
-          <w:szCs w:val="36"/>
+          <w:sz w:val="34"/>
+          <w:szCs w:val="34"/>
+        </w:rPr>
+      </w:pPr>
+      <w:r>
+        <w:rPr>
+          <w:rFonts w:ascii="Calibri" w:hAnsi="Calibri" w:cs="Calibri"/>
+          <w:b/>
+          <w:bCs/>
+          <w:color w:val="D86DCB" w:themeColor="accent5" w:themeTint="99"/>
+          <w:sz w:val="34"/>
+          <w:szCs w:val="34"/>
         </w:rPr>
         <w:t>data = {</w:t>
       </w:r>
@@ -5271,18 +5284,18 @@
           <w:b/>
           <w:bCs/>
           <w:color w:val="D86DCB" w:themeColor="accent5" w:themeTint="99"/>
-          <w:sz w:val="36"/>
-          <w:szCs w:val="36"/>
-        </w:rPr>
-      </w:pPr>
-      <w:r>
-        <w:rPr>
-          <w:rFonts w:ascii="Calibri" w:hAnsi="Calibri" w:cs="Calibri"/>
-          <w:b/>
-          <w:bCs/>
-          <w:color w:val="D86DCB" w:themeColor="accent5" w:themeTint="99"/>
-          <w:sz w:val="36"/>
-          <w:szCs w:val="36"/>
+          <w:sz w:val="34"/>
+          <w:szCs w:val="34"/>
+        </w:rPr>
+      </w:pPr>
+      <w:r>
+        <w:rPr>
+          <w:rFonts w:ascii="Calibri" w:hAnsi="Calibri" w:cs="Calibri"/>
+          <w:b/>
+          <w:bCs/>
+          <w:color w:val="D86DCB" w:themeColor="accent5" w:themeTint="99"/>
+          <w:sz w:val="34"/>
+          <w:szCs w:val="34"/>
         </w:rPr>
         <w:t xml:space="preserve">    'Student_ID' : np.arange(1, 6),</w:t>
       </w:r>
@@ -5298,18 +5311,18 @@
           <w:b/>
           <w:bCs/>
           <w:color w:val="D86DCB" w:themeColor="accent5" w:themeTint="99"/>
-          <w:sz w:val="36"/>
-          <w:szCs w:val="36"/>
-        </w:rPr>
-      </w:pPr>
-      <w:r>
-        <w:rPr>
-          <w:rFonts w:ascii="Calibri" w:hAnsi="Calibri" w:cs="Calibri"/>
-          <w:b/>
-          <w:bCs/>
-          <w:color w:val="D86DCB" w:themeColor="accent5" w:themeTint="99"/>
-          <w:sz w:val="36"/>
-          <w:szCs w:val="36"/>
+          <w:sz w:val="34"/>
+          <w:szCs w:val="34"/>
+        </w:rPr>
+      </w:pPr>
+      <w:r>
+        <w:rPr>
+          <w:rFonts w:ascii="Calibri" w:hAnsi="Calibri" w:cs="Calibri"/>
+          <w:b/>
+          <w:bCs/>
+          <w:color w:val="D86DCB" w:themeColor="accent5" w:themeTint="99"/>
+          <w:sz w:val="34"/>
+          <w:szCs w:val="34"/>
         </w:rPr>
         <w:t xml:space="preserve">    'Name' : ['John', 'Emily', 'Michael', 'Sophia', 'William'],</w:t>
       </w:r>
@@ -5325,18 +5338,18 @@
           <w:b/>
           <w:bCs/>
           <w:color w:val="D86DCB" w:themeColor="accent5" w:themeTint="99"/>
-          <w:sz w:val="36"/>
-          <w:szCs w:val="36"/>
-        </w:rPr>
-      </w:pPr>
-      <w:r>
-        <w:rPr>
-          <w:rFonts w:ascii="Calibri" w:hAnsi="Calibri" w:cs="Calibri"/>
-          <w:b/>
-          <w:bCs/>
-          <w:color w:val="D86DCB" w:themeColor="accent5" w:themeTint="99"/>
-          <w:sz w:val="36"/>
-          <w:szCs w:val="36"/>
+          <w:sz w:val="34"/>
+          <w:szCs w:val="34"/>
+        </w:rPr>
+      </w:pPr>
+      <w:r>
+        <w:rPr>
+          <w:rFonts w:ascii="Calibri" w:hAnsi="Calibri" w:cs="Calibri"/>
+          <w:b/>
+          <w:bCs/>
+          <w:color w:val="D86DCB" w:themeColor="accent5" w:themeTint="99"/>
+          <w:sz w:val="34"/>
+          <w:szCs w:val="34"/>
         </w:rPr>
         <w:t xml:space="preserve">    'Age' : [20 ,21, 19, 22, 20],</w:t>
       </w:r>
@@ -5352,18 +5365,18 @@
           <w:b/>
           <w:bCs/>
           <w:color w:val="D86DCB" w:themeColor="accent5" w:themeTint="99"/>
-          <w:sz w:val="36"/>
-          <w:szCs w:val="36"/>
-        </w:rPr>
-      </w:pPr>
-      <w:r>
-        <w:rPr>
-          <w:rFonts w:ascii="Calibri" w:hAnsi="Calibri" w:cs="Calibri"/>
-          <w:b/>
-          <w:bCs/>
-          <w:color w:val="D86DCB" w:themeColor="accent5" w:themeTint="99"/>
-          <w:sz w:val="36"/>
-          <w:szCs w:val="36"/>
+          <w:sz w:val="34"/>
+          <w:szCs w:val="34"/>
+        </w:rPr>
+      </w:pPr>
+      <w:r>
+        <w:rPr>
+          <w:rFonts w:ascii="Calibri" w:hAnsi="Calibri" w:cs="Calibri"/>
+          <w:b/>
+          <w:bCs/>
+          <w:color w:val="D86DCB" w:themeColor="accent5" w:themeTint="99"/>
+          <w:sz w:val="34"/>
+          <w:szCs w:val="34"/>
         </w:rPr>
         <w:t xml:space="preserve">    'Grade' : [3.8, 3.9, 3.5, 4.0, 3.7],</w:t>
       </w:r>
@@ -5379,18 +5392,18 @@
           <w:b/>
           <w:bCs/>
           <w:color w:val="D86DCB" w:themeColor="accent5" w:themeTint="99"/>
-          <w:sz w:val="36"/>
-          <w:szCs w:val="36"/>
-        </w:rPr>
-      </w:pPr>
-      <w:r>
-        <w:rPr>
-          <w:rFonts w:ascii="Calibri" w:hAnsi="Calibri" w:cs="Calibri"/>
-          <w:b/>
-          <w:bCs/>
-          <w:color w:val="D86DCB" w:themeColor="accent5" w:themeTint="99"/>
-          <w:sz w:val="36"/>
-          <w:szCs w:val="36"/>
+          <w:sz w:val="34"/>
+          <w:szCs w:val="34"/>
+        </w:rPr>
+      </w:pPr>
+      <w:r>
+        <w:rPr>
+          <w:rFonts w:ascii="Calibri" w:hAnsi="Calibri" w:cs="Calibri"/>
+          <w:b/>
+          <w:bCs/>
+          <w:color w:val="D86DCB" w:themeColor="accent5" w:themeTint="99"/>
+          <w:sz w:val="34"/>
+          <w:szCs w:val="34"/>
         </w:rPr>
         <w:t xml:space="preserve">    'Major' : ['Computer Science', 'Biology', 'Mathematics', 'Engineering', 'Psychology']</w:t>
       </w:r>
@@ -5406,18 +5419,18 @@
           <w:b/>
           <w:bCs/>
           <w:color w:val="D86DCB" w:themeColor="accent5" w:themeTint="99"/>
-          <w:sz w:val="36"/>
-          <w:szCs w:val="36"/>
-        </w:rPr>
-      </w:pPr>
-      <w:r>
-        <w:rPr>
-          <w:rFonts w:ascii="Calibri" w:hAnsi="Calibri" w:cs="Calibri"/>
-          <w:b/>
-          <w:bCs/>
-          <w:color w:val="D86DCB" w:themeColor="accent5" w:themeTint="99"/>
-          <w:sz w:val="36"/>
-          <w:szCs w:val="36"/>
+          <w:sz w:val="34"/>
+          <w:szCs w:val="34"/>
+        </w:rPr>
+      </w:pPr>
+      <w:r>
+        <w:rPr>
+          <w:rFonts w:ascii="Calibri" w:hAnsi="Calibri" w:cs="Calibri"/>
+          <w:b/>
+          <w:bCs/>
+          <w:color w:val="D86DCB" w:themeColor="accent5" w:themeTint="99"/>
+          <w:sz w:val="34"/>
+          <w:szCs w:val="34"/>
         </w:rPr>
         <w:t>}</w:t>
       </w:r>
@@ -5433,18 +5446,18 @@
           <w:b/>
           <w:bCs/>
           <w:color w:val="D86DCB" w:themeColor="accent5" w:themeTint="99"/>
-          <w:sz w:val="36"/>
-          <w:szCs w:val="36"/>
-        </w:rPr>
-      </w:pPr>
-      <w:r>
-        <w:rPr>
-          <w:rFonts w:ascii="Calibri" w:hAnsi="Calibri" w:cs="Calibri"/>
-          <w:b/>
-          <w:bCs/>
-          <w:color w:val="D86DCB" w:themeColor="accent5" w:themeTint="99"/>
-          <w:sz w:val="36"/>
-          <w:szCs w:val="36"/>
+          <w:sz w:val="34"/>
+          <w:szCs w:val="34"/>
+        </w:rPr>
+      </w:pPr>
+      <w:r>
+        <w:rPr>
+          <w:rFonts w:ascii="Calibri" w:hAnsi="Calibri" w:cs="Calibri"/>
+          <w:b/>
+          <w:bCs/>
+          <w:color w:val="D86DCB" w:themeColor="accent5" w:themeTint="99"/>
+          <w:sz w:val="34"/>
+          <w:szCs w:val="34"/>
         </w:rPr>
         <w:t>student_df = pd.DataFrame(data)</w:t>
       </w:r>
@@ -5460,20 +5473,19 @@
           <w:b/>
           <w:bCs/>
           <w:color w:val="D86DCB" w:themeColor="accent5" w:themeTint="99"/>
-          <w:sz w:val="36"/>
-          <w:szCs w:val="36"/>
-        </w:rPr>
-      </w:pPr>
-      <w:r>
-        <w:rPr>
-          <w:rFonts w:ascii="Calibri" w:hAnsi="Calibri" w:cs="Calibri"/>
-          <w:b/>
-          <w:bCs/>
-          <w:color w:val="D86DCB" w:themeColor="accent5" w:themeTint="99"/>
-          <w:sz w:val="36"/>
-          <w:szCs w:val="36"/>
-        </w:rPr>
-        <w:lastRenderedPageBreak/>
+          <w:sz w:val="34"/>
+          <w:szCs w:val="34"/>
+        </w:rPr>
+      </w:pPr>
+      <w:r>
+        <w:rPr>
+          <w:rFonts w:ascii="Calibri" w:hAnsi="Calibri" w:cs="Calibri"/>
+          <w:b/>
+          <w:bCs/>
+          <w:color w:val="D86DCB" w:themeColor="accent5" w:themeTint="99"/>
+          <w:sz w:val="34"/>
+          <w:szCs w:val="34"/>
+        </w:rPr>
         <w:t>correlation_matrix = student_df.corr(numeric_only=True)</w:t>
       </w:r>
     </w:p>
@@ -5488,18 +5500,18 @@
           <w:b/>
           <w:bCs/>
           <w:color w:val="D86DCB" w:themeColor="accent5" w:themeTint="99"/>
-          <w:sz w:val="36"/>
-          <w:szCs w:val="36"/>
-        </w:rPr>
-      </w:pPr>
-      <w:r>
-        <w:rPr>
-          <w:rFonts w:ascii="Calibri" w:hAnsi="Calibri" w:cs="Calibri"/>
-          <w:b/>
-          <w:bCs/>
-          <w:color w:val="D86DCB" w:themeColor="accent5" w:themeTint="99"/>
-          <w:sz w:val="36"/>
-          <w:szCs w:val="36"/>
+          <w:sz w:val="34"/>
+          <w:szCs w:val="34"/>
+        </w:rPr>
+      </w:pPr>
+      <w:r>
+        <w:rPr>
+          <w:rFonts w:ascii="Calibri" w:hAnsi="Calibri" w:cs="Calibri"/>
+          <w:b/>
+          <w:bCs/>
+          <w:color w:val="D86DCB" w:themeColor="accent5" w:themeTint="99"/>
+          <w:sz w:val="34"/>
+          <w:szCs w:val="34"/>
         </w:rPr>
         <w:t>plt.imshow(correlation_matrix, cmap='coolwarm', interpolation='nearest')</w:t>
       </w:r>
@@ -5515,18 +5527,18 @@
           <w:b/>
           <w:bCs/>
           <w:color w:val="D86DCB" w:themeColor="accent5" w:themeTint="99"/>
-          <w:sz w:val="36"/>
-          <w:szCs w:val="36"/>
-        </w:rPr>
-      </w:pPr>
-      <w:r>
-        <w:rPr>
-          <w:rFonts w:ascii="Calibri" w:hAnsi="Calibri" w:cs="Calibri"/>
-          <w:b/>
-          <w:bCs/>
-          <w:color w:val="D86DCB" w:themeColor="accent5" w:themeTint="99"/>
-          <w:sz w:val="36"/>
-          <w:szCs w:val="36"/>
+          <w:sz w:val="34"/>
+          <w:szCs w:val="34"/>
+        </w:rPr>
+      </w:pPr>
+      <w:r>
+        <w:rPr>
+          <w:rFonts w:ascii="Calibri" w:hAnsi="Calibri" w:cs="Calibri"/>
+          <w:b/>
+          <w:bCs/>
+          <w:color w:val="D86DCB" w:themeColor="accent5" w:themeTint="99"/>
+          <w:sz w:val="34"/>
+          <w:szCs w:val="34"/>
         </w:rPr>
         <w:t>plt.colorbar()</w:t>
       </w:r>
@@ -5542,18 +5554,18 @@
           <w:b/>
           <w:bCs/>
           <w:color w:val="D86DCB" w:themeColor="accent5" w:themeTint="99"/>
-          <w:sz w:val="36"/>
-          <w:szCs w:val="36"/>
-        </w:rPr>
-      </w:pPr>
-      <w:r>
-        <w:rPr>
-          <w:rFonts w:ascii="Calibri" w:hAnsi="Calibri" w:cs="Calibri"/>
-          <w:b/>
-          <w:bCs/>
-          <w:color w:val="D86DCB" w:themeColor="accent5" w:themeTint="99"/>
-          <w:sz w:val="36"/>
-          <w:szCs w:val="36"/>
+          <w:sz w:val="34"/>
+          <w:szCs w:val="34"/>
+        </w:rPr>
+      </w:pPr>
+      <w:r>
+        <w:rPr>
+          <w:rFonts w:ascii="Calibri" w:hAnsi="Calibri" w:cs="Calibri"/>
+          <w:b/>
+          <w:bCs/>
+          <w:color w:val="D86DCB" w:themeColor="accent5" w:themeTint="99"/>
+          <w:sz w:val="34"/>
+          <w:szCs w:val="34"/>
         </w:rPr>
         <w:t>plt.title('Correlation Heatmap')</w:t>
       </w:r>
@@ -5569,18 +5581,18 @@
           <w:b/>
           <w:bCs/>
           <w:color w:val="D86DCB" w:themeColor="accent5" w:themeTint="99"/>
-          <w:sz w:val="36"/>
-          <w:szCs w:val="36"/>
-        </w:rPr>
-      </w:pPr>
-      <w:r>
-        <w:rPr>
-          <w:rFonts w:ascii="Calibri" w:hAnsi="Calibri" w:cs="Calibri"/>
-          <w:b/>
-          <w:bCs/>
-          <w:color w:val="D86DCB" w:themeColor="accent5" w:themeTint="99"/>
-          <w:sz w:val="36"/>
-          <w:szCs w:val="36"/>
+          <w:sz w:val="34"/>
+          <w:szCs w:val="34"/>
+        </w:rPr>
+      </w:pPr>
+      <w:r>
+        <w:rPr>
+          <w:rFonts w:ascii="Calibri" w:hAnsi="Calibri" w:cs="Calibri"/>
+          <w:b/>
+          <w:bCs/>
+          <w:color w:val="D86DCB" w:themeColor="accent5" w:themeTint="99"/>
+          <w:sz w:val="34"/>
+          <w:szCs w:val="34"/>
         </w:rPr>
         <w:t>plt.show()</w:t>
       </w:r>
@@ -5590,29 +5602,29 @@
         <w:jc w:val="both"/>
         <w:rPr>
           <w:rFonts w:ascii="Calibri" w:hAnsi="Calibri" w:cs="Calibri"/>
-          <w:sz w:val="36"/>
-          <w:szCs w:val="36"/>
-        </w:rPr>
-      </w:pPr>
-    </w:p>
-    <w:p>
-      <w:pPr>
-        <w:jc w:val="both"/>
-        <w:rPr>
-          <w:rFonts w:ascii="Calibri" w:hAnsi="Calibri" w:cs="Calibri"/>
-          <w:b/>
-          <w:bCs/>
-          <w:sz w:val="36"/>
-          <w:szCs w:val="36"/>
-        </w:rPr>
-      </w:pPr>
-      <w:r>
-        <w:rPr>
-          <w:rFonts w:ascii="Calibri" w:hAnsi="Calibri" w:cs="Calibri"/>
-          <w:b/>
-          <w:bCs/>
-          <w:sz w:val="36"/>
-          <w:szCs w:val="36"/>
+          <w:sz w:val="34"/>
+          <w:szCs w:val="34"/>
+        </w:rPr>
+      </w:pPr>
+    </w:p>
+    <w:p>
+      <w:pPr>
+        <w:jc w:val="both"/>
+        <w:rPr>
+          <w:rFonts w:ascii="Calibri" w:hAnsi="Calibri" w:cs="Calibri"/>
+          <w:b/>
+          <w:bCs/>
+          <w:sz w:val="34"/>
+          <w:szCs w:val="34"/>
+        </w:rPr>
+      </w:pPr>
+      <w:r>
+        <w:rPr>
+          <w:rFonts w:ascii="Calibri" w:hAnsi="Calibri" w:cs="Calibri"/>
+          <w:b/>
+          <w:bCs/>
+          <w:sz w:val="34"/>
+          <w:szCs w:val="34"/>
         </w:rPr>
         <w:t>Box Plot:</w:t>
       </w:r>
@@ -5622,23 +5634,23 @@
         <w:jc w:val="both"/>
         <w:rPr>
           <w:rFonts w:ascii="Calibri" w:hAnsi="Calibri" w:cs="Calibri"/>
-          <w:sz w:val="36"/>
-          <w:szCs w:val="36"/>
-        </w:rPr>
-      </w:pPr>
-      <w:r>
-        <w:rPr>
-          <w:rFonts w:ascii="Calibri" w:hAnsi="Calibri" w:cs="Calibri"/>
-          <w:sz w:val="36"/>
-          <w:szCs w:val="36"/>
+          <w:sz w:val="34"/>
+          <w:szCs w:val="34"/>
+        </w:rPr>
+      </w:pPr>
+      <w:r>
+        <w:rPr>
+          <w:rFonts w:ascii="Calibri" w:hAnsi="Calibri" w:cs="Calibri"/>
+          <w:sz w:val="34"/>
+          <w:szCs w:val="34"/>
         </w:rPr>
         <w:t xml:space="preserve"># </w:t>
       </w:r>
       <w:r>
         <w:rPr>
           <w:rFonts w:ascii="Calibri" w:hAnsi="Calibri" w:cs="Calibri"/>
-          <w:sz w:val="36"/>
-          <w:szCs w:val="36"/>
+          <w:sz w:val="34"/>
+          <w:szCs w:val="34"/>
         </w:rPr>
         <w:t>A Box Plot summarizes data using 5 key statistics:</w:t>
       </w:r>
@@ -5653,15 +5665,15 @@
         <w:jc w:val="both"/>
         <w:rPr>
           <w:rFonts w:ascii="Calibri" w:hAnsi="Calibri" w:cs="Calibri"/>
-          <w:sz w:val="36"/>
-          <w:szCs w:val="36"/>
-        </w:rPr>
-      </w:pPr>
-      <w:r>
-        <w:rPr>
-          <w:rFonts w:ascii="Calibri" w:hAnsi="Calibri" w:cs="Calibri"/>
-          <w:sz w:val="36"/>
-          <w:szCs w:val="36"/>
+          <w:sz w:val="34"/>
+          <w:szCs w:val="34"/>
+        </w:rPr>
+      </w:pPr>
+      <w:r>
+        <w:rPr>
+          <w:rFonts w:ascii="Calibri" w:hAnsi="Calibri" w:cs="Calibri"/>
+          <w:sz w:val="34"/>
+          <w:szCs w:val="34"/>
         </w:rPr>
         <w:t>Minimum</w:t>
       </w:r>
@@ -5676,15 +5688,15 @@
         <w:jc w:val="both"/>
         <w:rPr>
           <w:rFonts w:ascii="Calibri" w:hAnsi="Calibri" w:cs="Calibri"/>
-          <w:sz w:val="36"/>
-          <w:szCs w:val="36"/>
-        </w:rPr>
-      </w:pPr>
-      <w:r>
-        <w:rPr>
-          <w:rFonts w:ascii="Calibri" w:hAnsi="Calibri" w:cs="Calibri"/>
-          <w:sz w:val="36"/>
-          <w:szCs w:val="36"/>
+          <w:sz w:val="34"/>
+          <w:szCs w:val="34"/>
+        </w:rPr>
+      </w:pPr>
+      <w:r>
+        <w:rPr>
+          <w:rFonts w:ascii="Calibri" w:hAnsi="Calibri" w:cs="Calibri"/>
+          <w:sz w:val="34"/>
+          <w:szCs w:val="34"/>
         </w:rPr>
         <w:t>Q1 (25%, lower quartile)</w:t>
       </w:r>
@@ -5699,15 +5711,15 @@
         <w:jc w:val="both"/>
         <w:rPr>
           <w:rFonts w:ascii="Calibri" w:hAnsi="Calibri" w:cs="Calibri"/>
-          <w:sz w:val="36"/>
-          <w:szCs w:val="36"/>
-        </w:rPr>
-      </w:pPr>
-      <w:r>
-        <w:rPr>
-          <w:rFonts w:ascii="Calibri" w:hAnsi="Calibri" w:cs="Calibri"/>
-          <w:sz w:val="36"/>
-          <w:szCs w:val="36"/>
+          <w:sz w:val="34"/>
+          <w:szCs w:val="34"/>
+        </w:rPr>
+      </w:pPr>
+      <w:r>
+        <w:rPr>
+          <w:rFonts w:ascii="Calibri" w:hAnsi="Calibri" w:cs="Calibri"/>
+          <w:sz w:val="34"/>
+          <w:szCs w:val="34"/>
         </w:rPr>
         <w:t>Median</w:t>
       </w:r>
@@ -5722,16 +5734,17 @@
         <w:jc w:val="both"/>
         <w:rPr>
           <w:rFonts w:ascii="Calibri" w:hAnsi="Calibri" w:cs="Calibri"/>
-          <w:sz w:val="36"/>
-          <w:szCs w:val="36"/>
-        </w:rPr>
-      </w:pPr>
-      <w:r>
-        <w:rPr>
-          <w:rFonts w:ascii="Calibri" w:hAnsi="Calibri" w:cs="Calibri"/>
-          <w:sz w:val="36"/>
-          <w:szCs w:val="36"/>
-        </w:rPr>
+          <w:sz w:val="34"/>
+          <w:szCs w:val="34"/>
+        </w:rPr>
+      </w:pPr>
+      <w:r>
+        <w:rPr>
+          <w:rFonts w:ascii="Calibri" w:hAnsi="Calibri" w:cs="Calibri"/>
+          <w:sz w:val="34"/>
+          <w:szCs w:val="34"/>
+        </w:rPr>
+        <w:lastRenderedPageBreak/>
         <w:t>Q3 (75%, higher quartile)</w:t>
       </w:r>
     </w:p>
@@ -5745,15 +5758,15 @@
         <w:jc w:val="both"/>
         <w:rPr>
           <w:rFonts w:ascii="Calibri" w:hAnsi="Calibri" w:cs="Calibri"/>
-          <w:sz w:val="36"/>
-          <w:szCs w:val="36"/>
-        </w:rPr>
-      </w:pPr>
-      <w:r>
-        <w:rPr>
-          <w:rFonts w:ascii="Calibri" w:hAnsi="Calibri" w:cs="Calibri"/>
-          <w:sz w:val="36"/>
-          <w:szCs w:val="36"/>
+          <w:sz w:val="34"/>
+          <w:szCs w:val="34"/>
+        </w:rPr>
+      </w:pPr>
+      <w:r>
+        <w:rPr>
+          <w:rFonts w:ascii="Calibri" w:hAnsi="Calibri" w:cs="Calibri"/>
+          <w:sz w:val="34"/>
+          <w:szCs w:val="34"/>
         </w:rPr>
         <w:t>Maximum</w:t>
       </w:r>
@@ -5763,15 +5776,15 @@
         <w:jc w:val="both"/>
         <w:rPr>
           <w:rFonts w:ascii="Calibri" w:hAnsi="Calibri" w:cs="Calibri"/>
-          <w:sz w:val="36"/>
-          <w:szCs w:val="36"/>
-        </w:rPr>
-      </w:pPr>
-      <w:r>
-        <w:rPr>
-          <w:rFonts w:ascii="Calibri" w:hAnsi="Calibri" w:cs="Calibri"/>
-          <w:sz w:val="36"/>
-          <w:szCs w:val="36"/>
+          <w:sz w:val="34"/>
+          <w:szCs w:val="34"/>
+        </w:rPr>
+      </w:pPr>
+      <w:r>
+        <w:rPr>
+          <w:rFonts w:ascii="Calibri" w:hAnsi="Calibri" w:cs="Calibri"/>
+          <w:sz w:val="34"/>
+          <w:szCs w:val="34"/>
         </w:rPr>
         <w:t># It also shows Outliers</w:t>
       </w:r>
@@ -5781,15 +5794,15 @@
         <w:jc w:val="both"/>
         <w:rPr>
           <w:rFonts w:ascii="Calibri" w:hAnsi="Calibri" w:cs="Calibri"/>
-          <w:sz w:val="36"/>
-          <w:szCs w:val="36"/>
-        </w:rPr>
-      </w:pPr>
-      <w:r>
-        <w:rPr>
-          <w:rFonts w:ascii="Calibri" w:hAnsi="Calibri" w:cs="Calibri"/>
-          <w:sz w:val="36"/>
-          <w:szCs w:val="36"/>
+          <w:sz w:val="34"/>
+          <w:szCs w:val="34"/>
+        </w:rPr>
+      </w:pPr>
+      <w:r>
+        <w:rPr>
+          <w:rFonts w:ascii="Calibri" w:hAnsi="Calibri" w:cs="Calibri"/>
+          <w:sz w:val="34"/>
+          <w:szCs w:val="34"/>
         </w:rPr>
         <w:t># Box Plot structure:</w:t>
       </w:r>
@@ -5804,15 +5817,15 @@
           <w:rFonts w:ascii="Calibri" w:hAnsi="Calibri" w:cs="Calibri"/>
           <w:b/>
           <w:bCs/>
-          <w:sz w:val="36"/>
-          <w:szCs w:val="36"/>
-        </w:rPr>
-      </w:pPr>
-      <w:r>
-        <w:rPr>
-          <w:rFonts w:ascii="Calibri" w:hAnsi="Calibri" w:cs="Calibri"/>
-          <w:sz w:val="36"/>
-          <w:szCs w:val="36"/>
+          <w:sz w:val="34"/>
+          <w:szCs w:val="34"/>
+        </w:rPr>
+      </w:pPr>
+      <w:r>
+        <w:rPr>
+          <w:rFonts w:ascii="Calibri" w:hAnsi="Calibri" w:cs="Calibri"/>
+          <w:sz w:val="34"/>
+          <w:szCs w:val="34"/>
         </w:rPr>
         <w:t xml:space="preserve">     </w:t>
       </w:r>
@@ -5821,8 +5834,8 @@
           <w:rFonts w:ascii="Calibri" w:hAnsi="Calibri" w:cs="Calibri"/>
           <w:b/>
           <w:bCs/>
-          <w:sz w:val="36"/>
-          <w:szCs w:val="36"/>
+          <w:sz w:val="34"/>
+          <w:szCs w:val="34"/>
         </w:rPr>
         <w:t xml:space="preserve">          |----o        ← Outlier</w:t>
       </w:r>
@@ -5837,17 +5850,17 @@
           <w:rFonts w:ascii="Calibri" w:hAnsi="Calibri" w:cs="Calibri"/>
           <w:b/>
           <w:bCs/>
-          <w:sz w:val="36"/>
-          <w:szCs w:val="36"/>
-        </w:rPr>
-      </w:pPr>
-      <w:r>
-        <w:rPr>
-          <w:rFonts w:ascii="Calibri" w:hAnsi="Calibri" w:cs="Calibri"/>
-          <w:b/>
-          <w:bCs/>
-          <w:sz w:val="36"/>
-          <w:szCs w:val="36"/>
+          <w:sz w:val="34"/>
+          <w:szCs w:val="34"/>
+        </w:rPr>
+      </w:pPr>
+      <w:r>
+        <w:rPr>
+          <w:rFonts w:ascii="Calibri" w:hAnsi="Calibri" w:cs="Calibri"/>
+          <w:b/>
+          <w:bCs/>
+          <w:sz w:val="34"/>
+          <w:szCs w:val="34"/>
         </w:rPr>
         <w:t xml:space="preserve">               |</w:t>
       </w:r>
@@ -5862,17 +5875,17 @@
           <w:rFonts w:ascii="Calibri" w:hAnsi="Calibri" w:cs="Calibri"/>
           <w:b/>
           <w:bCs/>
-          <w:sz w:val="36"/>
-          <w:szCs w:val="36"/>
-        </w:rPr>
-      </w:pPr>
-      <w:r>
-        <w:rPr>
-          <w:rFonts w:ascii="Calibri" w:hAnsi="Calibri" w:cs="Calibri"/>
-          <w:b/>
-          <w:bCs/>
-          <w:sz w:val="36"/>
-          <w:szCs w:val="36"/>
+          <w:sz w:val="34"/>
+          <w:szCs w:val="34"/>
+        </w:rPr>
+      </w:pPr>
+      <w:r>
+        <w:rPr>
+          <w:rFonts w:ascii="Calibri" w:hAnsi="Calibri" w:cs="Calibri"/>
+          <w:b/>
+          <w:bCs/>
+          <w:sz w:val="34"/>
+          <w:szCs w:val="34"/>
         </w:rPr>
         <w:t xml:space="preserve">   -------|---------</w:t>
       </w:r>
@@ -5887,17 +5900,17 @@
           <w:rFonts w:ascii="Calibri" w:hAnsi="Calibri" w:cs="Calibri"/>
           <w:b/>
           <w:bCs/>
-          <w:sz w:val="36"/>
-          <w:szCs w:val="36"/>
-        </w:rPr>
-      </w:pPr>
-      <w:r>
-        <w:rPr>
-          <w:rFonts w:ascii="Calibri" w:hAnsi="Calibri" w:cs="Calibri"/>
-          <w:b/>
-          <w:bCs/>
-          <w:sz w:val="36"/>
-          <w:szCs w:val="36"/>
+          <w:sz w:val="34"/>
+          <w:szCs w:val="34"/>
+        </w:rPr>
+      </w:pPr>
+      <w:r>
+        <w:rPr>
+          <w:rFonts w:ascii="Calibri" w:hAnsi="Calibri" w:cs="Calibri"/>
+          <w:b/>
+          <w:bCs/>
+          <w:sz w:val="34"/>
+          <w:szCs w:val="34"/>
         </w:rPr>
         <w:t xml:space="preserve">  |            |             |</w:t>
       </w:r>
@@ -5912,17 +5925,17 @@
           <w:rFonts w:ascii="Calibri" w:hAnsi="Calibri" w:cs="Calibri"/>
           <w:b/>
           <w:bCs/>
-          <w:sz w:val="36"/>
-          <w:szCs w:val="36"/>
-        </w:rPr>
-      </w:pPr>
-      <w:r>
-        <w:rPr>
-          <w:rFonts w:ascii="Calibri" w:hAnsi="Calibri" w:cs="Calibri"/>
-          <w:b/>
-          <w:bCs/>
-          <w:sz w:val="36"/>
-          <w:szCs w:val="36"/>
+          <w:sz w:val="34"/>
+          <w:szCs w:val="34"/>
+        </w:rPr>
+      </w:pPr>
+      <w:r>
+        <w:rPr>
+          <w:rFonts w:ascii="Calibri" w:hAnsi="Calibri" w:cs="Calibri"/>
+          <w:b/>
+          <w:bCs/>
+          <w:sz w:val="34"/>
+          <w:szCs w:val="34"/>
         </w:rPr>
         <w:t xml:space="preserve">  |            |             |</w:t>
       </w:r>
@@ -5937,17 +5950,17 @@
           <w:rFonts w:ascii="Calibri" w:hAnsi="Calibri" w:cs="Calibri"/>
           <w:b/>
           <w:bCs/>
-          <w:sz w:val="36"/>
-          <w:szCs w:val="36"/>
-        </w:rPr>
-      </w:pPr>
-      <w:r>
-        <w:rPr>
-          <w:rFonts w:ascii="Calibri" w:hAnsi="Calibri" w:cs="Calibri"/>
-          <w:b/>
-          <w:bCs/>
-          <w:sz w:val="36"/>
-          <w:szCs w:val="36"/>
+          <w:sz w:val="34"/>
+          <w:szCs w:val="34"/>
+        </w:rPr>
+      </w:pPr>
+      <w:r>
+        <w:rPr>
+          <w:rFonts w:ascii="Calibri" w:hAnsi="Calibri" w:cs="Calibri"/>
+          <w:b/>
+          <w:bCs/>
+          <w:sz w:val="34"/>
+          <w:szCs w:val="34"/>
         </w:rPr>
         <w:t xml:space="preserve">  |-------|--------|</w:t>
       </w:r>
@@ -5962,19 +5975,18 @@
           <w:rFonts w:ascii="Calibri" w:hAnsi="Calibri" w:cs="Calibri"/>
           <w:b/>
           <w:bCs/>
-          <w:sz w:val="36"/>
-          <w:szCs w:val="36"/>
-        </w:rPr>
-      </w:pPr>
-      <w:r>
-        <w:rPr>
-          <w:rFonts w:ascii="Calibri" w:hAnsi="Calibri" w:cs="Calibri"/>
-          <w:b/>
-          <w:bCs/>
-          <w:sz w:val="36"/>
-          <w:szCs w:val="36"/>
-        </w:rPr>
-        <w:lastRenderedPageBreak/>
+          <w:sz w:val="34"/>
+          <w:szCs w:val="34"/>
+        </w:rPr>
+      </w:pPr>
+      <w:r>
+        <w:rPr>
+          <w:rFonts w:ascii="Calibri" w:hAnsi="Calibri" w:cs="Calibri"/>
+          <w:b/>
+          <w:bCs/>
+          <w:sz w:val="34"/>
+          <w:szCs w:val="34"/>
+        </w:rPr>
         <w:t xml:space="preserve">  Q1   Median    Q3</w:t>
       </w:r>
     </w:p>
@@ -5983,15 +5995,15 @@
         <w:jc w:val="both"/>
         <w:rPr>
           <w:rFonts w:ascii="Calibri" w:hAnsi="Calibri" w:cs="Calibri"/>
-          <w:sz w:val="36"/>
-          <w:szCs w:val="36"/>
-        </w:rPr>
-      </w:pPr>
-      <w:r>
-        <w:rPr>
-          <w:rFonts w:ascii="Calibri" w:hAnsi="Calibri" w:cs="Calibri"/>
-          <w:sz w:val="36"/>
-          <w:szCs w:val="36"/>
+          <w:sz w:val="34"/>
+          <w:szCs w:val="34"/>
+        </w:rPr>
+      </w:pPr>
+      <w:r>
+        <w:rPr>
+          <w:rFonts w:ascii="Calibri" w:hAnsi="Calibri" w:cs="Calibri"/>
+          <w:sz w:val="34"/>
+          <w:szCs w:val="34"/>
         </w:rPr>
         <w:t># Key Concept, IQR (Interquartile Range).</w:t>
       </w:r>
@@ -6006,17 +6018,17 @@
           <w:rFonts w:ascii="Calibri" w:hAnsi="Calibri" w:cs="Calibri"/>
           <w:b/>
           <w:bCs/>
-          <w:sz w:val="36"/>
-          <w:szCs w:val="36"/>
-        </w:rPr>
-      </w:pPr>
-      <w:r>
-        <w:rPr>
-          <w:rFonts w:ascii="Calibri" w:hAnsi="Calibri" w:cs="Calibri"/>
-          <w:b/>
-          <w:bCs/>
-          <w:sz w:val="36"/>
-          <w:szCs w:val="36"/>
+          <w:sz w:val="34"/>
+          <w:szCs w:val="34"/>
+        </w:rPr>
+      </w:pPr>
+      <w:r>
+        <w:rPr>
+          <w:rFonts w:ascii="Calibri" w:hAnsi="Calibri" w:cs="Calibri"/>
+          <w:b/>
+          <w:bCs/>
+          <w:sz w:val="34"/>
+          <w:szCs w:val="34"/>
         </w:rPr>
         <w:tab/>
         <w:t>IQR  =  Q3  −  Q1</w:t>
@@ -6027,15 +6039,15 @@
         <w:jc w:val="both"/>
         <w:rPr>
           <w:rFonts w:ascii="Calibri" w:hAnsi="Calibri" w:cs="Calibri"/>
-          <w:sz w:val="36"/>
-          <w:szCs w:val="36"/>
-        </w:rPr>
-      </w:pPr>
-      <w:r>
-        <w:rPr>
-          <w:rFonts w:ascii="Calibri" w:hAnsi="Calibri" w:cs="Calibri"/>
-          <w:sz w:val="36"/>
-          <w:szCs w:val="36"/>
+          <w:sz w:val="34"/>
+          <w:szCs w:val="34"/>
+        </w:rPr>
+      </w:pPr>
+      <w:r>
+        <w:rPr>
+          <w:rFonts w:ascii="Calibri" w:hAnsi="Calibri" w:cs="Calibri"/>
+          <w:sz w:val="34"/>
+          <w:szCs w:val="34"/>
         </w:rPr>
         <w:t># Outlier rule:</w:t>
       </w:r>
@@ -6050,17 +6062,17 @@
           <w:rFonts w:ascii="Calibri" w:hAnsi="Calibri" w:cs="Calibri"/>
           <w:b/>
           <w:bCs/>
-          <w:sz w:val="36"/>
-          <w:szCs w:val="36"/>
-        </w:rPr>
-      </w:pPr>
-      <w:r>
-        <w:rPr>
-          <w:rFonts w:ascii="Calibri" w:hAnsi="Calibri" w:cs="Calibri"/>
-          <w:b/>
-          <w:bCs/>
-          <w:sz w:val="36"/>
-          <w:szCs w:val="36"/>
+          <w:sz w:val="34"/>
+          <w:szCs w:val="34"/>
+        </w:rPr>
+      </w:pPr>
+      <w:r>
+        <w:rPr>
+          <w:rFonts w:ascii="Calibri" w:hAnsi="Calibri" w:cs="Calibri"/>
+          <w:b/>
+          <w:bCs/>
+          <w:sz w:val="34"/>
+          <w:szCs w:val="34"/>
         </w:rPr>
         <w:t>Lower bound = Q1 - 1.5 * IQR</w:t>
       </w:r>
@@ -6075,17 +6087,17 @@
           <w:rFonts w:ascii="Calibri" w:hAnsi="Calibri" w:cs="Calibri"/>
           <w:b/>
           <w:bCs/>
-          <w:sz w:val="36"/>
-          <w:szCs w:val="36"/>
-        </w:rPr>
-      </w:pPr>
-      <w:r>
-        <w:rPr>
-          <w:rFonts w:ascii="Calibri" w:hAnsi="Calibri" w:cs="Calibri"/>
-          <w:b/>
-          <w:bCs/>
-          <w:sz w:val="36"/>
-          <w:szCs w:val="36"/>
+          <w:sz w:val="34"/>
+          <w:szCs w:val="34"/>
+        </w:rPr>
+      </w:pPr>
+      <w:r>
+        <w:rPr>
+          <w:rFonts w:ascii="Calibri" w:hAnsi="Calibri" w:cs="Calibri"/>
+          <w:b/>
+          <w:bCs/>
+          <w:sz w:val="34"/>
+          <w:szCs w:val="34"/>
         </w:rPr>
         <w:t>Upper bound = Q3 + 1.5 * IQR</w:t>
       </w:r>
@@ -6095,15 +6107,15 @@
         <w:jc w:val="both"/>
         <w:rPr>
           <w:rFonts w:ascii="Calibri" w:hAnsi="Calibri" w:cs="Calibri"/>
-          <w:sz w:val="36"/>
-          <w:szCs w:val="36"/>
-        </w:rPr>
-      </w:pPr>
-      <w:r>
-        <w:rPr>
-          <w:rFonts w:ascii="Calibri" w:hAnsi="Calibri" w:cs="Calibri"/>
-          <w:sz w:val="36"/>
-          <w:szCs w:val="36"/>
+          <w:sz w:val="34"/>
+          <w:szCs w:val="34"/>
+        </w:rPr>
+      </w:pPr>
+      <w:r>
+        <w:rPr>
+          <w:rFonts w:ascii="Calibri" w:hAnsi="Calibri" w:cs="Calibri"/>
+          <w:sz w:val="34"/>
+          <w:szCs w:val="34"/>
         </w:rPr>
         <w:t># Anything outside this range</w:t>
       </w:r>
@@ -6113,15 +6125,15 @@
         <w:jc w:val="both"/>
         <w:rPr>
           <w:rFonts w:ascii="Calibri" w:hAnsi="Calibri" w:cs="Calibri"/>
-          <w:sz w:val="36"/>
-          <w:szCs w:val="36"/>
-        </w:rPr>
-      </w:pPr>
-      <w:r>
-        <w:rPr>
-          <w:rFonts w:ascii="Calibri" w:hAnsi="Calibri" w:cs="Calibri"/>
-          <w:sz w:val="36"/>
-          <w:szCs w:val="36"/>
+          <w:sz w:val="34"/>
+          <w:szCs w:val="34"/>
+        </w:rPr>
+      </w:pPr>
+      <w:r>
+        <w:rPr>
+          <w:rFonts w:ascii="Calibri" w:hAnsi="Calibri" w:cs="Calibri"/>
+          <w:sz w:val="34"/>
+          <w:szCs w:val="34"/>
         </w:rPr>
         <w:t># In our Data, Grades:</w:t>
       </w:r>
@@ -6136,17 +6148,17 @@
           <w:rFonts w:ascii="Calibri" w:hAnsi="Calibri" w:cs="Calibri"/>
           <w:b/>
           <w:bCs/>
-          <w:sz w:val="36"/>
-          <w:szCs w:val="36"/>
-        </w:rPr>
-      </w:pPr>
-      <w:r>
-        <w:rPr>
-          <w:rFonts w:ascii="Calibri" w:hAnsi="Calibri" w:cs="Calibri"/>
-          <w:b/>
-          <w:bCs/>
-          <w:sz w:val="36"/>
-          <w:szCs w:val="36"/>
+          <w:sz w:val="34"/>
+          <w:szCs w:val="34"/>
+        </w:rPr>
+      </w:pPr>
+      <w:r>
+        <w:rPr>
+          <w:rFonts w:ascii="Calibri" w:hAnsi="Calibri" w:cs="Calibri"/>
+          <w:b/>
+          <w:bCs/>
+          <w:sz w:val="34"/>
+          <w:szCs w:val="34"/>
         </w:rPr>
         <w:t>[3.8, 3.9, 3.5, 4.0, 3.7, 5.0]</w:t>
       </w:r>
@@ -6156,15 +6168,15 @@
         <w:jc w:val="both"/>
         <w:rPr>
           <w:rFonts w:ascii="Calibri" w:hAnsi="Calibri" w:cs="Calibri"/>
-          <w:sz w:val="36"/>
-          <w:szCs w:val="36"/>
-        </w:rPr>
-      </w:pPr>
-      <w:r>
-        <w:rPr>
-          <w:rFonts w:ascii="Calibri" w:hAnsi="Calibri" w:cs="Calibri"/>
-          <w:sz w:val="36"/>
-          <w:szCs w:val="36"/>
+          <w:sz w:val="34"/>
+          <w:szCs w:val="34"/>
+        </w:rPr>
+      </w:pPr>
+      <w:r>
+        <w:rPr>
+          <w:rFonts w:ascii="Calibri" w:hAnsi="Calibri" w:cs="Calibri"/>
+          <w:sz w:val="34"/>
+          <w:szCs w:val="34"/>
         </w:rPr>
         <w:t>#</w:t>
       </w:r>
@@ -6173,16 +6185,16 @@
           <w:rFonts w:ascii="Calibri" w:hAnsi="Calibri" w:cs="Calibri"/>
           <w:b/>
           <w:bCs/>
-          <w:sz w:val="36"/>
-          <w:szCs w:val="36"/>
+          <w:sz w:val="34"/>
+          <w:szCs w:val="34"/>
         </w:rPr>
         <w:t xml:space="preserve"> 5.0</w:t>
       </w:r>
       <w:r>
         <w:rPr>
           <w:rFonts w:ascii="Calibri" w:hAnsi="Calibri" w:cs="Calibri"/>
-          <w:sz w:val="36"/>
-          <w:szCs w:val="36"/>
+          <w:sz w:val="34"/>
+          <w:szCs w:val="34"/>
         </w:rPr>
         <w:t xml:space="preserve"> is the Outlier</w:t>
       </w:r>
@@ -6192,15 +6204,15 @@
         <w:jc w:val="both"/>
         <w:rPr>
           <w:rFonts w:ascii="Calibri" w:hAnsi="Calibri" w:cs="Calibri"/>
-          <w:sz w:val="36"/>
-          <w:szCs w:val="36"/>
-        </w:rPr>
-      </w:pPr>
-      <w:r>
-        <w:rPr>
-          <w:rFonts w:ascii="Calibri" w:hAnsi="Calibri" w:cs="Calibri"/>
-          <w:sz w:val="36"/>
-          <w:szCs w:val="36"/>
+          <w:sz w:val="34"/>
+          <w:szCs w:val="34"/>
+        </w:rPr>
+      </w:pPr>
+      <w:r>
+        <w:rPr>
+          <w:rFonts w:ascii="Calibri" w:hAnsi="Calibri" w:cs="Calibri"/>
+          <w:sz w:val="34"/>
+          <w:szCs w:val="34"/>
         </w:rPr>
         <w:t xml:space="preserve"># </w:t>
       </w:r>
@@ -6209,16 +6221,16 @@
           <w:rFonts w:ascii="Calibri" w:hAnsi="Calibri" w:cs="Calibri"/>
           <w:b/>
           <w:bCs/>
-          <w:sz w:val="36"/>
-          <w:szCs w:val="36"/>
+          <w:sz w:val="34"/>
+          <w:szCs w:val="34"/>
         </w:rPr>
         <w:t>plt.boxplot(…)</w:t>
       </w:r>
       <w:r>
         <w:rPr>
           <w:rFonts w:ascii="Calibri" w:hAnsi="Calibri" w:cs="Calibri"/>
-          <w:sz w:val="36"/>
-          <w:szCs w:val="36"/>
+          <w:sz w:val="34"/>
+          <w:szCs w:val="34"/>
         </w:rPr>
         <w:t xml:space="preserve"> method takes a column of the Data Frame and shows statistics like a box</w:t>
       </w:r>
@@ -6228,16 +6240,17 @@
         <w:jc w:val="both"/>
         <w:rPr>
           <w:rFonts w:ascii="Calibri" w:hAnsi="Calibri" w:cs="Calibri"/>
-          <w:sz w:val="36"/>
-          <w:szCs w:val="36"/>
-        </w:rPr>
-      </w:pPr>
-      <w:r>
-        <w:rPr>
-          <w:rFonts w:ascii="Calibri" w:hAnsi="Calibri" w:cs="Calibri"/>
-          <w:sz w:val="36"/>
-          <w:szCs w:val="36"/>
-        </w:rPr>
+          <w:sz w:val="34"/>
+          <w:szCs w:val="34"/>
+        </w:rPr>
+      </w:pPr>
+      <w:r>
+        <w:rPr>
+          <w:rFonts w:ascii="Calibri" w:hAnsi="Calibri" w:cs="Calibri"/>
+          <w:sz w:val="34"/>
+          <w:szCs w:val="34"/>
+        </w:rPr>
+        <w:lastRenderedPageBreak/>
         <w:t xml:space="preserve"># </w:t>
       </w:r>
       <w:r>
@@ -6245,16 +6258,16 @@
           <w:rFonts w:ascii="Calibri" w:hAnsi="Calibri" w:cs="Calibri"/>
           <w:b/>
           <w:bCs/>
-          <w:sz w:val="36"/>
-          <w:szCs w:val="36"/>
+          <w:sz w:val="34"/>
+          <w:szCs w:val="34"/>
         </w:rPr>
         <w:t>plt.title()</w:t>
       </w:r>
       <w:r>
         <w:rPr>
           <w:rFonts w:ascii="Calibri" w:hAnsi="Calibri" w:cs="Calibri"/>
-          <w:sz w:val="36"/>
-          <w:szCs w:val="36"/>
+          <w:sz w:val="34"/>
+          <w:szCs w:val="34"/>
         </w:rPr>
         <w:t xml:space="preserve"> method is used to set the title</w:t>
       </w:r>
@@ -6267,18 +6280,18 @@
           <w:b/>
           <w:bCs/>
           <w:color w:val="D86DCB" w:themeColor="accent5" w:themeTint="99"/>
-          <w:sz w:val="36"/>
-          <w:szCs w:val="36"/>
-        </w:rPr>
-      </w:pPr>
-      <w:r>
-        <w:rPr>
-          <w:rFonts w:ascii="Calibri" w:hAnsi="Calibri" w:cs="Calibri"/>
-          <w:b/>
-          <w:bCs/>
-          <w:color w:val="D86DCB" w:themeColor="accent5" w:themeTint="99"/>
-          <w:sz w:val="36"/>
-          <w:szCs w:val="36"/>
+          <w:sz w:val="34"/>
+          <w:szCs w:val="34"/>
+        </w:rPr>
+      </w:pPr>
+      <w:r>
+        <w:rPr>
+          <w:rFonts w:ascii="Calibri" w:hAnsi="Calibri" w:cs="Calibri"/>
+          <w:b/>
+          <w:bCs/>
+          <w:color w:val="D86DCB" w:themeColor="accent5" w:themeTint="99"/>
+          <w:sz w:val="34"/>
+          <w:szCs w:val="34"/>
         </w:rPr>
         <w:t>import numpy as np</w:t>
       </w:r>
@@ -6291,18 +6304,18 @@
           <w:b/>
           <w:bCs/>
           <w:color w:val="D86DCB" w:themeColor="accent5" w:themeTint="99"/>
-          <w:sz w:val="36"/>
-          <w:szCs w:val="36"/>
-        </w:rPr>
-      </w:pPr>
-      <w:r>
-        <w:rPr>
-          <w:rFonts w:ascii="Calibri" w:hAnsi="Calibri" w:cs="Calibri"/>
-          <w:b/>
-          <w:bCs/>
-          <w:color w:val="D86DCB" w:themeColor="accent5" w:themeTint="99"/>
-          <w:sz w:val="36"/>
-          <w:szCs w:val="36"/>
+          <w:sz w:val="34"/>
+          <w:szCs w:val="34"/>
+        </w:rPr>
+      </w:pPr>
+      <w:r>
+        <w:rPr>
+          <w:rFonts w:ascii="Calibri" w:hAnsi="Calibri" w:cs="Calibri"/>
+          <w:b/>
+          <w:bCs/>
+          <w:color w:val="D86DCB" w:themeColor="accent5" w:themeTint="99"/>
+          <w:sz w:val="34"/>
+          <w:szCs w:val="34"/>
         </w:rPr>
         <w:t>import pandas as pd</w:t>
       </w:r>
@@ -6315,18 +6328,18 @@
           <w:b/>
           <w:bCs/>
           <w:color w:val="D86DCB" w:themeColor="accent5" w:themeTint="99"/>
-          <w:sz w:val="36"/>
-          <w:szCs w:val="36"/>
-        </w:rPr>
-      </w:pPr>
-      <w:r>
-        <w:rPr>
-          <w:rFonts w:ascii="Calibri" w:hAnsi="Calibri" w:cs="Calibri"/>
-          <w:b/>
-          <w:bCs/>
-          <w:color w:val="D86DCB" w:themeColor="accent5" w:themeTint="99"/>
-          <w:sz w:val="36"/>
-          <w:szCs w:val="36"/>
+          <w:sz w:val="34"/>
+          <w:szCs w:val="34"/>
+        </w:rPr>
+      </w:pPr>
+      <w:r>
+        <w:rPr>
+          <w:rFonts w:ascii="Calibri" w:hAnsi="Calibri" w:cs="Calibri"/>
+          <w:b/>
+          <w:bCs/>
+          <w:color w:val="D86DCB" w:themeColor="accent5" w:themeTint="99"/>
+          <w:sz w:val="34"/>
+          <w:szCs w:val="34"/>
         </w:rPr>
         <w:t>import matplotlib.pyplot as plt</w:t>
       </w:r>
@@ -6339,18 +6352,18 @@
           <w:b/>
           <w:bCs/>
           <w:color w:val="D86DCB" w:themeColor="accent5" w:themeTint="99"/>
-          <w:sz w:val="36"/>
-          <w:szCs w:val="36"/>
-        </w:rPr>
-      </w:pPr>
-      <w:r>
-        <w:rPr>
-          <w:rFonts w:ascii="Calibri" w:hAnsi="Calibri" w:cs="Calibri"/>
-          <w:b/>
-          <w:bCs/>
-          <w:color w:val="D86DCB" w:themeColor="accent5" w:themeTint="99"/>
-          <w:sz w:val="36"/>
-          <w:szCs w:val="36"/>
+          <w:sz w:val="34"/>
+          <w:szCs w:val="34"/>
+        </w:rPr>
+      </w:pPr>
+      <w:r>
+        <w:rPr>
+          <w:rFonts w:ascii="Calibri" w:hAnsi="Calibri" w:cs="Calibri"/>
+          <w:b/>
+          <w:bCs/>
+          <w:color w:val="D86DCB" w:themeColor="accent5" w:themeTint="99"/>
+          <w:sz w:val="34"/>
+          <w:szCs w:val="34"/>
         </w:rPr>
         <w:t>data = {</w:t>
       </w:r>
@@ -6363,18 +6376,18 @@
           <w:b/>
           <w:bCs/>
           <w:color w:val="D86DCB" w:themeColor="accent5" w:themeTint="99"/>
-          <w:sz w:val="36"/>
-          <w:szCs w:val="36"/>
-        </w:rPr>
-      </w:pPr>
-      <w:r>
-        <w:rPr>
-          <w:rFonts w:ascii="Calibri" w:hAnsi="Calibri" w:cs="Calibri"/>
-          <w:b/>
-          <w:bCs/>
-          <w:color w:val="D86DCB" w:themeColor="accent5" w:themeTint="99"/>
-          <w:sz w:val="36"/>
-          <w:szCs w:val="36"/>
+          <w:sz w:val="34"/>
+          <w:szCs w:val="34"/>
+        </w:rPr>
+      </w:pPr>
+      <w:r>
+        <w:rPr>
+          <w:rFonts w:ascii="Calibri" w:hAnsi="Calibri" w:cs="Calibri"/>
+          <w:b/>
+          <w:bCs/>
+          <w:color w:val="D86DCB" w:themeColor="accent5" w:themeTint="99"/>
+          <w:sz w:val="34"/>
+          <w:szCs w:val="34"/>
         </w:rPr>
         <w:t xml:space="preserve">    'Student_ID' : np.arange(1, 7),</w:t>
       </w:r>
@@ -6387,18 +6400,18 @@
           <w:b/>
           <w:bCs/>
           <w:color w:val="D86DCB" w:themeColor="accent5" w:themeTint="99"/>
-          <w:sz w:val="36"/>
-          <w:szCs w:val="36"/>
-        </w:rPr>
-      </w:pPr>
-      <w:r>
-        <w:rPr>
-          <w:rFonts w:ascii="Calibri" w:hAnsi="Calibri" w:cs="Calibri"/>
-          <w:b/>
-          <w:bCs/>
-          <w:color w:val="D86DCB" w:themeColor="accent5" w:themeTint="99"/>
-          <w:sz w:val="36"/>
-          <w:szCs w:val="36"/>
+          <w:sz w:val="34"/>
+          <w:szCs w:val="34"/>
+        </w:rPr>
+      </w:pPr>
+      <w:r>
+        <w:rPr>
+          <w:rFonts w:ascii="Calibri" w:hAnsi="Calibri" w:cs="Calibri"/>
+          <w:b/>
+          <w:bCs/>
+          <w:color w:val="D86DCB" w:themeColor="accent5" w:themeTint="99"/>
+          <w:sz w:val="34"/>
+          <w:szCs w:val="34"/>
         </w:rPr>
         <w:t xml:space="preserve">    'Name' : ['John', 'Emily', 'Michael', 'Sophia', 'William', 'Lol'],</w:t>
       </w:r>
@@ -6411,18 +6424,18 @@
           <w:b/>
           <w:bCs/>
           <w:color w:val="D86DCB" w:themeColor="accent5" w:themeTint="99"/>
-          <w:sz w:val="36"/>
-          <w:szCs w:val="36"/>
-        </w:rPr>
-      </w:pPr>
-      <w:r>
-        <w:rPr>
-          <w:rFonts w:ascii="Calibri" w:hAnsi="Calibri" w:cs="Calibri"/>
-          <w:b/>
-          <w:bCs/>
-          <w:color w:val="D86DCB" w:themeColor="accent5" w:themeTint="99"/>
-          <w:sz w:val="36"/>
-          <w:szCs w:val="36"/>
+          <w:sz w:val="34"/>
+          <w:szCs w:val="34"/>
+        </w:rPr>
+      </w:pPr>
+      <w:r>
+        <w:rPr>
+          <w:rFonts w:ascii="Calibri" w:hAnsi="Calibri" w:cs="Calibri"/>
+          <w:b/>
+          <w:bCs/>
+          <w:color w:val="D86DCB" w:themeColor="accent5" w:themeTint="99"/>
+          <w:sz w:val="34"/>
+          <w:szCs w:val="34"/>
         </w:rPr>
         <w:t xml:space="preserve">    'Age' : [20 ,21, 19, 22, 20, 19],</w:t>
       </w:r>
@@ -6435,18 +6448,18 @@
           <w:b/>
           <w:bCs/>
           <w:color w:val="D86DCB" w:themeColor="accent5" w:themeTint="99"/>
-          <w:sz w:val="36"/>
-          <w:szCs w:val="36"/>
-        </w:rPr>
-      </w:pPr>
-      <w:r>
-        <w:rPr>
-          <w:rFonts w:ascii="Calibri" w:hAnsi="Calibri" w:cs="Calibri"/>
-          <w:b/>
-          <w:bCs/>
-          <w:color w:val="D86DCB" w:themeColor="accent5" w:themeTint="99"/>
-          <w:sz w:val="36"/>
-          <w:szCs w:val="36"/>
+          <w:sz w:val="34"/>
+          <w:szCs w:val="34"/>
+        </w:rPr>
+      </w:pPr>
+      <w:r>
+        <w:rPr>
+          <w:rFonts w:ascii="Calibri" w:hAnsi="Calibri" w:cs="Calibri"/>
+          <w:b/>
+          <w:bCs/>
+          <w:color w:val="D86DCB" w:themeColor="accent5" w:themeTint="99"/>
+          <w:sz w:val="34"/>
+          <w:szCs w:val="34"/>
         </w:rPr>
         <w:t xml:space="preserve">    'Grade' : [3.8, 3.9, 3.5, 4.0, 3.7, 5.0],</w:t>
       </w:r>
@@ -6459,20 +6472,19 @@
           <w:b/>
           <w:bCs/>
           <w:color w:val="D86DCB" w:themeColor="accent5" w:themeTint="99"/>
-          <w:sz w:val="36"/>
-          <w:szCs w:val="36"/>
-        </w:rPr>
-      </w:pPr>
-      <w:r>
-        <w:rPr>
-          <w:rFonts w:ascii="Calibri" w:hAnsi="Calibri" w:cs="Calibri"/>
-          <w:b/>
-          <w:bCs/>
-          <w:color w:val="D86DCB" w:themeColor="accent5" w:themeTint="99"/>
-          <w:sz w:val="36"/>
-          <w:szCs w:val="36"/>
-        </w:rPr>
-        <w:lastRenderedPageBreak/>
+          <w:sz w:val="34"/>
+          <w:szCs w:val="34"/>
+        </w:rPr>
+      </w:pPr>
+      <w:r>
+        <w:rPr>
+          <w:rFonts w:ascii="Calibri" w:hAnsi="Calibri" w:cs="Calibri"/>
+          <w:b/>
+          <w:bCs/>
+          <w:color w:val="D86DCB" w:themeColor="accent5" w:themeTint="99"/>
+          <w:sz w:val="34"/>
+          <w:szCs w:val="34"/>
+        </w:rPr>
         <w:t xml:space="preserve">    'Major' : ['Computer Science', 'Biology', 'Mathematics', 'Engineering', 'Psychology', 'Arts']</w:t>
       </w:r>
     </w:p>
@@ -6484,18 +6496,18 @@
           <w:b/>
           <w:bCs/>
           <w:color w:val="D86DCB" w:themeColor="accent5" w:themeTint="99"/>
-          <w:sz w:val="36"/>
-          <w:szCs w:val="36"/>
-        </w:rPr>
-      </w:pPr>
-      <w:r>
-        <w:rPr>
-          <w:rFonts w:ascii="Calibri" w:hAnsi="Calibri" w:cs="Calibri"/>
-          <w:b/>
-          <w:bCs/>
-          <w:color w:val="D86DCB" w:themeColor="accent5" w:themeTint="99"/>
-          <w:sz w:val="36"/>
-          <w:szCs w:val="36"/>
+          <w:sz w:val="34"/>
+          <w:szCs w:val="34"/>
+        </w:rPr>
+      </w:pPr>
+      <w:r>
+        <w:rPr>
+          <w:rFonts w:ascii="Calibri" w:hAnsi="Calibri" w:cs="Calibri"/>
+          <w:b/>
+          <w:bCs/>
+          <w:color w:val="D86DCB" w:themeColor="accent5" w:themeTint="99"/>
+          <w:sz w:val="34"/>
+          <w:szCs w:val="34"/>
         </w:rPr>
         <w:t>}</w:t>
       </w:r>
@@ -6508,18 +6520,18 @@
           <w:b/>
           <w:bCs/>
           <w:color w:val="D86DCB" w:themeColor="accent5" w:themeTint="99"/>
-          <w:sz w:val="36"/>
-          <w:szCs w:val="36"/>
-        </w:rPr>
-      </w:pPr>
-      <w:r>
-        <w:rPr>
-          <w:rFonts w:ascii="Calibri" w:hAnsi="Calibri" w:cs="Calibri"/>
-          <w:b/>
-          <w:bCs/>
-          <w:color w:val="D86DCB" w:themeColor="accent5" w:themeTint="99"/>
-          <w:sz w:val="36"/>
-          <w:szCs w:val="36"/>
+          <w:sz w:val="34"/>
+          <w:szCs w:val="34"/>
+        </w:rPr>
+      </w:pPr>
+      <w:r>
+        <w:rPr>
+          <w:rFonts w:ascii="Calibri" w:hAnsi="Calibri" w:cs="Calibri"/>
+          <w:b/>
+          <w:bCs/>
+          <w:color w:val="D86DCB" w:themeColor="accent5" w:themeTint="99"/>
+          <w:sz w:val="34"/>
+          <w:szCs w:val="34"/>
         </w:rPr>
         <w:t>student_df = pd.DataFrame(data)</w:t>
       </w:r>
@@ -6532,18 +6544,18 @@
           <w:b/>
           <w:bCs/>
           <w:color w:val="D86DCB" w:themeColor="accent5" w:themeTint="99"/>
-          <w:sz w:val="36"/>
-          <w:szCs w:val="36"/>
-        </w:rPr>
-      </w:pPr>
-      <w:r>
-        <w:rPr>
-          <w:rFonts w:ascii="Calibri" w:hAnsi="Calibri" w:cs="Calibri"/>
-          <w:b/>
-          <w:bCs/>
-          <w:color w:val="D86DCB" w:themeColor="accent5" w:themeTint="99"/>
-          <w:sz w:val="36"/>
-          <w:szCs w:val="36"/>
+          <w:sz w:val="34"/>
+          <w:szCs w:val="34"/>
+        </w:rPr>
+      </w:pPr>
+      <w:r>
+        <w:rPr>
+          <w:rFonts w:ascii="Calibri" w:hAnsi="Calibri" w:cs="Calibri"/>
+          <w:b/>
+          <w:bCs/>
+          <w:color w:val="D86DCB" w:themeColor="accent5" w:themeTint="99"/>
+          <w:sz w:val="34"/>
+          <w:szCs w:val="34"/>
         </w:rPr>
         <w:t># Example: Box plot with Matplotlib</w:t>
       </w:r>
@@ -6556,18 +6568,18 @@
           <w:b/>
           <w:bCs/>
           <w:color w:val="D86DCB" w:themeColor="accent5" w:themeTint="99"/>
-          <w:sz w:val="36"/>
-          <w:szCs w:val="36"/>
-        </w:rPr>
-      </w:pPr>
-      <w:r>
-        <w:rPr>
-          <w:rFonts w:ascii="Calibri" w:hAnsi="Calibri" w:cs="Calibri"/>
-          <w:b/>
-          <w:bCs/>
-          <w:color w:val="D86DCB" w:themeColor="accent5" w:themeTint="99"/>
-          <w:sz w:val="36"/>
-          <w:szCs w:val="36"/>
+          <w:sz w:val="34"/>
+          <w:szCs w:val="34"/>
+        </w:rPr>
+      </w:pPr>
+      <w:r>
+        <w:rPr>
+          <w:rFonts w:ascii="Calibri" w:hAnsi="Calibri" w:cs="Calibri"/>
+          <w:b/>
+          <w:bCs/>
+          <w:color w:val="D86DCB" w:themeColor="accent5" w:themeTint="99"/>
+          <w:sz w:val="34"/>
+          <w:szCs w:val="34"/>
         </w:rPr>
         <w:t>plt.boxplot(student_df['Grade']) # 5.0 is the Outlier</w:t>
       </w:r>
@@ -6580,18 +6592,18 @@
           <w:b/>
           <w:bCs/>
           <w:color w:val="D86DCB" w:themeColor="accent5" w:themeTint="99"/>
-          <w:sz w:val="36"/>
-          <w:szCs w:val="36"/>
-        </w:rPr>
-      </w:pPr>
-      <w:r>
-        <w:rPr>
-          <w:rFonts w:ascii="Calibri" w:hAnsi="Calibri" w:cs="Calibri"/>
-          <w:b/>
-          <w:bCs/>
-          <w:color w:val="D86DCB" w:themeColor="accent5" w:themeTint="99"/>
-          <w:sz w:val="36"/>
-          <w:szCs w:val="36"/>
+          <w:sz w:val="34"/>
+          <w:szCs w:val="34"/>
+        </w:rPr>
+      </w:pPr>
+      <w:r>
+        <w:rPr>
+          <w:rFonts w:ascii="Calibri" w:hAnsi="Calibri" w:cs="Calibri"/>
+          <w:b/>
+          <w:bCs/>
+          <w:color w:val="D86DCB" w:themeColor="accent5" w:themeTint="99"/>
+          <w:sz w:val="34"/>
+          <w:szCs w:val="34"/>
         </w:rPr>
         <w:t>plt.title('Box Plot of Grade')</w:t>
       </w:r>
@@ -6604,18 +6616,18 @@
           <w:b/>
           <w:bCs/>
           <w:color w:val="D86DCB" w:themeColor="accent5" w:themeTint="99"/>
-          <w:sz w:val="36"/>
-          <w:szCs w:val="36"/>
-        </w:rPr>
-      </w:pPr>
-      <w:r>
-        <w:rPr>
-          <w:rFonts w:ascii="Calibri" w:hAnsi="Calibri" w:cs="Calibri"/>
-          <w:b/>
-          <w:bCs/>
-          <w:color w:val="D86DCB" w:themeColor="accent5" w:themeTint="99"/>
-          <w:sz w:val="36"/>
-          <w:szCs w:val="36"/>
+          <w:sz w:val="34"/>
+          <w:szCs w:val="34"/>
+        </w:rPr>
+      </w:pPr>
+      <w:r>
+        <w:rPr>
+          <w:rFonts w:ascii="Calibri" w:hAnsi="Calibri" w:cs="Calibri"/>
+          <w:b/>
+          <w:bCs/>
+          <w:color w:val="D86DCB" w:themeColor="accent5" w:themeTint="99"/>
+          <w:sz w:val="34"/>
+          <w:szCs w:val="34"/>
         </w:rPr>
         <w:t>plt.show()</w:t>
       </w:r>
@@ -6625,18 +6637,18 @@
         <w:jc w:val="both"/>
         <w:rPr>
           <w:rFonts w:ascii="Calibri" w:hAnsi="Calibri" w:cs="Calibri"/>
-          <w:sz w:val="36"/>
-          <w:szCs w:val="36"/>
-        </w:rPr>
-      </w:pPr>
-    </w:p>
-    <w:p>
-      <w:pPr>
-        <w:jc w:val="both"/>
-        <w:rPr>
-          <w:rFonts w:ascii="Calibri" w:hAnsi="Calibri" w:cs="Calibri"/>
-          <w:sz w:val="36"/>
-          <w:szCs w:val="36"/>
+          <w:sz w:val="34"/>
+          <w:szCs w:val="34"/>
+        </w:rPr>
+      </w:pPr>
+    </w:p>
+    <w:p>
+      <w:pPr>
+        <w:jc w:val="both"/>
+        <w:rPr>
+          <w:rFonts w:ascii="Calibri" w:hAnsi="Calibri" w:cs="Calibri"/>
+          <w:sz w:val="34"/>
+          <w:szCs w:val="34"/>
         </w:rPr>
       </w:pPr>
     </w:p>
